--- a/ASP.net-Core/asp.net-core-notes-12.docx
+++ b/ASP.net-Core/asp.net-core-notes-12.docx
@@ -459,6 +459,7 @@
         </w:rPr>
         <w:t xml:space="preserve"> </w:t>
       </w:r>
+      <w:proofErr w:type="gramStart"/>
       <w:r>
         <w:rPr>
           <w:rFonts w:ascii="Cascadia Mono" w:hAnsi="Cascadia Mono" w:cs="Cascadia Mono"/>
@@ -481,6 +482,7 @@
         </w:rPr>
         <w:t>(</w:t>
       </w:r>
+      <w:proofErr w:type="gramEnd"/>
       <w:r>
         <w:rPr>
           <w:rFonts w:ascii="Cascadia Mono" w:hAnsi="Cascadia Mono" w:cs="Cascadia Mono"/>
@@ -596,6 +598,7 @@
         </w:rPr>
         <w:t xml:space="preserve"> </w:t>
       </w:r>
+      <w:proofErr w:type="gramStart"/>
       <w:r>
         <w:rPr>
           <w:rFonts w:ascii="Cascadia Mono" w:hAnsi="Cascadia Mono" w:cs="Cascadia Mono"/>
@@ -618,6 +621,7 @@
         </w:rPr>
         <w:t>(</w:t>
       </w:r>
+      <w:proofErr w:type="gramEnd"/>
       <w:r>
         <w:rPr>
           <w:rFonts w:ascii="Cascadia Mono" w:hAnsi="Cascadia Mono" w:cs="Cascadia Mono"/>
@@ -733,6 +737,7 @@
         </w:rPr>
         <w:t xml:space="preserve"> </w:t>
       </w:r>
+      <w:proofErr w:type="gramStart"/>
       <w:r>
         <w:rPr>
           <w:rFonts w:ascii="Cascadia Mono" w:hAnsi="Cascadia Mono" w:cs="Cascadia Mono"/>
@@ -755,6 +760,7 @@
         </w:rPr>
         <w:t>(</w:t>
       </w:r>
+      <w:proofErr w:type="gramEnd"/>
       <w:r>
         <w:rPr>
           <w:rFonts w:ascii="Cascadia Mono" w:hAnsi="Cascadia Mono" w:cs="Cascadia Mono"/>
@@ -973,6 +979,7 @@
         </w:rPr>
         <w:t xml:space="preserve"> </w:t>
       </w:r>
+      <w:proofErr w:type="gramStart"/>
       <w:r>
         <w:rPr>
           <w:rFonts w:ascii="Cascadia Mono" w:hAnsi="Cascadia Mono" w:cs="Cascadia Mono"/>
@@ -995,6 +1002,7 @@
         </w:rPr>
         <w:t>(</w:t>
       </w:r>
+      <w:proofErr w:type="gramEnd"/>
       <w:r>
         <w:rPr>
           <w:rFonts w:ascii="Cascadia Mono" w:hAnsi="Cascadia Mono" w:cs="Cascadia Mono"/>
@@ -3044,16 +3052,29 @@
         </w:rPr>
         <w:t xml:space="preserve">  </w:t>
       </w:r>
-      <w:r>
-        <w:rPr>
-          <w:rFonts w:ascii="Cascadia Mono" w:hAnsi="Cascadia Mono" w:cs="Cascadia Mono"/>
-          <w:color w:val="0000FF"/>
-          <w:kern w:val="0"/>
-          <w:sz w:val="19"/>
-          <w:szCs w:val="19"/>
-          <w:highlight w:val="white"/>
-        </w:rPr>
-        <w:t>google.protobuf.DoubleValue</w:t>
+      <w:proofErr w:type="gramStart"/>
+      <w:r>
+        <w:rPr>
+          <w:rFonts w:ascii="Cascadia Mono" w:hAnsi="Cascadia Mono" w:cs="Cascadia Mono"/>
+          <w:color w:val="0000FF"/>
+          <w:kern w:val="0"/>
+          <w:sz w:val="19"/>
+          <w:szCs w:val="19"/>
+          <w:highlight w:val="white"/>
+        </w:rPr>
+        <w:t>google.protobuf</w:t>
+      </w:r>
+      <w:proofErr w:type="gramEnd"/>
+      <w:r>
+        <w:rPr>
+          <w:rFonts w:ascii="Cascadia Mono" w:hAnsi="Cascadia Mono" w:cs="Cascadia Mono"/>
+          <w:color w:val="0000FF"/>
+          <w:kern w:val="0"/>
+          <w:sz w:val="19"/>
+          <w:szCs w:val="19"/>
+          <w:highlight w:val="white"/>
+        </w:rPr>
+        <w:t>.DoubleValue</w:t>
       </w:r>
       <w:r>
         <w:rPr>
@@ -3093,16 +3114,29 @@
         </w:rPr>
         <w:t xml:space="preserve">  </w:t>
       </w:r>
-      <w:r>
-        <w:rPr>
-          <w:rFonts w:ascii="Cascadia Mono" w:hAnsi="Cascadia Mono" w:cs="Cascadia Mono"/>
-          <w:color w:val="0000FF"/>
-          <w:kern w:val="0"/>
-          <w:sz w:val="19"/>
-          <w:szCs w:val="19"/>
-          <w:highlight w:val="white"/>
-        </w:rPr>
-        <w:t>google.protobuf.Int32Value</w:t>
+      <w:proofErr w:type="gramStart"/>
+      <w:r>
+        <w:rPr>
+          <w:rFonts w:ascii="Cascadia Mono" w:hAnsi="Cascadia Mono" w:cs="Cascadia Mono"/>
+          <w:color w:val="0000FF"/>
+          <w:kern w:val="0"/>
+          <w:sz w:val="19"/>
+          <w:szCs w:val="19"/>
+          <w:highlight w:val="white"/>
+        </w:rPr>
+        <w:t>google.protobuf</w:t>
+      </w:r>
+      <w:proofErr w:type="gramEnd"/>
+      <w:r>
+        <w:rPr>
+          <w:rFonts w:ascii="Cascadia Mono" w:hAnsi="Cascadia Mono" w:cs="Cascadia Mono"/>
+          <w:color w:val="0000FF"/>
+          <w:kern w:val="0"/>
+          <w:sz w:val="19"/>
+          <w:szCs w:val="19"/>
+          <w:highlight w:val="white"/>
+        </w:rPr>
+        <w:t>.Int32Value</w:t>
       </w:r>
       <w:r>
         <w:rPr>
@@ -3142,16 +3176,29 @@
         </w:rPr>
         <w:t xml:space="preserve">  </w:t>
       </w:r>
-      <w:r>
-        <w:rPr>
-          <w:rFonts w:ascii="Cascadia Mono" w:hAnsi="Cascadia Mono" w:cs="Cascadia Mono"/>
-          <w:color w:val="0000FF"/>
-          <w:kern w:val="0"/>
-          <w:sz w:val="19"/>
-          <w:szCs w:val="19"/>
-          <w:highlight w:val="white"/>
-        </w:rPr>
-        <w:t>google.protobuf.BoolValue</w:t>
+      <w:proofErr w:type="gramStart"/>
+      <w:r>
+        <w:rPr>
+          <w:rFonts w:ascii="Cascadia Mono" w:hAnsi="Cascadia Mono" w:cs="Cascadia Mono"/>
+          <w:color w:val="0000FF"/>
+          <w:kern w:val="0"/>
+          <w:sz w:val="19"/>
+          <w:szCs w:val="19"/>
+          <w:highlight w:val="white"/>
+        </w:rPr>
+        <w:t>google.protobuf</w:t>
+      </w:r>
+      <w:proofErr w:type="gramEnd"/>
+      <w:r>
+        <w:rPr>
+          <w:rFonts w:ascii="Cascadia Mono" w:hAnsi="Cascadia Mono" w:cs="Cascadia Mono"/>
+          <w:color w:val="0000FF"/>
+          <w:kern w:val="0"/>
+          <w:sz w:val="19"/>
+          <w:szCs w:val="19"/>
+          <w:highlight w:val="white"/>
+        </w:rPr>
+        <w:t>.BoolValue</w:t>
       </w:r>
       <w:r>
         <w:rPr>
@@ -3343,16 +3390,29 @@
         </w:rPr>
         <w:t xml:space="preserve">  </w:t>
       </w:r>
-      <w:r>
-        <w:rPr>
-          <w:rFonts w:ascii="Cascadia Mono" w:hAnsi="Cascadia Mono" w:cs="Cascadia Mono"/>
-          <w:color w:val="0000FF"/>
-          <w:kern w:val="0"/>
-          <w:sz w:val="19"/>
-          <w:szCs w:val="19"/>
-          <w:highlight w:val="white"/>
-        </w:rPr>
-        <w:t>google.protobuf.Timestamp</w:t>
+      <w:proofErr w:type="gramStart"/>
+      <w:r>
+        <w:rPr>
+          <w:rFonts w:ascii="Cascadia Mono" w:hAnsi="Cascadia Mono" w:cs="Cascadia Mono"/>
+          <w:color w:val="0000FF"/>
+          <w:kern w:val="0"/>
+          <w:sz w:val="19"/>
+          <w:szCs w:val="19"/>
+          <w:highlight w:val="white"/>
+        </w:rPr>
+        <w:t>google.protobuf</w:t>
+      </w:r>
+      <w:proofErr w:type="gramEnd"/>
+      <w:r>
+        <w:rPr>
+          <w:rFonts w:ascii="Cascadia Mono" w:hAnsi="Cascadia Mono" w:cs="Cascadia Mono"/>
+          <w:color w:val="0000FF"/>
+          <w:kern w:val="0"/>
+          <w:sz w:val="19"/>
+          <w:szCs w:val="19"/>
+          <w:highlight w:val="white"/>
+        </w:rPr>
+        <w:t>.Timestamp</w:t>
       </w:r>
       <w:r>
         <w:rPr>
@@ -3392,16 +3452,29 @@
         </w:rPr>
         <w:t xml:space="preserve">  </w:t>
       </w:r>
-      <w:r>
-        <w:rPr>
-          <w:rFonts w:ascii="Cascadia Mono" w:hAnsi="Cascadia Mono" w:cs="Cascadia Mono"/>
-          <w:color w:val="0000FF"/>
-          <w:kern w:val="0"/>
-          <w:sz w:val="19"/>
-          <w:szCs w:val="19"/>
-          <w:highlight w:val="white"/>
-        </w:rPr>
-        <w:t>google.protobuf.Duration</w:t>
+      <w:proofErr w:type="gramStart"/>
+      <w:r>
+        <w:rPr>
+          <w:rFonts w:ascii="Cascadia Mono" w:hAnsi="Cascadia Mono" w:cs="Cascadia Mono"/>
+          <w:color w:val="0000FF"/>
+          <w:kern w:val="0"/>
+          <w:sz w:val="19"/>
+          <w:szCs w:val="19"/>
+          <w:highlight w:val="white"/>
+        </w:rPr>
+        <w:t>google.protobuf</w:t>
+      </w:r>
+      <w:proofErr w:type="gramEnd"/>
+      <w:r>
+        <w:rPr>
+          <w:rFonts w:ascii="Cascadia Mono" w:hAnsi="Cascadia Mono" w:cs="Cascadia Mono"/>
+          <w:color w:val="0000FF"/>
+          <w:kern w:val="0"/>
+          <w:sz w:val="19"/>
+          <w:szCs w:val="19"/>
+          <w:highlight w:val="white"/>
+        </w:rPr>
+        <w:t>.Duration</w:t>
       </w:r>
       <w:r>
         <w:rPr>
@@ -3457,6 +3530,229 @@
           <w:highlight w:val="white"/>
         </w:rPr>
       </w:pPr>
+    </w:p>
+    <w:p>
+      <w:pPr>
+        <w:ind w:left="720" w:firstLine="720"/>
+        <w:rPr>
+          <w:rFonts w:ascii="Sakkal Majalla" w:hAnsi="Sakkal Majalla" w:cs="Sakkal Majalla"/>
+          <w:sz w:val="28"/>
+          <w:szCs w:val="28"/>
+        </w:rPr>
+      </w:pPr>
+      <w:r>
+        <w:rPr>
+          <w:rFonts w:ascii="Sakkal Majalla" w:hAnsi="Sakkal Majalla" w:cs="Sakkal Majalla"/>
+          <w:sz w:val="28"/>
+          <w:szCs w:val="28"/>
+        </w:rPr>
+        <w:t>***********************************************************</w:t>
+      </w:r>
+    </w:p>
+    <w:p>
+      <w:pPr>
+        <w:rPr>
+          <w:rFonts w:ascii="Sakkal Majalla" w:hAnsi="Sakkal Majalla" w:cs="Sakkal Majalla"/>
+          <w:sz w:val="28"/>
+          <w:szCs w:val="28"/>
+        </w:rPr>
+      </w:pPr>
+      <w:r>
+        <w:rPr>
+          <w:noProof/>
+        </w:rPr>
+        <w:drawing>
+          <wp:inline distT="0" distB="0" distL="0" distR="0" wp14:anchorId="0476115C" wp14:editId="7C08B4D9">
+            <wp:extent cx="5943600" cy="4584700"/>
+            <wp:effectExtent l="0" t="0" r="0" b="6350"/>
+            <wp:docPr id="574302517" name="Picture 1"/>
+            <wp:cNvGraphicFramePr>
+              <a:graphicFrameLocks xmlns:a="http://schemas.openxmlformats.org/drawingml/2006/main" noChangeAspect="1"/>
+            </wp:cNvGraphicFramePr>
+            <a:graphic xmlns:a="http://schemas.openxmlformats.org/drawingml/2006/main">
+              <a:graphicData uri="http://schemas.openxmlformats.org/drawingml/2006/picture">
+                <pic:pic xmlns:pic="http://schemas.openxmlformats.org/drawingml/2006/picture">
+                  <pic:nvPicPr>
+                    <pic:cNvPr id="574302517" name=""/>
+                    <pic:cNvPicPr/>
+                  </pic:nvPicPr>
+                  <pic:blipFill>
+                    <a:blip r:embed="rId4"/>
+                    <a:stretch>
+                      <a:fillRect/>
+                    </a:stretch>
+                  </pic:blipFill>
+                  <pic:spPr>
+                    <a:xfrm>
+                      <a:off x="0" y="0"/>
+                      <a:ext cx="5943600" cy="4584700"/>
+                    </a:xfrm>
+                    <a:prstGeom prst="rect">
+                      <a:avLst/>
+                    </a:prstGeom>
+                  </pic:spPr>
+                </pic:pic>
+              </a:graphicData>
+            </a:graphic>
+          </wp:inline>
+        </w:drawing>
+      </w:r>
+    </w:p>
+    <w:p>
+      <w:pPr>
+        <w:ind w:left="720" w:firstLine="720"/>
+        <w:rPr>
+          <w:rFonts w:ascii="Sakkal Majalla" w:hAnsi="Sakkal Majalla" w:cs="Sakkal Majalla"/>
+          <w:sz w:val="28"/>
+          <w:szCs w:val="28"/>
+        </w:rPr>
+      </w:pPr>
+      <w:r>
+        <w:rPr>
+          <w:rFonts w:ascii="Sakkal Majalla" w:hAnsi="Sakkal Majalla" w:cs="Sakkal Majalla"/>
+          <w:sz w:val="28"/>
+          <w:szCs w:val="28"/>
+        </w:rPr>
+        <w:t>***********************************************************</w:t>
+      </w:r>
+    </w:p>
+    <w:p>
+      <w:pPr>
+        <w:rPr>
+          <w:rFonts w:ascii="Sakkal Majalla" w:hAnsi="Sakkal Majalla" w:cs="Sakkal Majalla"/>
+          <w:sz w:val="28"/>
+          <w:szCs w:val="28"/>
+        </w:rPr>
+      </w:pPr>
+      <w:r>
+        <w:rPr>
+          <w:rFonts w:ascii="Sakkal Majalla" w:hAnsi="Sakkal Majalla" w:cs="Sakkal Majalla"/>
+          <w:sz w:val="28"/>
+          <w:szCs w:val="28"/>
+        </w:rPr>
+        <w:lastRenderedPageBreak/>
+        <w:t xml:space="preserve">If we try to use a </w:t>
+      </w:r>
+      <w:r>
+        <w:rPr>
+          <w:rFonts w:ascii="Sakkal Majalla" w:hAnsi="Sakkal Majalla" w:cs="Sakkal Majalla"/>
+          <w:color w:val="C00000"/>
+          <w:sz w:val="28"/>
+          <w:szCs w:val="28"/>
+        </w:rPr>
+        <w:t xml:space="preserve">reserved field number </w:t>
+      </w:r>
+      <w:r>
+        <w:rPr>
+          <w:rFonts w:ascii="Sakkal Majalla" w:hAnsi="Sakkal Majalla" w:cs="Sakkal Majalla"/>
+          <w:sz w:val="28"/>
+          <w:szCs w:val="28"/>
+        </w:rPr>
+        <w:t xml:space="preserve">or </w:t>
+      </w:r>
+      <w:r>
+        <w:rPr>
+          <w:rFonts w:ascii="Sakkal Majalla" w:hAnsi="Sakkal Majalla" w:cs="Sakkal Majalla"/>
+          <w:color w:val="C00000"/>
+          <w:sz w:val="28"/>
+          <w:szCs w:val="28"/>
+        </w:rPr>
+        <w:t>field name</w:t>
+      </w:r>
+      <w:r>
+        <w:rPr>
+          <w:rFonts w:ascii="Sakkal Majalla" w:hAnsi="Sakkal Majalla" w:cs="Sakkal Majalla"/>
+          <w:sz w:val="28"/>
+          <w:szCs w:val="28"/>
+        </w:rPr>
+        <w:t xml:space="preserve">, </w:t>
+      </w:r>
+      <w:r>
+        <w:rPr>
+          <w:rFonts w:ascii="Sakkal Majalla" w:hAnsi="Sakkal Majalla" w:cs="Sakkal Majalla"/>
+          <w:color w:val="C00000"/>
+          <w:sz w:val="28"/>
+          <w:szCs w:val="28"/>
+        </w:rPr>
+        <w:t xml:space="preserve">the gRPC tooling </w:t>
+      </w:r>
+      <w:r>
+        <w:rPr>
+          <w:rFonts w:ascii="Sakkal Majalla" w:hAnsi="Sakkal Majalla" w:cs="Sakkal Majalla"/>
+          <w:sz w:val="28"/>
+          <w:szCs w:val="28"/>
+        </w:rPr>
+        <w:t xml:space="preserve">will report an error. Note that the </w:t>
+      </w:r>
+      <w:r>
+        <w:rPr>
+          <w:rFonts w:ascii="Sakkal Majalla" w:hAnsi="Sakkal Majalla" w:cs="Sakkal Majalla"/>
+          <w:color w:val="C00000"/>
+          <w:sz w:val="28"/>
+          <w:szCs w:val="28"/>
+        </w:rPr>
+        <w:t xml:space="preserve">reserved field names </w:t>
+      </w:r>
+      <w:r>
+        <w:rPr>
+          <w:rFonts w:ascii="Sakkal Majalla" w:hAnsi="Sakkal Majalla" w:cs="Sakkal Majalla"/>
+          <w:sz w:val="28"/>
+          <w:szCs w:val="28"/>
+        </w:rPr>
+        <w:t xml:space="preserve">should be listed, </w:t>
+      </w:r>
+      <w:r>
+        <w:rPr>
+          <w:rFonts w:ascii="Sakkal Majalla" w:hAnsi="Sakkal Majalla" w:cs="Sakkal Majalla"/>
+          <w:color w:val="C00000"/>
+          <w:sz w:val="28"/>
+          <w:szCs w:val="28"/>
+        </w:rPr>
+        <w:t>as well as the reserved field numbers</w:t>
+      </w:r>
+      <w:r>
+        <w:rPr>
+          <w:rFonts w:ascii="Sakkal Majalla" w:hAnsi="Sakkal Majalla" w:cs="Sakkal Majalla"/>
+          <w:sz w:val="28"/>
+          <w:szCs w:val="28"/>
+        </w:rPr>
+        <w:t xml:space="preserve">. This ensures that the JSON and text formats </w:t>
+      </w:r>
+      <w:r>
+        <w:rPr>
+          <w:rFonts w:ascii="Sakkal Majalla" w:hAnsi="Sakkal Majalla" w:cs="Sakkal Majalla"/>
+          <w:color w:val="C00000"/>
+          <w:sz w:val="28"/>
+          <w:szCs w:val="28"/>
+        </w:rPr>
+        <w:t>are backward compatible</w:t>
+      </w:r>
+      <w:r>
+        <w:rPr>
+          <w:rFonts w:ascii="Sakkal Majalla" w:hAnsi="Sakkal Majalla" w:cs="Sakkal Majalla"/>
+          <w:sz w:val="28"/>
+          <w:szCs w:val="28"/>
+        </w:rPr>
+        <w:t>. When the field names are reserved, they cannot be placed in the same reserved statement with the field numbers.</w:t>
+      </w:r>
+    </w:p>
+    <w:p>
+      <w:pPr>
+        <w:ind w:left="720" w:firstLine="720"/>
+        <w:rPr>
+          <w:rFonts w:ascii="Sakkal Majalla" w:hAnsi="Sakkal Majalla" w:cs="Sakkal Majalla"/>
+          <w:sz w:val="28"/>
+          <w:szCs w:val="28"/>
+        </w:rPr>
+      </w:pPr>
+      <w:r>
+        <w:rPr>
+          <w:rFonts w:ascii="Sakkal Majalla" w:hAnsi="Sakkal Majalla" w:cs="Sakkal Majalla"/>
+          <w:sz w:val="28"/>
+          <w:szCs w:val="28"/>
+        </w:rPr>
+        <w:t>***********************************************************</w:t>
+      </w:r>
     </w:p>
     <w:p>
       <w:pPr>

--- a/ASP.net-Core/asp.net-core-notes-12.docx
+++ b/ASP.net-Core/asp.net-core-notes-12.docx
@@ -459,7 +459,6 @@
         </w:rPr>
         <w:t xml:space="preserve"> </w:t>
       </w:r>
-      <w:proofErr w:type="gramStart"/>
       <w:r>
         <w:rPr>
           <w:rFonts w:ascii="Cascadia Mono" w:hAnsi="Cascadia Mono" w:cs="Cascadia Mono"/>
@@ -482,7 +481,6 @@
         </w:rPr>
         <w:t>(</w:t>
       </w:r>
-      <w:proofErr w:type="gramEnd"/>
       <w:r>
         <w:rPr>
           <w:rFonts w:ascii="Cascadia Mono" w:hAnsi="Cascadia Mono" w:cs="Cascadia Mono"/>
@@ -598,7 +596,6 @@
         </w:rPr>
         <w:t xml:space="preserve"> </w:t>
       </w:r>
-      <w:proofErr w:type="gramStart"/>
       <w:r>
         <w:rPr>
           <w:rFonts w:ascii="Cascadia Mono" w:hAnsi="Cascadia Mono" w:cs="Cascadia Mono"/>
@@ -621,7 +618,6 @@
         </w:rPr>
         <w:t>(</w:t>
       </w:r>
-      <w:proofErr w:type="gramEnd"/>
       <w:r>
         <w:rPr>
           <w:rFonts w:ascii="Cascadia Mono" w:hAnsi="Cascadia Mono" w:cs="Cascadia Mono"/>
@@ -737,7 +733,6 @@
         </w:rPr>
         <w:t xml:space="preserve"> </w:t>
       </w:r>
-      <w:proofErr w:type="gramStart"/>
       <w:r>
         <w:rPr>
           <w:rFonts w:ascii="Cascadia Mono" w:hAnsi="Cascadia Mono" w:cs="Cascadia Mono"/>
@@ -760,7 +755,6 @@
         </w:rPr>
         <w:t>(</w:t>
       </w:r>
-      <w:proofErr w:type="gramEnd"/>
       <w:r>
         <w:rPr>
           <w:rFonts w:ascii="Cascadia Mono" w:hAnsi="Cascadia Mono" w:cs="Cascadia Mono"/>
@@ -979,7 +973,6 @@
         </w:rPr>
         <w:t xml:space="preserve"> </w:t>
       </w:r>
-      <w:proofErr w:type="gramStart"/>
       <w:r>
         <w:rPr>
           <w:rFonts w:ascii="Cascadia Mono" w:hAnsi="Cascadia Mono" w:cs="Cascadia Mono"/>
@@ -1002,7 +995,6 @@
         </w:rPr>
         <w:t>(</w:t>
       </w:r>
-      <w:proofErr w:type="gramEnd"/>
       <w:r>
         <w:rPr>
           <w:rFonts w:ascii="Cascadia Mono" w:hAnsi="Cascadia Mono" w:cs="Cascadia Mono"/>
@@ -3052,7 +3044,6 @@
         </w:rPr>
         <w:t xml:space="preserve">  </w:t>
       </w:r>
-      <w:proofErr w:type="gramStart"/>
       <w:r>
         <w:rPr>
           <w:rFonts w:ascii="Cascadia Mono" w:hAnsi="Cascadia Mono" w:cs="Cascadia Mono"/>
@@ -3062,9 +3053,46 @@
           <w:szCs w:val="19"/>
           <w:highlight w:val="white"/>
         </w:rPr>
-        <w:t>google.protobuf</w:t>
-      </w:r>
-      <w:proofErr w:type="gramEnd"/>
+        <w:t>google.protobuf.DoubleValue</w:t>
+      </w:r>
+      <w:r>
+        <w:rPr>
+          <w:rFonts w:ascii="Cascadia Mono" w:hAnsi="Cascadia Mono" w:cs="Cascadia Mono"/>
+          <w:color w:val="000000"/>
+          <w:kern w:val="0"/>
+          <w:sz w:val="19"/>
+          <w:szCs w:val="19"/>
+          <w:highlight w:val="white"/>
+        </w:rPr>
+        <w:t xml:space="preserve"> unit_price = 3;</w:t>
+      </w:r>
+    </w:p>
+    <w:p>
+      <w:pPr>
+        <w:autoSpaceDE w:val="0"/>
+        <w:autoSpaceDN w:val="0"/>
+        <w:adjustRightInd w:val="0"/>
+        <w:spacing w:after="0" w:line="240" w:lineRule="auto"/>
+        <w:rPr>
+          <w:rFonts w:ascii="Cascadia Mono" w:hAnsi="Cascadia Mono" w:cs="Cascadia Mono"/>
+          <w:color w:val="000000"/>
+          <w:kern w:val="0"/>
+          <w:sz w:val="19"/>
+          <w:szCs w:val="19"/>
+          <w:highlight w:val="white"/>
+        </w:rPr>
+      </w:pPr>
+      <w:r>
+        <w:rPr>
+          <w:rFonts w:ascii="Cascadia Mono" w:hAnsi="Cascadia Mono" w:cs="Cascadia Mono"/>
+          <w:color w:val="000000"/>
+          <w:kern w:val="0"/>
+          <w:sz w:val="19"/>
+          <w:szCs w:val="19"/>
+          <w:highlight w:val="white"/>
+        </w:rPr>
+        <w:t xml:space="preserve">  </w:t>
+      </w:r>
       <w:r>
         <w:rPr>
           <w:rFonts w:ascii="Cascadia Mono" w:hAnsi="Cascadia Mono" w:cs="Cascadia Mono"/>
@@ -3074,18 +3102,18 @@
           <w:szCs w:val="19"/>
           <w:highlight w:val="white"/>
         </w:rPr>
-        <w:t>.DoubleValue</w:t>
-      </w:r>
-      <w:r>
-        <w:rPr>
-          <w:rFonts w:ascii="Cascadia Mono" w:hAnsi="Cascadia Mono" w:cs="Cascadia Mono"/>
-          <w:color w:val="000000"/>
-          <w:kern w:val="0"/>
-          <w:sz w:val="19"/>
-          <w:szCs w:val="19"/>
-          <w:highlight w:val="white"/>
-        </w:rPr>
-        <w:t xml:space="preserve"> unit_price = 3;</w:t>
+        <w:t>google.protobuf.Int32Value</w:t>
+      </w:r>
+      <w:r>
+        <w:rPr>
+          <w:rFonts w:ascii="Cascadia Mono" w:hAnsi="Cascadia Mono" w:cs="Cascadia Mono"/>
+          <w:color w:val="000000"/>
+          <w:kern w:val="0"/>
+          <w:sz w:val="19"/>
+          <w:szCs w:val="19"/>
+          <w:highlight w:val="white"/>
+        </w:rPr>
+        <w:t xml:space="preserve"> quantity = 4;</w:t>
       </w:r>
     </w:p>
     <w:p>
@@ -3114,7 +3142,6 @@
         </w:rPr>
         <w:t xml:space="preserve">  </w:t>
       </w:r>
-      <w:proofErr w:type="gramStart"/>
       <w:r>
         <w:rPr>
           <w:rFonts w:ascii="Cascadia Mono" w:hAnsi="Cascadia Mono" w:cs="Cascadia Mono"/>
@@ -3124,9 +3151,78 @@
           <w:szCs w:val="19"/>
           <w:highlight w:val="white"/>
         </w:rPr>
-        <w:t>google.protobuf</w:t>
-      </w:r>
-      <w:proofErr w:type="gramEnd"/>
+        <w:t>google.protobuf.BoolValue</w:t>
+      </w:r>
+      <w:r>
+        <w:rPr>
+          <w:rFonts w:ascii="Cascadia Mono" w:hAnsi="Cascadia Mono" w:cs="Cascadia Mono"/>
+          <w:color w:val="000000"/>
+          <w:kern w:val="0"/>
+          <w:sz w:val="19"/>
+          <w:szCs w:val="19"/>
+          <w:highlight w:val="white"/>
+        </w:rPr>
+        <w:t xml:space="preserve"> is_taxable = 5;</w:t>
+      </w:r>
+    </w:p>
+    <w:p>
+      <w:pPr>
+        <w:autoSpaceDE w:val="0"/>
+        <w:autoSpaceDN w:val="0"/>
+        <w:adjustRightInd w:val="0"/>
+        <w:spacing w:after="0" w:line="240" w:lineRule="auto"/>
+        <w:rPr>
+          <w:rFonts w:ascii="Cascadia Mono" w:hAnsi="Cascadia Mono" w:cs="Cascadia Mono"/>
+          <w:color w:val="000000"/>
+          <w:kern w:val="0"/>
+          <w:sz w:val="19"/>
+          <w:szCs w:val="19"/>
+          <w:highlight w:val="white"/>
+        </w:rPr>
+      </w:pPr>
+      <w:r>
+        <w:rPr>
+          <w:rFonts w:ascii="Cascadia Mono" w:hAnsi="Cascadia Mono" w:cs="Cascadia Mono"/>
+          <w:color w:val="000000"/>
+          <w:kern w:val="0"/>
+          <w:sz w:val="19"/>
+          <w:szCs w:val="19"/>
+          <w:highlight w:val="white"/>
+        </w:rPr>
+        <w:t>}</w:t>
+      </w:r>
+    </w:p>
+    <w:p>
+      <w:pPr>
+        <w:autoSpaceDE w:val="0"/>
+        <w:autoSpaceDN w:val="0"/>
+        <w:adjustRightInd w:val="0"/>
+        <w:spacing w:after="0" w:line="240" w:lineRule="auto"/>
+        <w:rPr>
+          <w:rFonts w:ascii="Cascadia Mono" w:hAnsi="Cascadia Mono" w:cs="Cascadia Mono"/>
+          <w:color w:val="000000"/>
+          <w:kern w:val="0"/>
+          <w:sz w:val="19"/>
+          <w:szCs w:val="19"/>
+          <w:highlight w:val="white"/>
+        </w:rPr>
+      </w:pPr>
+    </w:p>
+    <w:p>
+      <w:pPr>
+        <w:autoSpaceDE w:val="0"/>
+        <w:autoSpaceDN w:val="0"/>
+        <w:adjustRightInd w:val="0"/>
+        <w:spacing w:after="0" w:line="240" w:lineRule="auto"/>
+        <w:rPr>
+          <w:rFonts w:ascii="Cascadia Mono" w:hAnsi="Cascadia Mono" w:cs="Cascadia Mono"/>
+          <w:color w:val="000000"/>
+          <w:kern w:val="0"/>
+          <w:sz w:val="19"/>
+          <w:szCs w:val="19"/>
+          <w:highlight w:val="white"/>
+        </w:rPr>
+      </w:pPr>
       <w:r>
         <w:rPr>
           <w:rFonts w:ascii="Cascadia Mono" w:hAnsi="Cascadia Mono" w:cs="Cascadia Mono"/>
@@ -3136,18 +3232,40 @@
           <w:szCs w:val="19"/>
           <w:highlight w:val="white"/>
         </w:rPr>
-        <w:t>.Int32Value</w:t>
-      </w:r>
-      <w:r>
-        <w:rPr>
-          <w:rFonts w:ascii="Cascadia Mono" w:hAnsi="Cascadia Mono" w:cs="Cascadia Mono"/>
-          <w:color w:val="000000"/>
-          <w:kern w:val="0"/>
-          <w:sz w:val="19"/>
-          <w:szCs w:val="19"/>
-          <w:highlight w:val="white"/>
-        </w:rPr>
-        <w:t xml:space="preserve"> quantity = 4;</w:t>
+        <w:t>message</w:t>
+      </w:r>
+      <w:r>
+        <w:rPr>
+          <w:rFonts w:ascii="Cascadia Mono" w:hAnsi="Cascadia Mono" w:cs="Cascadia Mono"/>
+          <w:color w:val="000000"/>
+          <w:kern w:val="0"/>
+          <w:sz w:val="19"/>
+          <w:szCs w:val="19"/>
+          <w:highlight w:val="white"/>
+        </w:rPr>
+        <w:t xml:space="preserve"> </w:t>
+      </w:r>
+      <w:r>
+        <w:rPr>
+          <w:rFonts w:ascii="Cascadia Mono" w:hAnsi="Cascadia Mono" w:cs="Cascadia Mono"/>
+          <w:color w:val="2B91AF"/>
+          <w:kern w:val="0"/>
+          <w:sz w:val="19"/>
+          <w:szCs w:val="19"/>
+          <w:highlight w:val="white"/>
+        </w:rPr>
+        <w:t>UpdateInvoiceDueDateRequest</w:t>
+      </w:r>
+      <w:r>
+        <w:rPr>
+          <w:rFonts w:ascii="Cascadia Mono" w:hAnsi="Cascadia Mono" w:cs="Cascadia Mono"/>
+          <w:color w:val="000000"/>
+          <w:kern w:val="0"/>
+          <w:sz w:val="19"/>
+          <w:szCs w:val="19"/>
+          <w:highlight w:val="white"/>
+        </w:rPr>
+        <w:t xml:space="preserve"> {</w:t>
       </w:r>
     </w:p>
     <w:p>
@@ -3176,7 +3294,6 @@
         </w:rPr>
         <w:t xml:space="preserve">  </w:t>
       </w:r>
-      <w:proofErr w:type="gramStart"/>
       <w:r>
         <w:rPr>
           <w:rFonts w:ascii="Cascadia Mono" w:hAnsi="Cascadia Mono" w:cs="Cascadia Mono"/>
@@ -3186,9 +3303,46 @@
           <w:szCs w:val="19"/>
           <w:highlight w:val="white"/>
         </w:rPr>
-        <w:t>google.protobuf</w:t>
-      </w:r>
-      <w:proofErr w:type="gramEnd"/>
+        <w:t>string</w:t>
+      </w:r>
+      <w:r>
+        <w:rPr>
+          <w:rFonts w:ascii="Cascadia Mono" w:hAnsi="Cascadia Mono" w:cs="Cascadia Mono"/>
+          <w:color w:val="000000"/>
+          <w:kern w:val="0"/>
+          <w:sz w:val="19"/>
+          <w:szCs w:val="19"/>
+          <w:highlight w:val="white"/>
+        </w:rPr>
+        <w:t xml:space="preserve"> invoice_id = 1;</w:t>
+      </w:r>
+    </w:p>
+    <w:p>
+      <w:pPr>
+        <w:autoSpaceDE w:val="0"/>
+        <w:autoSpaceDN w:val="0"/>
+        <w:adjustRightInd w:val="0"/>
+        <w:spacing w:after="0" w:line="240" w:lineRule="auto"/>
+        <w:rPr>
+          <w:rFonts w:ascii="Cascadia Mono" w:hAnsi="Cascadia Mono" w:cs="Cascadia Mono"/>
+          <w:color w:val="000000"/>
+          <w:kern w:val="0"/>
+          <w:sz w:val="19"/>
+          <w:szCs w:val="19"/>
+          <w:highlight w:val="white"/>
+        </w:rPr>
+      </w:pPr>
+      <w:r>
+        <w:rPr>
+          <w:rFonts w:ascii="Cascadia Mono" w:hAnsi="Cascadia Mono" w:cs="Cascadia Mono"/>
+          <w:color w:val="000000"/>
+          <w:kern w:val="0"/>
+          <w:sz w:val="19"/>
+          <w:szCs w:val="19"/>
+          <w:highlight w:val="white"/>
+        </w:rPr>
+        <w:t xml:space="preserve">  </w:t>
+      </w:r>
       <w:r>
         <w:rPr>
           <w:rFonts w:ascii="Cascadia Mono" w:hAnsi="Cascadia Mono" w:cs="Cascadia Mono"/>
@@ -3198,78 +3352,46 @@
           <w:szCs w:val="19"/>
           <w:highlight w:val="white"/>
         </w:rPr>
-        <w:t>.BoolValue</w:t>
-      </w:r>
-      <w:r>
-        <w:rPr>
-          <w:rFonts w:ascii="Cascadia Mono" w:hAnsi="Cascadia Mono" w:cs="Cascadia Mono"/>
-          <w:color w:val="000000"/>
-          <w:kern w:val="0"/>
-          <w:sz w:val="19"/>
-          <w:szCs w:val="19"/>
-          <w:highlight w:val="white"/>
-        </w:rPr>
-        <w:t xml:space="preserve"> is_taxable = 5;</w:t>
-      </w:r>
-    </w:p>
-    <w:p>
-      <w:pPr>
-        <w:autoSpaceDE w:val="0"/>
-        <w:autoSpaceDN w:val="0"/>
-        <w:adjustRightInd w:val="0"/>
-        <w:spacing w:after="0" w:line="240" w:lineRule="auto"/>
-        <w:rPr>
-          <w:rFonts w:ascii="Cascadia Mono" w:hAnsi="Cascadia Mono" w:cs="Cascadia Mono"/>
-          <w:color w:val="000000"/>
-          <w:kern w:val="0"/>
-          <w:sz w:val="19"/>
-          <w:szCs w:val="19"/>
-          <w:highlight w:val="white"/>
-        </w:rPr>
-      </w:pPr>
-      <w:r>
-        <w:rPr>
-          <w:rFonts w:ascii="Cascadia Mono" w:hAnsi="Cascadia Mono" w:cs="Cascadia Mono"/>
-          <w:color w:val="000000"/>
-          <w:kern w:val="0"/>
-          <w:sz w:val="19"/>
-          <w:szCs w:val="19"/>
-          <w:highlight w:val="white"/>
-        </w:rPr>
-        <w:t>}</w:t>
-      </w:r>
-    </w:p>
-    <w:p>
-      <w:pPr>
-        <w:autoSpaceDE w:val="0"/>
-        <w:autoSpaceDN w:val="0"/>
-        <w:adjustRightInd w:val="0"/>
-        <w:spacing w:after="0" w:line="240" w:lineRule="auto"/>
-        <w:rPr>
-          <w:rFonts w:ascii="Cascadia Mono" w:hAnsi="Cascadia Mono" w:cs="Cascadia Mono"/>
-          <w:color w:val="000000"/>
-          <w:kern w:val="0"/>
-          <w:sz w:val="19"/>
-          <w:szCs w:val="19"/>
-          <w:highlight w:val="white"/>
-        </w:rPr>
-      </w:pPr>
-    </w:p>
-    <w:p>
-      <w:pPr>
-        <w:autoSpaceDE w:val="0"/>
-        <w:autoSpaceDN w:val="0"/>
-        <w:adjustRightInd w:val="0"/>
-        <w:spacing w:after="0" w:line="240" w:lineRule="auto"/>
-        <w:rPr>
-          <w:rFonts w:ascii="Cascadia Mono" w:hAnsi="Cascadia Mono" w:cs="Cascadia Mono"/>
-          <w:color w:val="000000"/>
-          <w:kern w:val="0"/>
-          <w:sz w:val="19"/>
-          <w:szCs w:val="19"/>
-          <w:highlight w:val="white"/>
-        </w:rPr>
-      </w:pPr>
+        <w:t>google.protobuf.Timestamp</w:t>
+      </w:r>
+      <w:r>
+        <w:rPr>
+          <w:rFonts w:ascii="Cascadia Mono" w:hAnsi="Cascadia Mono" w:cs="Cascadia Mono"/>
+          <w:color w:val="000000"/>
+          <w:kern w:val="0"/>
+          <w:sz w:val="19"/>
+          <w:szCs w:val="19"/>
+          <w:highlight w:val="white"/>
+        </w:rPr>
+        <w:t xml:space="preserve"> due_date = 2;</w:t>
+      </w:r>
+    </w:p>
+    <w:p>
+      <w:pPr>
+        <w:autoSpaceDE w:val="0"/>
+        <w:autoSpaceDN w:val="0"/>
+        <w:adjustRightInd w:val="0"/>
+        <w:spacing w:after="0" w:line="240" w:lineRule="auto"/>
+        <w:rPr>
+          <w:rFonts w:ascii="Cascadia Mono" w:hAnsi="Cascadia Mono" w:cs="Cascadia Mono"/>
+          <w:color w:val="000000"/>
+          <w:kern w:val="0"/>
+          <w:sz w:val="19"/>
+          <w:szCs w:val="19"/>
+          <w:highlight w:val="white"/>
+        </w:rPr>
+      </w:pPr>
+      <w:r>
+        <w:rPr>
+          <w:rFonts w:ascii="Cascadia Mono" w:hAnsi="Cascadia Mono" w:cs="Cascadia Mono"/>
+          <w:color w:val="000000"/>
+          <w:kern w:val="0"/>
+          <w:sz w:val="19"/>
+          <w:szCs w:val="19"/>
+          <w:highlight w:val="white"/>
+        </w:rPr>
+        <w:t xml:space="preserve">  </w:t>
+      </w:r>
       <w:r>
         <w:rPr>
           <w:rFonts w:ascii="Cascadia Mono" w:hAnsi="Cascadia Mono" w:cs="Cascadia Mono"/>
@@ -3279,202 +3401,7 @@
           <w:szCs w:val="19"/>
           <w:highlight w:val="white"/>
         </w:rPr>
-        <w:t>message</w:t>
-      </w:r>
-      <w:r>
-        <w:rPr>
-          <w:rFonts w:ascii="Cascadia Mono" w:hAnsi="Cascadia Mono" w:cs="Cascadia Mono"/>
-          <w:color w:val="000000"/>
-          <w:kern w:val="0"/>
-          <w:sz w:val="19"/>
-          <w:szCs w:val="19"/>
-          <w:highlight w:val="white"/>
-        </w:rPr>
-        <w:t xml:space="preserve"> </w:t>
-      </w:r>
-      <w:r>
-        <w:rPr>
-          <w:rFonts w:ascii="Cascadia Mono" w:hAnsi="Cascadia Mono" w:cs="Cascadia Mono"/>
-          <w:color w:val="2B91AF"/>
-          <w:kern w:val="0"/>
-          <w:sz w:val="19"/>
-          <w:szCs w:val="19"/>
-          <w:highlight w:val="white"/>
-        </w:rPr>
-        <w:t>UpdateInvoiceDueDateRequest</w:t>
-      </w:r>
-      <w:r>
-        <w:rPr>
-          <w:rFonts w:ascii="Cascadia Mono" w:hAnsi="Cascadia Mono" w:cs="Cascadia Mono"/>
-          <w:color w:val="000000"/>
-          <w:kern w:val="0"/>
-          <w:sz w:val="19"/>
-          <w:szCs w:val="19"/>
-          <w:highlight w:val="white"/>
-        </w:rPr>
-        <w:t xml:space="preserve"> {</w:t>
-      </w:r>
-    </w:p>
-    <w:p>
-      <w:pPr>
-        <w:autoSpaceDE w:val="0"/>
-        <w:autoSpaceDN w:val="0"/>
-        <w:adjustRightInd w:val="0"/>
-        <w:spacing w:after="0" w:line="240" w:lineRule="auto"/>
-        <w:rPr>
-          <w:rFonts w:ascii="Cascadia Mono" w:hAnsi="Cascadia Mono" w:cs="Cascadia Mono"/>
-          <w:color w:val="000000"/>
-          <w:kern w:val="0"/>
-          <w:sz w:val="19"/>
-          <w:szCs w:val="19"/>
-          <w:highlight w:val="white"/>
-        </w:rPr>
-      </w:pPr>
-      <w:r>
-        <w:rPr>
-          <w:rFonts w:ascii="Cascadia Mono" w:hAnsi="Cascadia Mono" w:cs="Cascadia Mono"/>
-          <w:color w:val="000000"/>
-          <w:kern w:val="0"/>
-          <w:sz w:val="19"/>
-          <w:szCs w:val="19"/>
-          <w:highlight w:val="white"/>
-        </w:rPr>
-        <w:t xml:space="preserve">  </w:t>
-      </w:r>
-      <w:r>
-        <w:rPr>
-          <w:rFonts w:ascii="Cascadia Mono" w:hAnsi="Cascadia Mono" w:cs="Cascadia Mono"/>
-          <w:color w:val="0000FF"/>
-          <w:kern w:val="0"/>
-          <w:sz w:val="19"/>
-          <w:szCs w:val="19"/>
-          <w:highlight w:val="white"/>
-        </w:rPr>
-        <w:t>string</w:t>
-      </w:r>
-      <w:r>
-        <w:rPr>
-          <w:rFonts w:ascii="Cascadia Mono" w:hAnsi="Cascadia Mono" w:cs="Cascadia Mono"/>
-          <w:color w:val="000000"/>
-          <w:kern w:val="0"/>
-          <w:sz w:val="19"/>
-          <w:szCs w:val="19"/>
-          <w:highlight w:val="white"/>
-        </w:rPr>
-        <w:t xml:space="preserve"> invoice_id = 1;</w:t>
-      </w:r>
-    </w:p>
-    <w:p>
-      <w:pPr>
-        <w:autoSpaceDE w:val="0"/>
-        <w:autoSpaceDN w:val="0"/>
-        <w:adjustRightInd w:val="0"/>
-        <w:spacing w:after="0" w:line="240" w:lineRule="auto"/>
-        <w:rPr>
-          <w:rFonts w:ascii="Cascadia Mono" w:hAnsi="Cascadia Mono" w:cs="Cascadia Mono"/>
-          <w:color w:val="000000"/>
-          <w:kern w:val="0"/>
-          <w:sz w:val="19"/>
-          <w:szCs w:val="19"/>
-          <w:highlight w:val="white"/>
-        </w:rPr>
-      </w:pPr>
-      <w:r>
-        <w:rPr>
-          <w:rFonts w:ascii="Cascadia Mono" w:hAnsi="Cascadia Mono" w:cs="Cascadia Mono"/>
-          <w:color w:val="000000"/>
-          <w:kern w:val="0"/>
-          <w:sz w:val="19"/>
-          <w:szCs w:val="19"/>
-          <w:highlight w:val="white"/>
-        </w:rPr>
-        <w:t xml:space="preserve">  </w:t>
-      </w:r>
-      <w:proofErr w:type="gramStart"/>
-      <w:r>
-        <w:rPr>
-          <w:rFonts w:ascii="Cascadia Mono" w:hAnsi="Cascadia Mono" w:cs="Cascadia Mono"/>
-          <w:color w:val="0000FF"/>
-          <w:kern w:val="0"/>
-          <w:sz w:val="19"/>
-          <w:szCs w:val="19"/>
-          <w:highlight w:val="white"/>
-        </w:rPr>
-        <w:t>google.protobuf</w:t>
-      </w:r>
-      <w:proofErr w:type="gramEnd"/>
-      <w:r>
-        <w:rPr>
-          <w:rFonts w:ascii="Cascadia Mono" w:hAnsi="Cascadia Mono" w:cs="Cascadia Mono"/>
-          <w:color w:val="0000FF"/>
-          <w:kern w:val="0"/>
-          <w:sz w:val="19"/>
-          <w:szCs w:val="19"/>
-          <w:highlight w:val="white"/>
-        </w:rPr>
-        <w:t>.Timestamp</w:t>
-      </w:r>
-      <w:r>
-        <w:rPr>
-          <w:rFonts w:ascii="Cascadia Mono" w:hAnsi="Cascadia Mono" w:cs="Cascadia Mono"/>
-          <w:color w:val="000000"/>
-          <w:kern w:val="0"/>
-          <w:sz w:val="19"/>
-          <w:szCs w:val="19"/>
-          <w:highlight w:val="white"/>
-        </w:rPr>
-        <w:t xml:space="preserve"> due_date = 2;</w:t>
-      </w:r>
-    </w:p>
-    <w:p>
-      <w:pPr>
-        <w:autoSpaceDE w:val="0"/>
-        <w:autoSpaceDN w:val="0"/>
-        <w:adjustRightInd w:val="0"/>
-        <w:spacing w:after="0" w:line="240" w:lineRule="auto"/>
-        <w:rPr>
-          <w:rFonts w:ascii="Cascadia Mono" w:hAnsi="Cascadia Mono" w:cs="Cascadia Mono"/>
-          <w:color w:val="000000"/>
-          <w:kern w:val="0"/>
-          <w:sz w:val="19"/>
-          <w:szCs w:val="19"/>
-          <w:highlight w:val="white"/>
-        </w:rPr>
-      </w:pPr>
-      <w:r>
-        <w:rPr>
-          <w:rFonts w:ascii="Cascadia Mono" w:hAnsi="Cascadia Mono" w:cs="Cascadia Mono"/>
-          <w:color w:val="000000"/>
-          <w:kern w:val="0"/>
-          <w:sz w:val="19"/>
-          <w:szCs w:val="19"/>
-          <w:highlight w:val="white"/>
-        </w:rPr>
-        <w:t xml:space="preserve">  </w:t>
-      </w:r>
-      <w:proofErr w:type="gramStart"/>
-      <w:r>
-        <w:rPr>
-          <w:rFonts w:ascii="Cascadia Mono" w:hAnsi="Cascadia Mono" w:cs="Cascadia Mono"/>
-          <w:color w:val="0000FF"/>
-          <w:kern w:val="0"/>
-          <w:sz w:val="19"/>
-          <w:szCs w:val="19"/>
-          <w:highlight w:val="white"/>
-        </w:rPr>
-        <w:t>google.protobuf</w:t>
-      </w:r>
-      <w:proofErr w:type="gramEnd"/>
-      <w:r>
-        <w:rPr>
-          <w:rFonts w:ascii="Cascadia Mono" w:hAnsi="Cascadia Mono" w:cs="Cascadia Mono"/>
-          <w:color w:val="0000FF"/>
-          <w:kern w:val="0"/>
-          <w:sz w:val="19"/>
-          <w:szCs w:val="19"/>
-          <w:highlight w:val="white"/>
-        </w:rPr>
-        <w:t>.Duration</w:t>
+        <w:t>google.protobuf.Duration</w:t>
       </w:r>
       <w:r>
         <w:rPr>
@@ -3734,6 +3661,1674 @@
           <w:szCs w:val="28"/>
         </w:rPr>
         <w:t>. When the field names are reserved, they cannot be placed in the same reserved statement with the field numbers.</w:t>
+      </w:r>
+    </w:p>
+    <w:p>
+      <w:pPr>
+        <w:ind w:left="720" w:firstLine="720"/>
+        <w:rPr>
+          <w:rFonts w:ascii="Sakkal Majalla" w:hAnsi="Sakkal Majalla" w:cs="Sakkal Majalla"/>
+          <w:sz w:val="28"/>
+          <w:szCs w:val="28"/>
+        </w:rPr>
+      </w:pPr>
+      <w:r>
+        <w:rPr>
+          <w:rFonts w:ascii="Sakkal Majalla" w:hAnsi="Sakkal Majalla" w:cs="Sakkal Majalla"/>
+          <w:sz w:val="28"/>
+          <w:szCs w:val="28"/>
+        </w:rPr>
+        <w:t>***********************************************************</w:t>
+      </w:r>
+    </w:p>
+    <w:p>
+      <w:pPr>
+        <w:rPr>
+          <w:rFonts w:ascii="Sakkal Majalla" w:hAnsi="Sakkal Majalla" w:cs="Sakkal Majalla"/>
+          <w:sz w:val="28"/>
+          <w:szCs w:val="28"/>
+        </w:rPr>
+      </w:pPr>
+      <w:r>
+        <w:rPr>
+          <w:rFonts w:ascii="Sakkal Majalla" w:hAnsi="Sakkal Majalla" w:cs="Sakkal Majalla"/>
+          <w:sz w:val="28"/>
+          <w:szCs w:val="28"/>
+        </w:rPr>
+        <w:t>To use ASP.Net Core API with gRPC Service we need to install:</w:t>
+      </w:r>
+    </w:p>
+    <w:p>
+      <w:pPr>
+        <w:jc w:val="center"/>
+        <w:rPr>
+          <w:rFonts w:ascii="Sakkal Majalla" w:hAnsi="Sakkal Majalla" w:cs="Sakkal Majalla"/>
+          <w:sz w:val="28"/>
+          <w:szCs w:val="28"/>
+        </w:rPr>
+      </w:pPr>
+      <w:r>
+        <w:rPr>
+          <w:noProof/>
+        </w:rPr>
+        <w:drawing>
+          <wp:inline distT="0" distB="0" distL="0" distR="0" wp14:anchorId="0CEDE1C5" wp14:editId="6165C8BC">
+            <wp:extent cx="2521335" cy="5257800"/>
+            <wp:effectExtent l="0" t="0" r="0" b="0"/>
+            <wp:docPr id="1682808641" name="Picture 1"/>
+            <wp:cNvGraphicFramePr>
+              <a:graphicFrameLocks xmlns:a="http://schemas.openxmlformats.org/drawingml/2006/main" noChangeAspect="1"/>
+            </wp:cNvGraphicFramePr>
+            <a:graphic xmlns:a="http://schemas.openxmlformats.org/drawingml/2006/main">
+              <a:graphicData uri="http://schemas.openxmlformats.org/drawingml/2006/picture">
+                <pic:pic xmlns:pic="http://schemas.openxmlformats.org/drawingml/2006/picture">
+                  <pic:nvPicPr>
+                    <pic:cNvPr id="1682808641" name=""/>
+                    <pic:cNvPicPr/>
+                  </pic:nvPicPr>
+                  <pic:blipFill>
+                    <a:blip r:embed="rId5"/>
+                    <a:stretch>
+                      <a:fillRect/>
+                    </a:stretch>
+                  </pic:blipFill>
+                  <pic:spPr>
+                    <a:xfrm>
+                      <a:off x="0" y="0"/>
+                      <a:ext cx="2525082" cy="5265613"/>
+                    </a:xfrm>
+                    <a:prstGeom prst="rect">
+                      <a:avLst/>
+                    </a:prstGeom>
+                  </pic:spPr>
+                </pic:pic>
+              </a:graphicData>
+            </a:graphic>
+          </wp:inline>
+        </w:drawing>
+      </w:r>
+    </w:p>
+    <w:p>
+      <w:pPr>
+        <w:ind w:left="720" w:firstLine="720"/>
+        <w:rPr>
+          <w:rFonts w:ascii="Sakkal Majalla" w:hAnsi="Sakkal Majalla" w:cs="Sakkal Majalla"/>
+          <w:sz w:val="28"/>
+          <w:szCs w:val="28"/>
+        </w:rPr>
+      </w:pPr>
+      <w:r>
+        <w:rPr>
+          <w:rFonts w:ascii="Sakkal Majalla" w:hAnsi="Sakkal Majalla" w:cs="Sakkal Majalla"/>
+          <w:sz w:val="28"/>
+          <w:szCs w:val="28"/>
+        </w:rPr>
+        <w:t>***********************************************************</w:t>
+      </w:r>
+    </w:p>
+    <w:p>
+      <w:pPr>
+        <w:rPr>
+          <w:rFonts w:ascii="Sakkal Majalla" w:hAnsi="Sakkal Majalla" w:cs="Sakkal Majalla"/>
+          <w:sz w:val="28"/>
+          <w:szCs w:val="28"/>
+        </w:rPr>
+      </w:pPr>
+    </w:p>
+    <w:p>
+      <w:pPr>
+        <w:rPr>
+          <w:rFonts w:ascii="Sakkal Majalla" w:hAnsi="Sakkal Majalla" w:cs="Sakkal Majalla"/>
+          <w:sz w:val="28"/>
+          <w:szCs w:val="28"/>
+        </w:rPr>
+      </w:pPr>
+      <w:r>
+        <w:rPr>
+          <w:rFonts w:ascii="Sakkal Majalla" w:hAnsi="Sakkal Majalla" w:cs="Sakkal Majalla"/>
+          <w:sz w:val="28"/>
+          <w:szCs w:val="28"/>
+        </w:rPr>
+        <w:lastRenderedPageBreak/>
+        <w:t>Then to configure Web API to use the client:</w:t>
+      </w:r>
+    </w:p>
+    <w:p>
+      <w:pPr>
+        <w:autoSpaceDE w:val="0"/>
+        <w:autoSpaceDN w:val="0"/>
+        <w:adjustRightInd w:val="0"/>
+        <w:spacing w:after="0" w:line="240" w:lineRule="auto"/>
+        <w:rPr>
+          <w:rFonts w:ascii="Cascadia Mono" w:hAnsi="Cascadia Mono" w:cs="Cascadia Mono"/>
+          <w:color w:val="000000"/>
+          <w:kern w:val="0"/>
+          <w:sz w:val="19"/>
+          <w:szCs w:val="19"/>
+          <w:highlight w:val="white"/>
+        </w:rPr>
+      </w:pPr>
+      <w:r>
+        <w:rPr>
+          <w:rFonts w:ascii="Cascadia Mono" w:hAnsi="Cascadia Mono" w:cs="Cascadia Mono"/>
+          <w:color w:val="1F377F"/>
+          <w:kern w:val="0"/>
+          <w:sz w:val="19"/>
+          <w:szCs w:val="19"/>
+          <w:highlight w:val="white"/>
+        </w:rPr>
+        <w:t>builder</w:t>
+      </w:r>
+      <w:r>
+        <w:rPr>
+          <w:rFonts w:ascii="Cascadia Mono" w:hAnsi="Cascadia Mono" w:cs="Cascadia Mono"/>
+          <w:color w:val="000000"/>
+          <w:kern w:val="0"/>
+          <w:sz w:val="19"/>
+          <w:szCs w:val="19"/>
+          <w:highlight w:val="white"/>
+        </w:rPr>
+        <w:t>.Services.</w:t>
+      </w:r>
+      <w:r>
+        <w:rPr>
+          <w:rFonts w:ascii="Cascadia Mono" w:hAnsi="Cascadia Mono" w:cs="Cascadia Mono"/>
+          <w:color w:val="74531F"/>
+          <w:kern w:val="0"/>
+          <w:sz w:val="19"/>
+          <w:szCs w:val="19"/>
+          <w:highlight w:val="white"/>
+        </w:rPr>
+        <w:t>AddGrpcClient</w:t>
+      </w:r>
+      <w:r>
+        <w:rPr>
+          <w:rFonts w:ascii="Cascadia Mono" w:hAnsi="Cascadia Mono" w:cs="Cascadia Mono"/>
+          <w:color w:val="000000"/>
+          <w:kern w:val="0"/>
+          <w:sz w:val="19"/>
+          <w:szCs w:val="19"/>
+          <w:highlight w:val="white"/>
+        </w:rPr>
+        <w:t>&lt;</w:t>
+      </w:r>
+      <w:r>
+        <w:rPr>
+          <w:rFonts w:ascii="Cascadia Mono" w:hAnsi="Cascadia Mono" w:cs="Cascadia Mono"/>
+          <w:color w:val="2B91AF"/>
+          <w:kern w:val="0"/>
+          <w:sz w:val="19"/>
+          <w:szCs w:val="19"/>
+          <w:highlight w:val="white"/>
+        </w:rPr>
+        <w:t>Contact</w:t>
+      </w:r>
+      <w:r>
+        <w:rPr>
+          <w:rFonts w:ascii="Cascadia Mono" w:hAnsi="Cascadia Mono" w:cs="Cascadia Mono"/>
+          <w:color w:val="000000"/>
+          <w:kern w:val="0"/>
+          <w:sz w:val="19"/>
+          <w:szCs w:val="19"/>
+          <w:highlight w:val="white"/>
+        </w:rPr>
+        <w:t>.</w:t>
+      </w:r>
+      <w:r>
+        <w:rPr>
+          <w:rFonts w:ascii="Cascadia Mono" w:hAnsi="Cascadia Mono" w:cs="Cascadia Mono"/>
+          <w:color w:val="2B91AF"/>
+          <w:kern w:val="0"/>
+          <w:sz w:val="19"/>
+          <w:szCs w:val="19"/>
+          <w:highlight w:val="white"/>
+        </w:rPr>
+        <w:t>ContactClient</w:t>
+      </w:r>
+      <w:r>
+        <w:rPr>
+          <w:rFonts w:ascii="Cascadia Mono" w:hAnsi="Cascadia Mono" w:cs="Cascadia Mono"/>
+          <w:color w:val="000000"/>
+          <w:kern w:val="0"/>
+          <w:sz w:val="19"/>
+          <w:szCs w:val="19"/>
+          <w:highlight w:val="white"/>
+        </w:rPr>
+        <w:t>&gt;(</w:t>
+      </w:r>
+      <w:r>
+        <w:rPr>
+          <w:rFonts w:ascii="Cascadia Mono" w:hAnsi="Cascadia Mono" w:cs="Cascadia Mono"/>
+          <w:color w:val="1F377F"/>
+          <w:kern w:val="0"/>
+          <w:sz w:val="19"/>
+          <w:szCs w:val="19"/>
+          <w:highlight w:val="white"/>
+        </w:rPr>
+        <w:t>x</w:t>
+      </w:r>
+      <w:r>
+        <w:rPr>
+          <w:rFonts w:ascii="Cascadia Mono" w:hAnsi="Cascadia Mono" w:cs="Cascadia Mono"/>
+          <w:color w:val="000000"/>
+          <w:kern w:val="0"/>
+          <w:sz w:val="19"/>
+          <w:szCs w:val="19"/>
+          <w:highlight w:val="white"/>
+        </w:rPr>
+        <w:t xml:space="preserve"> =&gt; </w:t>
+      </w:r>
+      <w:r>
+        <w:rPr>
+          <w:rFonts w:ascii="Cascadia Mono" w:hAnsi="Cascadia Mono" w:cs="Cascadia Mono"/>
+          <w:color w:val="1F377F"/>
+          <w:kern w:val="0"/>
+          <w:sz w:val="19"/>
+          <w:szCs w:val="19"/>
+          <w:highlight w:val="white"/>
+        </w:rPr>
+        <w:t>x</w:t>
+      </w:r>
+      <w:r>
+        <w:rPr>
+          <w:rFonts w:ascii="Cascadia Mono" w:hAnsi="Cascadia Mono" w:cs="Cascadia Mono"/>
+          <w:color w:val="000000"/>
+          <w:kern w:val="0"/>
+          <w:sz w:val="19"/>
+          <w:szCs w:val="19"/>
+          <w:highlight w:val="white"/>
+        </w:rPr>
+        <w:t xml:space="preserve">.Address = </w:t>
+      </w:r>
+      <w:r>
+        <w:rPr>
+          <w:rFonts w:ascii="Cascadia Mono" w:hAnsi="Cascadia Mono" w:cs="Cascadia Mono"/>
+          <w:color w:val="0000FF"/>
+          <w:kern w:val="0"/>
+          <w:sz w:val="19"/>
+          <w:szCs w:val="19"/>
+          <w:highlight w:val="white"/>
+        </w:rPr>
+        <w:t>new</w:t>
+      </w:r>
+      <w:r>
+        <w:rPr>
+          <w:rFonts w:ascii="Cascadia Mono" w:hAnsi="Cascadia Mono" w:cs="Cascadia Mono"/>
+          <w:color w:val="000000"/>
+          <w:kern w:val="0"/>
+          <w:sz w:val="19"/>
+          <w:szCs w:val="19"/>
+          <w:highlight w:val="white"/>
+        </w:rPr>
+        <w:t xml:space="preserve"> </w:t>
+      </w:r>
+      <w:r>
+        <w:rPr>
+          <w:rFonts w:ascii="Cascadia Mono" w:hAnsi="Cascadia Mono" w:cs="Cascadia Mono"/>
+          <w:color w:val="2B91AF"/>
+          <w:kern w:val="0"/>
+          <w:sz w:val="19"/>
+          <w:szCs w:val="19"/>
+          <w:highlight w:val="white"/>
+        </w:rPr>
+        <w:t>Uri</w:t>
+      </w:r>
+      <w:r>
+        <w:rPr>
+          <w:rFonts w:ascii="Cascadia Mono" w:hAnsi="Cascadia Mono" w:cs="Cascadia Mono"/>
+          <w:color w:val="000000"/>
+          <w:kern w:val="0"/>
+          <w:sz w:val="19"/>
+          <w:szCs w:val="19"/>
+          <w:highlight w:val="white"/>
+        </w:rPr>
+        <w:t>(</w:t>
+      </w:r>
+      <w:r>
+        <w:rPr>
+          <w:rFonts w:ascii="Cascadia Mono" w:hAnsi="Cascadia Mono" w:cs="Cascadia Mono"/>
+          <w:color w:val="A31515"/>
+          <w:kern w:val="0"/>
+          <w:sz w:val="19"/>
+          <w:szCs w:val="19"/>
+          <w:highlight w:val="white"/>
+        </w:rPr>
+        <w:t>"https://localhost:7214"</w:t>
+      </w:r>
+      <w:r>
+        <w:rPr>
+          <w:rFonts w:ascii="Cascadia Mono" w:hAnsi="Cascadia Mono" w:cs="Cascadia Mono"/>
+          <w:color w:val="000000"/>
+          <w:kern w:val="0"/>
+          <w:sz w:val="19"/>
+          <w:szCs w:val="19"/>
+          <w:highlight w:val="white"/>
+        </w:rPr>
+        <w:t>));</w:t>
+      </w:r>
+    </w:p>
+    <w:p>
+      <w:pPr>
+        <w:ind w:left="720" w:firstLine="720"/>
+        <w:rPr>
+          <w:rFonts w:ascii="Sakkal Majalla" w:hAnsi="Sakkal Majalla" w:cs="Sakkal Majalla"/>
+          <w:sz w:val="28"/>
+          <w:szCs w:val="28"/>
+        </w:rPr>
+      </w:pPr>
+      <w:r>
+        <w:rPr>
+          <w:rFonts w:ascii="Sakkal Majalla" w:hAnsi="Sakkal Majalla" w:cs="Sakkal Majalla"/>
+          <w:sz w:val="28"/>
+          <w:szCs w:val="28"/>
+        </w:rPr>
+        <w:t>***********************************************************</w:t>
+      </w:r>
+    </w:p>
+    <w:p>
+      <w:pPr>
+        <w:rPr>
+          <w:rFonts w:ascii="Sakkal Majalla" w:hAnsi="Sakkal Majalla" w:cs="Sakkal Majalla"/>
+          <w:sz w:val="28"/>
+          <w:szCs w:val="28"/>
+        </w:rPr>
+      </w:pPr>
+      <w:r>
+        <w:rPr>
+          <w:rFonts w:ascii="Sakkal Majalla" w:hAnsi="Sakkal Majalla" w:cs="Sakkal Majalla"/>
+          <w:sz w:val="28"/>
+          <w:szCs w:val="28"/>
+        </w:rPr>
+        <w:t>And to use it with controller:</w:t>
+      </w:r>
+    </w:p>
+    <w:p>
+      <w:pPr>
+        <w:autoSpaceDE w:val="0"/>
+        <w:autoSpaceDN w:val="0"/>
+        <w:adjustRightInd w:val="0"/>
+        <w:spacing w:after="0" w:line="240" w:lineRule="auto"/>
+        <w:rPr>
+          <w:rFonts w:ascii="Cascadia Mono" w:hAnsi="Cascadia Mono" w:cs="Cascadia Mono"/>
+          <w:color w:val="000000"/>
+          <w:kern w:val="0"/>
+          <w:sz w:val="19"/>
+          <w:szCs w:val="19"/>
+          <w:highlight w:val="white"/>
+        </w:rPr>
+      </w:pPr>
+      <w:r>
+        <w:rPr>
+          <w:rFonts w:ascii="Cascadia Mono" w:hAnsi="Cascadia Mono" w:cs="Cascadia Mono"/>
+          <w:color w:val="0000FF"/>
+          <w:kern w:val="0"/>
+          <w:sz w:val="19"/>
+          <w:szCs w:val="19"/>
+          <w:highlight w:val="white"/>
+        </w:rPr>
+        <w:t>using</w:t>
+      </w:r>
+      <w:r>
+        <w:rPr>
+          <w:rFonts w:ascii="Cascadia Mono" w:hAnsi="Cascadia Mono" w:cs="Cascadia Mono"/>
+          <w:color w:val="000000"/>
+          <w:kern w:val="0"/>
+          <w:sz w:val="19"/>
+          <w:szCs w:val="19"/>
+          <w:highlight w:val="white"/>
+        </w:rPr>
+        <w:t xml:space="preserve"> GrpcDemo;</w:t>
+      </w:r>
+    </w:p>
+    <w:p>
+      <w:pPr>
+        <w:autoSpaceDE w:val="0"/>
+        <w:autoSpaceDN w:val="0"/>
+        <w:adjustRightInd w:val="0"/>
+        <w:spacing w:after="0" w:line="240" w:lineRule="auto"/>
+        <w:rPr>
+          <w:rFonts w:ascii="Cascadia Mono" w:hAnsi="Cascadia Mono" w:cs="Cascadia Mono"/>
+          <w:color w:val="000000"/>
+          <w:kern w:val="0"/>
+          <w:sz w:val="19"/>
+          <w:szCs w:val="19"/>
+          <w:highlight w:val="white"/>
+        </w:rPr>
+      </w:pPr>
+      <w:r>
+        <w:rPr>
+          <w:rFonts w:ascii="Cascadia Mono" w:hAnsi="Cascadia Mono" w:cs="Cascadia Mono"/>
+          <w:color w:val="0000FF"/>
+          <w:kern w:val="0"/>
+          <w:sz w:val="19"/>
+          <w:szCs w:val="19"/>
+          <w:highlight w:val="white"/>
+        </w:rPr>
+        <w:t>using</w:t>
+      </w:r>
+      <w:r>
+        <w:rPr>
+          <w:rFonts w:ascii="Cascadia Mono" w:hAnsi="Cascadia Mono" w:cs="Cascadia Mono"/>
+          <w:color w:val="000000"/>
+          <w:kern w:val="0"/>
+          <w:sz w:val="19"/>
+          <w:szCs w:val="19"/>
+          <w:highlight w:val="white"/>
+        </w:rPr>
+        <w:t xml:space="preserve"> Microsoft.AspNetCore.Mvc;</w:t>
+      </w:r>
+    </w:p>
+    <w:p>
+      <w:pPr>
+        <w:autoSpaceDE w:val="0"/>
+        <w:autoSpaceDN w:val="0"/>
+        <w:adjustRightInd w:val="0"/>
+        <w:spacing w:after="0" w:line="240" w:lineRule="auto"/>
+        <w:rPr>
+          <w:rFonts w:ascii="Cascadia Mono" w:hAnsi="Cascadia Mono" w:cs="Cascadia Mono"/>
+          <w:color w:val="000000"/>
+          <w:kern w:val="0"/>
+          <w:sz w:val="19"/>
+          <w:szCs w:val="19"/>
+          <w:highlight w:val="white"/>
+        </w:rPr>
+      </w:pPr>
+    </w:p>
+    <w:p>
+      <w:pPr>
+        <w:autoSpaceDE w:val="0"/>
+        <w:autoSpaceDN w:val="0"/>
+        <w:adjustRightInd w:val="0"/>
+        <w:spacing w:after="0" w:line="240" w:lineRule="auto"/>
+        <w:rPr>
+          <w:rFonts w:ascii="Cascadia Mono" w:hAnsi="Cascadia Mono" w:cs="Cascadia Mono"/>
+          <w:color w:val="000000"/>
+          <w:kern w:val="0"/>
+          <w:sz w:val="19"/>
+          <w:szCs w:val="19"/>
+          <w:highlight w:val="white"/>
+        </w:rPr>
+      </w:pPr>
+      <w:r>
+        <w:rPr>
+          <w:rFonts w:ascii="Cascadia Mono" w:hAnsi="Cascadia Mono" w:cs="Cascadia Mono"/>
+          <w:color w:val="0000FF"/>
+          <w:kern w:val="0"/>
+          <w:sz w:val="19"/>
+          <w:szCs w:val="19"/>
+          <w:highlight w:val="white"/>
+        </w:rPr>
+        <w:t>namespace</w:t>
+      </w:r>
+      <w:r>
+        <w:rPr>
+          <w:rFonts w:ascii="Cascadia Mono" w:hAnsi="Cascadia Mono" w:cs="Cascadia Mono"/>
+          <w:color w:val="000000"/>
+          <w:kern w:val="0"/>
+          <w:sz w:val="19"/>
+          <w:szCs w:val="19"/>
+          <w:highlight w:val="white"/>
+        </w:rPr>
+        <w:t xml:space="preserve"> JLokaGrpc.API.Controllers</w:t>
+      </w:r>
+    </w:p>
+    <w:p>
+      <w:pPr>
+        <w:autoSpaceDE w:val="0"/>
+        <w:autoSpaceDN w:val="0"/>
+        <w:adjustRightInd w:val="0"/>
+        <w:spacing w:after="0" w:line="240" w:lineRule="auto"/>
+        <w:rPr>
+          <w:rFonts w:ascii="Cascadia Mono" w:hAnsi="Cascadia Mono" w:cs="Cascadia Mono"/>
+          <w:color w:val="000000"/>
+          <w:kern w:val="0"/>
+          <w:sz w:val="19"/>
+          <w:szCs w:val="19"/>
+          <w:highlight w:val="white"/>
+        </w:rPr>
+      </w:pPr>
+      <w:r>
+        <w:rPr>
+          <w:rFonts w:ascii="Cascadia Mono" w:hAnsi="Cascadia Mono" w:cs="Cascadia Mono"/>
+          <w:color w:val="000000"/>
+          <w:kern w:val="0"/>
+          <w:sz w:val="19"/>
+          <w:szCs w:val="19"/>
+          <w:highlight w:val="white"/>
+        </w:rPr>
+        <w:t>{</w:t>
+      </w:r>
+    </w:p>
+    <w:p>
+      <w:pPr>
+        <w:autoSpaceDE w:val="0"/>
+        <w:autoSpaceDN w:val="0"/>
+        <w:adjustRightInd w:val="0"/>
+        <w:spacing w:after="0" w:line="240" w:lineRule="auto"/>
+        <w:rPr>
+          <w:rFonts w:ascii="Cascadia Mono" w:hAnsi="Cascadia Mono" w:cs="Cascadia Mono"/>
+          <w:color w:val="000000"/>
+          <w:kern w:val="0"/>
+          <w:sz w:val="19"/>
+          <w:szCs w:val="19"/>
+          <w:highlight w:val="white"/>
+        </w:rPr>
+      </w:pPr>
+      <w:r>
+        <w:rPr>
+          <w:rFonts w:ascii="Cascadia Mono" w:hAnsi="Cascadia Mono" w:cs="Cascadia Mono"/>
+          <w:color w:val="000000"/>
+          <w:kern w:val="0"/>
+          <w:sz w:val="19"/>
+          <w:szCs w:val="19"/>
+          <w:highlight w:val="white"/>
+        </w:rPr>
+        <w:t xml:space="preserve">    [</w:t>
+      </w:r>
+      <w:r>
+        <w:rPr>
+          <w:rFonts w:ascii="Cascadia Mono" w:hAnsi="Cascadia Mono" w:cs="Cascadia Mono"/>
+          <w:color w:val="2B91AF"/>
+          <w:kern w:val="0"/>
+          <w:sz w:val="19"/>
+          <w:szCs w:val="19"/>
+          <w:highlight w:val="white"/>
+        </w:rPr>
+        <w:t>ApiController</w:t>
+      </w:r>
+      <w:r>
+        <w:rPr>
+          <w:rFonts w:ascii="Cascadia Mono" w:hAnsi="Cascadia Mono" w:cs="Cascadia Mono"/>
+          <w:color w:val="000000"/>
+          <w:kern w:val="0"/>
+          <w:sz w:val="19"/>
+          <w:szCs w:val="19"/>
+          <w:highlight w:val="white"/>
+        </w:rPr>
+        <w:t>]</w:t>
+      </w:r>
+    </w:p>
+    <w:p>
+      <w:pPr>
+        <w:autoSpaceDE w:val="0"/>
+        <w:autoSpaceDN w:val="0"/>
+        <w:adjustRightInd w:val="0"/>
+        <w:spacing w:after="0" w:line="240" w:lineRule="auto"/>
+        <w:rPr>
+          <w:rFonts w:ascii="Cascadia Mono" w:hAnsi="Cascadia Mono" w:cs="Cascadia Mono"/>
+          <w:color w:val="000000"/>
+          <w:kern w:val="0"/>
+          <w:sz w:val="19"/>
+          <w:szCs w:val="19"/>
+          <w:highlight w:val="white"/>
+        </w:rPr>
+      </w:pPr>
+      <w:r>
+        <w:rPr>
+          <w:rFonts w:ascii="Cascadia Mono" w:hAnsi="Cascadia Mono" w:cs="Cascadia Mono"/>
+          <w:color w:val="000000"/>
+          <w:kern w:val="0"/>
+          <w:sz w:val="19"/>
+          <w:szCs w:val="19"/>
+          <w:highlight w:val="white"/>
+        </w:rPr>
+        <w:t xml:space="preserve">    [</w:t>
+      </w:r>
+      <w:r>
+        <w:rPr>
+          <w:rFonts w:ascii="Cascadia Mono" w:hAnsi="Cascadia Mono" w:cs="Cascadia Mono"/>
+          <w:color w:val="2B91AF"/>
+          <w:kern w:val="0"/>
+          <w:sz w:val="19"/>
+          <w:szCs w:val="19"/>
+          <w:highlight w:val="white"/>
+        </w:rPr>
+        <w:t>Route</w:t>
+      </w:r>
+      <w:r>
+        <w:rPr>
+          <w:rFonts w:ascii="Cascadia Mono" w:hAnsi="Cascadia Mono" w:cs="Cascadia Mono"/>
+          <w:color w:val="000000"/>
+          <w:kern w:val="0"/>
+          <w:sz w:val="19"/>
+          <w:szCs w:val="19"/>
+          <w:highlight w:val="white"/>
+        </w:rPr>
+        <w:t>(</w:t>
+      </w:r>
+      <w:r>
+        <w:rPr>
+          <w:rFonts w:ascii="Cascadia Mono" w:hAnsi="Cascadia Mono" w:cs="Cascadia Mono"/>
+          <w:color w:val="A31515"/>
+          <w:kern w:val="0"/>
+          <w:sz w:val="19"/>
+          <w:szCs w:val="19"/>
+          <w:highlight w:val="white"/>
+        </w:rPr>
+        <w:t>"</w:t>
+      </w:r>
+      <w:r>
+        <w:rPr>
+          <w:rFonts w:ascii="Cascadia Mono" w:hAnsi="Cascadia Mono" w:cs="Cascadia Mono"/>
+          <w:color w:val="0073FF"/>
+          <w:kern w:val="0"/>
+          <w:sz w:val="19"/>
+          <w:szCs w:val="19"/>
+          <w:highlight w:val="white"/>
+        </w:rPr>
+        <w:t>[controller]</w:t>
+      </w:r>
+      <w:r>
+        <w:rPr>
+          <w:rFonts w:ascii="Cascadia Mono" w:hAnsi="Cascadia Mono" w:cs="Cascadia Mono"/>
+          <w:color w:val="A31515"/>
+          <w:kern w:val="0"/>
+          <w:sz w:val="19"/>
+          <w:szCs w:val="19"/>
+          <w:highlight w:val="white"/>
+        </w:rPr>
+        <w:t>"</w:t>
+      </w:r>
+      <w:r>
+        <w:rPr>
+          <w:rFonts w:ascii="Cascadia Mono" w:hAnsi="Cascadia Mono" w:cs="Cascadia Mono"/>
+          <w:color w:val="000000"/>
+          <w:kern w:val="0"/>
+          <w:sz w:val="19"/>
+          <w:szCs w:val="19"/>
+          <w:highlight w:val="white"/>
+        </w:rPr>
+        <w:t>)]</w:t>
+      </w:r>
+    </w:p>
+    <w:p>
+      <w:pPr>
+        <w:autoSpaceDE w:val="0"/>
+        <w:autoSpaceDN w:val="0"/>
+        <w:adjustRightInd w:val="0"/>
+        <w:spacing w:after="0" w:line="240" w:lineRule="auto"/>
+        <w:rPr>
+          <w:rFonts w:ascii="Cascadia Mono" w:hAnsi="Cascadia Mono" w:cs="Cascadia Mono"/>
+          <w:color w:val="000000"/>
+          <w:kern w:val="0"/>
+          <w:sz w:val="19"/>
+          <w:szCs w:val="19"/>
+          <w:highlight w:val="white"/>
+        </w:rPr>
+      </w:pPr>
+      <w:r>
+        <w:rPr>
+          <w:rFonts w:ascii="Cascadia Mono" w:hAnsi="Cascadia Mono" w:cs="Cascadia Mono"/>
+          <w:color w:val="000000"/>
+          <w:kern w:val="0"/>
+          <w:sz w:val="19"/>
+          <w:szCs w:val="19"/>
+          <w:highlight w:val="white"/>
+        </w:rPr>
+        <w:t xml:space="preserve">    </w:t>
+      </w:r>
+      <w:r>
+        <w:rPr>
+          <w:rFonts w:ascii="Cascadia Mono" w:hAnsi="Cascadia Mono" w:cs="Cascadia Mono"/>
+          <w:color w:val="0000FF"/>
+          <w:kern w:val="0"/>
+          <w:sz w:val="19"/>
+          <w:szCs w:val="19"/>
+          <w:highlight w:val="white"/>
+        </w:rPr>
+        <w:t>public</w:t>
+      </w:r>
+      <w:r>
+        <w:rPr>
+          <w:rFonts w:ascii="Cascadia Mono" w:hAnsi="Cascadia Mono" w:cs="Cascadia Mono"/>
+          <w:color w:val="000000"/>
+          <w:kern w:val="0"/>
+          <w:sz w:val="19"/>
+          <w:szCs w:val="19"/>
+          <w:highlight w:val="white"/>
+        </w:rPr>
+        <w:t xml:space="preserve"> </w:t>
+      </w:r>
+      <w:r>
+        <w:rPr>
+          <w:rFonts w:ascii="Cascadia Mono" w:hAnsi="Cascadia Mono" w:cs="Cascadia Mono"/>
+          <w:color w:val="0000FF"/>
+          <w:kern w:val="0"/>
+          <w:sz w:val="19"/>
+          <w:szCs w:val="19"/>
+          <w:highlight w:val="white"/>
+        </w:rPr>
+        <w:t>class</w:t>
+      </w:r>
+      <w:r>
+        <w:rPr>
+          <w:rFonts w:ascii="Cascadia Mono" w:hAnsi="Cascadia Mono" w:cs="Cascadia Mono"/>
+          <w:color w:val="000000"/>
+          <w:kern w:val="0"/>
+          <w:sz w:val="19"/>
+          <w:szCs w:val="19"/>
+          <w:highlight w:val="white"/>
+        </w:rPr>
+        <w:t xml:space="preserve"> </w:t>
+      </w:r>
+      <w:r>
+        <w:rPr>
+          <w:rFonts w:ascii="Cascadia Mono" w:hAnsi="Cascadia Mono" w:cs="Cascadia Mono"/>
+          <w:color w:val="2B91AF"/>
+          <w:kern w:val="0"/>
+          <w:sz w:val="19"/>
+          <w:szCs w:val="19"/>
+          <w:highlight w:val="white"/>
+        </w:rPr>
+        <w:t>ContactController</w:t>
+      </w:r>
+      <w:r>
+        <w:rPr>
+          <w:rFonts w:ascii="Cascadia Mono" w:hAnsi="Cascadia Mono" w:cs="Cascadia Mono"/>
+          <w:color w:val="000000"/>
+          <w:kern w:val="0"/>
+          <w:sz w:val="19"/>
+          <w:szCs w:val="19"/>
+          <w:highlight w:val="white"/>
+        </w:rPr>
+        <w:t xml:space="preserve"> (</w:t>
+      </w:r>
+      <w:r>
+        <w:rPr>
+          <w:rFonts w:ascii="Cascadia Mono" w:hAnsi="Cascadia Mono" w:cs="Cascadia Mono"/>
+          <w:color w:val="2B91AF"/>
+          <w:kern w:val="0"/>
+          <w:sz w:val="19"/>
+          <w:szCs w:val="19"/>
+          <w:highlight w:val="white"/>
+        </w:rPr>
+        <w:t>Contact</w:t>
+      </w:r>
+      <w:r>
+        <w:rPr>
+          <w:rFonts w:ascii="Cascadia Mono" w:hAnsi="Cascadia Mono" w:cs="Cascadia Mono"/>
+          <w:color w:val="000000"/>
+          <w:kern w:val="0"/>
+          <w:sz w:val="19"/>
+          <w:szCs w:val="19"/>
+          <w:highlight w:val="white"/>
+        </w:rPr>
+        <w:t>.</w:t>
+      </w:r>
+      <w:r>
+        <w:rPr>
+          <w:rFonts w:ascii="Cascadia Mono" w:hAnsi="Cascadia Mono" w:cs="Cascadia Mono"/>
+          <w:color w:val="2B91AF"/>
+          <w:kern w:val="0"/>
+          <w:sz w:val="19"/>
+          <w:szCs w:val="19"/>
+          <w:highlight w:val="white"/>
+        </w:rPr>
+        <w:t>ContactClient</w:t>
+      </w:r>
+      <w:r>
+        <w:rPr>
+          <w:rFonts w:ascii="Cascadia Mono" w:hAnsi="Cascadia Mono" w:cs="Cascadia Mono"/>
+          <w:color w:val="000000"/>
+          <w:kern w:val="0"/>
+          <w:sz w:val="19"/>
+          <w:szCs w:val="19"/>
+          <w:highlight w:val="white"/>
+        </w:rPr>
+        <w:t xml:space="preserve"> </w:t>
+      </w:r>
+      <w:r>
+        <w:rPr>
+          <w:rFonts w:ascii="Cascadia Mono" w:hAnsi="Cascadia Mono" w:cs="Cascadia Mono"/>
+          <w:color w:val="1F377F"/>
+          <w:kern w:val="0"/>
+          <w:sz w:val="19"/>
+          <w:szCs w:val="19"/>
+          <w:highlight w:val="white"/>
+        </w:rPr>
+        <w:t>client</w:t>
+      </w:r>
+      <w:r>
+        <w:rPr>
+          <w:rFonts w:ascii="Cascadia Mono" w:hAnsi="Cascadia Mono" w:cs="Cascadia Mono"/>
+          <w:color w:val="000000"/>
+          <w:kern w:val="0"/>
+          <w:sz w:val="19"/>
+          <w:szCs w:val="19"/>
+          <w:highlight w:val="white"/>
+        </w:rPr>
+        <w:t xml:space="preserve">, </w:t>
+      </w:r>
+      <w:r>
+        <w:rPr>
+          <w:rFonts w:ascii="Cascadia Mono" w:hAnsi="Cascadia Mono" w:cs="Cascadia Mono"/>
+          <w:color w:val="2B91AF"/>
+          <w:kern w:val="0"/>
+          <w:sz w:val="19"/>
+          <w:szCs w:val="19"/>
+          <w:highlight w:val="white"/>
+        </w:rPr>
+        <w:t>ILogger</w:t>
+      </w:r>
+      <w:r>
+        <w:rPr>
+          <w:rFonts w:ascii="Cascadia Mono" w:hAnsi="Cascadia Mono" w:cs="Cascadia Mono"/>
+          <w:color w:val="000000"/>
+          <w:kern w:val="0"/>
+          <w:sz w:val="19"/>
+          <w:szCs w:val="19"/>
+          <w:highlight w:val="white"/>
+        </w:rPr>
+        <w:t>&lt;</w:t>
+      </w:r>
+      <w:r>
+        <w:rPr>
+          <w:rFonts w:ascii="Cascadia Mono" w:hAnsi="Cascadia Mono" w:cs="Cascadia Mono"/>
+          <w:color w:val="2B91AF"/>
+          <w:kern w:val="0"/>
+          <w:sz w:val="19"/>
+          <w:szCs w:val="19"/>
+          <w:highlight w:val="white"/>
+        </w:rPr>
+        <w:t>ContactController</w:t>
+      </w:r>
+      <w:r>
+        <w:rPr>
+          <w:rFonts w:ascii="Cascadia Mono" w:hAnsi="Cascadia Mono" w:cs="Cascadia Mono"/>
+          <w:color w:val="000000"/>
+          <w:kern w:val="0"/>
+          <w:sz w:val="19"/>
+          <w:szCs w:val="19"/>
+          <w:highlight w:val="white"/>
+        </w:rPr>
+        <w:t xml:space="preserve">&gt; </w:t>
+      </w:r>
+      <w:r>
+        <w:rPr>
+          <w:rFonts w:ascii="Cascadia Mono" w:hAnsi="Cascadia Mono" w:cs="Cascadia Mono"/>
+          <w:color w:val="1F377F"/>
+          <w:kern w:val="0"/>
+          <w:sz w:val="19"/>
+          <w:szCs w:val="19"/>
+          <w:highlight w:val="white"/>
+        </w:rPr>
+        <w:t>logger</w:t>
+      </w:r>
+      <w:r>
+        <w:rPr>
+          <w:rFonts w:ascii="Cascadia Mono" w:hAnsi="Cascadia Mono" w:cs="Cascadia Mono"/>
+          <w:color w:val="000000"/>
+          <w:kern w:val="0"/>
+          <w:sz w:val="19"/>
+          <w:szCs w:val="19"/>
+          <w:highlight w:val="white"/>
+        </w:rPr>
+        <w:t xml:space="preserve">) : </w:t>
+      </w:r>
+      <w:r>
+        <w:rPr>
+          <w:rFonts w:ascii="Cascadia Mono" w:hAnsi="Cascadia Mono" w:cs="Cascadia Mono"/>
+          <w:color w:val="2B91AF"/>
+          <w:kern w:val="0"/>
+          <w:sz w:val="19"/>
+          <w:szCs w:val="19"/>
+          <w:highlight w:val="white"/>
+        </w:rPr>
+        <w:t>ControllerBase</w:t>
+      </w:r>
+    </w:p>
+    <w:p>
+      <w:pPr>
+        <w:autoSpaceDE w:val="0"/>
+        <w:autoSpaceDN w:val="0"/>
+        <w:adjustRightInd w:val="0"/>
+        <w:spacing w:after="0" w:line="240" w:lineRule="auto"/>
+        <w:rPr>
+          <w:rFonts w:ascii="Cascadia Mono" w:hAnsi="Cascadia Mono" w:cs="Cascadia Mono"/>
+          <w:color w:val="000000"/>
+          <w:kern w:val="0"/>
+          <w:sz w:val="19"/>
+          <w:szCs w:val="19"/>
+          <w:highlight w:val="white"/>
+        </w:rPr>
+      </w:pPr>
+      <w:r>
+        <w:rPr>
+          <w:rFonts w:ascii="Cascadia Mono" w:hAnsi="Cascadia Mono" w:cs="Cascadia Mono"/>
+          <w:color w:val="000000"/>
+          <w:kern w:val="0"/>
+          <w:sz w:val="19"/>
+          <w:szCs w:val="19"/>
+          <w:highlight w:val="white"/>
+        </w:rPr>
+        <w:t xml:space="preserve">    {</w:t>
+      </w:r>
+    </w:p>
+    <w:p>
+      <w:pPr>
+        <w:autoSpaceDE w:val="0"/>
+        <w:autoSpaceDN w:val="0"/>
+        <w:adjustRightInd w:val="0"/>
+        <w:spacing w:after="0" w:line="240" w:lineRule="auto"/>
+        <w:rPr>
+          <w:rFonts w:ascii="Cascadia Mono" w:hAnsi="Cascadia Mono" w:cs="Cascadia Mono"/>
+          <w:color w:val="000000"/>
+          <w:kern w:val="0"/>
+          <w:sz w:val="19"/>
+          <w:szCs w:val="19"/>
+          <w:highlight w:val="white"/>
+        </w:rPr>
+      </w:pPr>
+      <w:r>
+        <w:rPr>
+          <w:rFonts w:ascii="Cascadia Mono" w:hAnsi="Cascadia Mono" w:cs="Cascadia Mono"/>
+          <w:color w:val="000000"/>
+          <w:kern w:val="0"/>
+          <w:sz w:val="19"/>
+          <w:szCs w:val="19"/>
+          <w:highlight w:val="white"/>
+        </w:rPr>
+        <w:t xml:space="preserve">        [</w:t>
+      </w:r>
+      <w:r>
+        <w:rPr>
+          <w:rFonts w:ascii="Cascadia Mono" w:hAnsi="Cascadia Mono" w:cs="Cascadia Mono"/>
+          <w:color w:val="2B91AF"/>
+          <w:kern w:val="0"/>
+          <w:sz w:val="19"/>
+          <w:szCs w:val="19"/>
+          <w:highlight w:val="white"/>
+        </w:rPr>
+        <w:t>HttpPost</w:t>
+      </w:r>
+      <w:r>
+        <w:rPr>
+          <w:rFonts w:ascii="Cascadia Mono" w:hAnsi="Cascadia Mono" w:cs="Cascadia Mono"/>
+          <w:color w:val="000000"/>
+          <w:kern w:val="0"/>
+          <w:sz w:val="19"/>
+          <w:szCs w:val="19"/>
+          <w:highlight w:val="white"/>
+        </w:rPr>
+        <w:t>]</w:t>
+      </w:r>
+    </w:p>
+    <w:p>
+      <w:pPr>
+        <w:autoSpaceDE w:val="0"/>
+        <w:autoSpaceDN w:val="0"/>
+        <w:adjustRightInd w:val="0"/>
+        <w:spacing w:after="0" w:line="240" w:lineRule="auto"/>
+        <w:rPr>
+          <w:rFonts w:ascii="Cascadia Mono" w:hAnsi="Cascadia Mono" w:cs="Cascadia Mono"/>
+          <w:color w:val="000000"/>
+          <w:kern w:val="0"/>
+          <w:sz w:val="19"/>
+          <w:szCs w:val="19"/>
+          <w:highlight w:val="white"/>
+        </w:rPr>
+      </w:pPr>
+      <w:r>
+        <w:rPr>
+          <w:rFonts w:ascii="Cascadia Mono" w:hAnsi="Cascadia Mono" w:cs="Cascadia Mono"/>
+          <w:color w:val="000000"/>
+          <w:kern w:val="0"/>
+          <w:sz w:val="19"/>
+          <w:szCs w:val="19"/>
+          <w:highlight w:val="white"/>
+        </w:rPr>
+        <w:t xml:space="preserve">        </w:t>
+      </w:r>
+      <w:r>
+        <w:rPr>
+          <w:rFonts w:ascii="Cascadia Mono" w:hAnsi="Cascadia Mono" w:cs="Cascadia Mono"/>
+          <w:color w:val="0000FF"/>
+          <w:kern w:val="0"/>
+          <w:sz w:val="19"/>
+          <w:szCs w:val="19"/>
+          <w:highlight w:val="white"/>
+        </w:rPr>
+        <w:t>public</w:t>
+      </w:r>
+      <w:r>
+        <w:rPr>
+          <w:rFonts w:ascii="Cascadia Mono" w:hAnsi="Cascadia Mono" w:cs="Cascadia Mono"/>
+          <w:color w:val="000000"/>
+          <w:kern w:val="0"/>
+          <w:sz w:val="19"/>
+          <w:szCs w:val="19"/>
+          <w:highlight w:val="white"/>
+        </w:rPr>
+        <w:t xml:space="preserve"> </w:t>
+      </w:r>
+      <w:r>
+        <w:rPr>
+          <w:rFonts w:ascii="Cascadia Mono" w:hAnsi="Cascadia Mono" w:cs="Cascadia Mono"/>
+          <w:color w:val="0000FF"/>
+          <w:kern w:val="0"/>
+          <w:sz w:val="19"/>
+          <w:szCs w:val="19"/>
+          <w:highlight w:val="white"/>
+        </w:rPr>
+        <w:t>async</w:t>
+      </w:r>
+      <w:r>
+        <w:rPr>
+          <w:rFonts w:ascii="Cascadia Mono" w:hAnsi="Cascadia Mono" w:cs="Cascadia Mono"/>
+          <w:color w:val="000000"/>
+          <w:kern w:val="0"/>
+          <w:sz w:val="19"/>
+          <w:szCs w:val="19"/>
+          <w:highlight w:val="white"/>
+        </w:rPr>
+        <w:t xml:space="preserve"> </w:t>
+      </w:r>
+      <w:r>
+        <w:rPr>
+          <w:rFonts w:ascii="Cascadia Mono" w:hAnsi="Cascadia Mono" w:cs="Cascadia Mono"/>
+          <w:color w:val="2B91AF"/>
+          <w:kern w:val="0"/>
+          <w:sz w:val="19"/>
+          <w:szCs w:val="19"/>
+          <w:highlight w:val="white"/>
+        </w:rPr>
+        <w:t>Task</w:t>
+      </w:r>
+      <w:r>
+        <w:rPr>
+          <w:rFonts w:ascii="Cascadia Mono" w:hAnsi="Cascadia Mono" w:cs="Cascadia Mono"/>
+          <w:color w:val="000000"/>
+          <w:kern w:val="0"/>
+          <w:sz w:val="19"/>
+          <w:szCs w:val="19"/>
+          <w:highlight w:val="white"/>
+        </w:rPr>
+        <w:t>&lt;</w:t>
+      </w:r>
+      <w:r>
+        <w:rPr>
+          <w:rFonts w:ascii="Cascadia Mono" w:hAnsi="Cascadia Mono" w:cs="Cascadia Mono"/>
+          <w:color w:val="2B91AF"/>
+          <w:kern w:val="0"/>
+          <w:sz w:val="19"/>
+          <w:szCs w:val="19"/>
+          <w:highlight w:val="white"/>
+        </w:rPr>
+        <w:t>IActionResult</w:t>
+      </w:r>
+      <w:r>
+        <w:rPr>
+          <w:rFonts w:ascii="Cascadia Mono" w:hAnsi="Cascadia Mono" w:cs="Cascadia Mono"/>
+          <w:color w:val="000000"/>
+          <w:kern w:val="0"/>
+          <w:sz w:val="19"/>
+          <w:szCs w:val="19"/>
+          <w:highlight w:val="white"/>
+        </w:rPr>
+        <w:t xml:space="preserve">&gt; </w:t>
+      </w:r>
+      <w:r>
+        <w:rPr>
+          <w:rFonts w:ascii="Cascadia Mono" w:hAnsi="Cascadia Mono" w:cs="Cascadia Mono"/>
+          <w:color w:val="74531F"/>
+          <w:kern w:val="0"/>
+          <w:sz w:val="19"/>
+          <w:szCs w:val="19"/>
+          <w:highlight w:val="white"/>
+        </w:rPr>
+        <w:t>CreateContact</w:t>
+      </w:r>
+      <w:r>
+        <w:rPr>
+          <w:rFonts w:ascii="Cascadia Mono" w:hAnsi="Cascadia Mono" w:cs="Cascadia Mono"/>
+          <w:color w:val="000000"/>
+          <w:kern w:val="0"/>
+          <w:sz w:val="19"/>
+          <w:szCs w:val="19"/>
+          <w:highlight w:val="white"/>
+        </w:rPr>
+        <w:t>(</w:t>
+      </w:r>
+      <w:r>
+        <w:rPr>
+          <w:rFonts w:ascii="Cascadia Mono" w:hAnsi="Cascadia Mono" w:cs="Cascadia Mono"/>
+          <w:color w:val="2B91AF"/>
+          <w:kern w:val="0"/>
+          <w:sz w:val="19"/>
+          <w:szCs w:val="19"/>
+          <w:highlight w:val="white"/>
+        </w:rPr>
+        <w:t>CreateContactRequest</w:t>
+      </w:r>
+      <w:r>
+        <w:rPr>
+          <w:rFonts w:ascii="Cascadia Mono" w:hAnsi="Cascadia Mono" w:cs="Cascadia Mono"/>
+          <w:color w:val="000000"/>
+          <w:kern w:val="0"/>
+          <w:sz w:val="19"/>
+          <w:szCs w:val="19"/>
+          <w:highlight w:val="white"/>
+        </w:rPr>
+        <w:t xml:space="preserve"> </w:t>
+      </w:r>
+      <w:r>
+        <w:rPr>
+          <w:rFonts w:ascii="Cascadia Mono" w:hAnsi="Cascadia Mono" w:cs="Cascadia Mono"/>
+          <w:color w:val="1F377F"/>
+          <w:kern w:val="0"/>
+          <w:sz w:val="19"/>
+          <w:szCs w:val="19"/>
+          <w:highlight w:val="white"/>
+        </w:rPr>
+        <w:t>request</w:t>
+      </w:r>
+      <w:r>
+        <w:rPr>
+          <w:rFonts w:ascii="Cascadia Mono" w:hAnsi="Cascadia Mono" w:cs="Cascadia Mono"/>
+          <w:color w:val="000000"/>
+          <w:kern w:val="0"/>
+          <w:sz w:val="19"/>
+          <w:szCs w:val="19"/>
+          <w:highlight w:val="white"/>
+        </w:rPr>
+        <w:t>)</w:t>
+      </w:r>
+    </w:p>
+    <w:p>
+      <w:pPr>
+        <w:autoSpaceDE w:val="0"/>
+        <w:autoSpaceDN w:val="0"/>
+        <w:adjustRightInd w:val="0"/>
+        <w:spacing w:after="0" w:line="240" w:lineRule="auto"/>
+        <w:rPr>
+          <w:rFonts w:ascii="Cascadia Mono" w:hAnsi="Cascadia Mono" w:cs="Cascadia Mono"/>
+          <w:color w:val="000000"/>
+          <w:kern w:val="0"/>
+          <w:sz w:val="19"/>
+          <w:szCs w:val="19"/>
+          <w:highlight w:val="white"/>
+        </w:rPr>
+      </w:pPr>
+      <w:r>
+        <w:rPr>
+          <w:rFonts w:ascii="Cascadia Mono" w:hAnsi="Cascadia Mono" w:cs="Cascadia Mono"/>
+          <w:color w:val="000000"/>
+          <w:kern w:val="0"/>
+          <w:sz w:val="19"/>
+          <w:szCs w:val="19"/>
+          <w:highlight w:val="white"/>
+        </w:rPr>
+        <w:t xml:space="preserve">        {</w:t>
+      </w:r>
+    </w:p>
+    <w:p>
+      <w:pPr>
+        <w:autoSpaceDE w:val="0"/>
+        <w:autoSpaceDN w:val="0"/>
+        <w:adjustRightInd w:val="0"/>
+        <w:spacing w:after="0" w:line="240" w:lineRule="auto"/>
+        <w:rPr>
+          <w:rFonts w:ascii="Cascadia Mono" w:hAnsi="Cascadia Mono" w:cs="Cascadia Mono"/>
+          <w:color w:val="000000"/>
+          <w:kern w:val="0"/>
+          <w:sz w:val="19"/>
+          <w:szCs w:val="19"/>
+          <w:highlight w:val="white"/>
+        </w:rPr>
+      </w:pPr>
+      <w:r>
+        <w:rPr>
+          <w:rFonts w:ascii="Cascadia Mono" w:hAnsi="Cascadia Mono" w:cs="Cascadia Mono"/>
+          <w:color w:val="000000"/>
+          <w:kern w:val="0"/>
+          <w:sz w:val="19"/>
+          <w:szCs w:val="19"/>
+          <w:highlight w:val="white"/>
+        </w:rPr>
+        <w:t xml:space="preserve">            </w:t>
+      </w:r>
+      <w:r>
+        <w:rPr>
+          <w:rFonts w:ascii="Cascadia Mono" w:hAnsi="Cascadia Mono" w:cs="Cascadia Mono"/>
+          <w:color w:val="0000FF"/>
+          <w:kern w:val="0"/>
+          <w:sz w:val="19"/>
+          <w:szCs w:val="19"/>
+          <w:highlight w:val="white"/>
+        </w:rPr>
+        <w:t>var</w:t>
+      </w:r>
+      <w:r>
+        <w:rPr>
+          <w:rFonts w:ascii="Cascadia Mono" w:hAnsi="Cascadia Mono" w:cs="Cascadia Mono"/>
+          <w:color w:val="000000"/>
+          <w:kern w:val="0"/>
+          <w:sz w:val="19"/>
+          <w:szCs w:val="19"/>
+          <w:highlight w:val="white"/>
+        </w:rPr>
+        <w:t xml:space="preserve"> </w:t>
+      </w:r>
+      <w:r>
+        <w:rPr>
+          <w:rFonts w:ascii="Cascadia Mono" w:hAnsi="Cascadia Mono" w:cs="Cascadia Mono"/>
+          <w:color w:val="1F377F"/>
+          <w:kern w:val="0"/>
+          <w:sz w:val="19"/>
+          <w:szCs w:val="19"/>
+          <w:highlight w:val="white"/>
+        </w:rPr>
+        <w:t>replay</w:t>
+      </w:r>
+      <w:r>
+        <w:rPr>
+          <w:rFonts w:ascii="Cascadia Mono" w:hAnsi="Cascadia Mono" w:cs="Cascadia Mono"/>
+          <w:color w:val="000000"/>
+          <w:kern w:val="0"/>
+          <w:sz w:val="19"/>
+          <w:szCs w:val="19"/>
+          <w:highlight w:val="white"/>
+        </w:rPr>
+        <w:t xml:space="preserve"> = </w:t>
+      </w:r>
+      <w:r>
+        <w:rPr>
+          <w:rFonts w:ascii="Cascadia Mono" w:hAnsi="Cascadia Mono" w:cs="Cascadia Mono"/>
+          <w:color w:val="8F08C4"/>
+          <w:kern w:val="0"/>
+          <w:sz w:val="19"/>
+          <w:szCs w:val="19"/>
+          <w:highlight w:val="white"/>
+        </w:rPr>
+        <w:t>await</w:t>
+      </w:r>
+      <w:r>
+        <w:rPr>
+          <w:rFonts w:ascii="Cascadia Mono" w:hAnsi="Cascadia Mono" w:cs="Cascadia Mono"/>
+          <w:color w:val="000000"/>
+          <w:kern w:val="0"/>
+          <w:sz w:val="19"/>
+          <w:szCs w:val="19"/>
+          <w:highlight w:val="white"/>
+        </w:rPr>
+        <w:t xml:space="preserve"> </w:t>
+      </w:r>
+      <w:r>
+        <w:rPr>
+          <w:rFonts w:ascii="Cascadia Mono" w:hAnsi="Cascadia Mono" w:cs="Cascadia Mono"/>
+          <w:color w:val="1F377F"/>
+          <w:kern w:val="0"/>
+          <w:sz w:val="19"/>
+          <w:szCs w:val="19"/>
+          <w:highlight w:val="white"/>
+        </w:rPr>
+        <w:t>client</w:t>
+      </w:r>
+      <w:r>
+        <w:rPr>
+          <w:rFonts w:ascii="Cascadia Mono" w:hAnsi="Cascadia Mono" w:cs="Cascadia Mono"/>
+          <w:color w:val="000000"/>
+          <w:kern w:val="0"/>
+          <w:sz w:val="19"/>
+          <w:szCs w:val="19"/>
+          <w:highlight w:val="white"/>
+        </w:rPr>
+        <w:t>.</w:t>
+      </w:r>
+      <w:r>
+        <w:rPr>
+          <w:rFonts w:ascii="Cascadia Mono" w:hAnsi="Cascadia Mono" w:cs="Cascadia Mono"/>
+          <w:color w:val="74531F"/>
+          <w:kern w:val="0"/>
+          <w:sz w:val="19"/>
+          <w:szCs w:val="19"/>
+          <w:highlight w:val="white"/>
+        </w:rPr>
+        <w:t>CreateContactAsync</w:t>
+      </w:r>
+      <w:r>
+        <w:rPr>
+          <w:rFonts w:ascii="Cascadia Mono" w:hAnsi="Cascadia Mono" w:cs="Cascadia Mono"/>
+          <w:color w:val="000000"/>
+          <w:kern w:val="0"/>
+          <w:sz w:val="19"/>
+          <w:szCs w:val="19"/>
+          <w:highlight w:val="white"/>
+        </w:rPr>
+        <w:t>(</w:t>
+      </w:r>
+      <w:r>
+        <w:rPr>
+          <w:rFonts w:ascii="Cascadia Mono" w:hAnsi="Cascadia Mono" w:cs="Cascadia Mono"/>
+          <w:color w:val="1F377F"/>
+          <w:kern w:val="0"/>
+          <w:sz w:val="19"/>
+          <w:szCs w:val="19"/>
+          <w:highlight w:val="white"/>
+        </w:rPr>
+        <w:t>request</w:t>
+      </w:r>
+      <w:r>
+        <w:rPr>
+          <w:rFonts w:ascii="Cascadia Mono" w:hAnsi="Cascadia Mono" w:cs="Cascadia Mono"/>
+          <w:color w:val="000000"/>
+          <w:kern w:val="0"/>
+          <w:sz w:val="19"/>
+          <w:szCs w:val="19"/>
+          <w:highlight w:val="white"/>
+        </w:rPr>
+        <w:t>);</w:t>
+      </w:r>
+    </w:p>
+    <w:p>
+      <w:pPr>
+        <w:autoSpaceDE w:val="0"/>
+        <w:autoSpaceDN w:val="0"/>
+        <w:adjustRightInd w:val="0"/>
+        <w:spacing w:after="0" w:line="240" w:lineRule="auto"/>
+        <w:rPr>
+          <w:rFonts w:ascii="Cascadia Mono" w:hAnsi="Cascadia Mono" w:cs="Cascadia Mono"/>
+          <w:color w:val="000000"/>
+          <w:kern w:val="0"/>
+          <w:sz w:val="19"/>
+          <w:szCs w:val="19"/>
+          <w:highlight w:val="white"/>
+        </w:rPr>
+      </w:pPr>
+      <w:r>
+        <w:rPr>
+          <w:rFonts w:ascii="Cascadia Mono" w:hAnsi="Cascadia Mono" w:cs="Cascadia Mono"/>
+          <w:color w:val="000000"/>
+          <w:kern w:val="0"/>
+          <w:sz w:val="19"/>
+          <w:szCs w:val="19"/>
+          <w:highlight w:val="white"/>
+        </w:rPr>
+        <w:t xml:space="preserve">            </w:t>
+      </w:r>
+      <w:r>
+        <w:rPr>
+          <w:rFonts w:ascii="Cascadia Mono" w:hAnsi="Cascadia Mono" w:cs="Cascadia Mono"/>
+          <w:color w:val="1F377F"/>
+          <w:kern w:val="0"/>
+          <w:sz w:val="19"/>
+          <w:szCs w:val="19"/>
+          <w:highlight w:val="white"/>
+        </w:rPr>
+        <w:t>logger</w:t>
+      </w:r>
+      <w:r>
+        <w:rPr>
+          <w:rFonts w:ascii="Cascadia Mono" w:hAnsi="Cascadia Mono" w:cs="Cascadia Mono"/>
+          <w:color w:val="000000"/>
+          <w:kern w:val="0"/>
+          <w:sz w:val="19"/>
+          <w:szCs w:val="19"/>
+          <w:highlight w:val="white"/>
+        </w:rPr>
+        <w:t>.</w:t>
+      </w:r>
+      <w:r>
+        <w:rPr>
+          <w:rFonts w:ascii="Cascadia Mono" w:hAnsi="Cascadia Mono" w:cs="Cascadia Mono"/>
+          <w:color w:val="74531F"/>
+          <w:kern w:val="0"/>
+          <w:sz w:val="19"/>
+          <w:szCs w:val="19"/>
+          <w:highlight w:val="white"/>
+        </w:rPr>
+        <w:t>LogInformation</w:t>
+      </w:r>
+      <w:r>
+        <w:rPr>
+          <w:rFonts w:ascii="Cascadia Mono" w:hAnsi="Cascadia Mono" w:cs="Cascadia Mono"/>
+          <w:color w:val="000000"/>
+          <w:kern w:val="0"/>
+          <w:sz w:val="19"/>
+          <w:szCs w:val="19"/>
+          <w:highlight w:val="white"/>
+        </w:rPr>
+        <w:t>(</w:t>
+      </w:r>
+      <w:r>
+        <w:rPr>
+          <w:rFonts w:ascii="Cascadia Mono" w:hAnsi="Cascadia Mono" w:cs="Cascadia Mono"/>
+          <w:color w:val="A31515"/>
+          <w:kern w:val="0"/>
+          <w:sz w:val="19"/>
+          <w:szCs w:val="19"/>
+          <w:highlight w:val="white"/>
+        </w:rPr>
+        <w:t xml:space="preserve">$"Replay is: </w:t>
+      </w:r>
+      <w:r>
+        <w:rPr>
+          <w:rFonts w:ascii="Cascadia Mono" w:hAnsi="Cascadia Mono" w:cs="Cascadia Mono"/>
+          <w:color w:val="000000"/>
+          <w:kern w:val="0"/>
+          <w:sz w:val="19"/>
+          <w:szCs w:val="19"/>
+          <w:highlight w:val="white"/>
+        </w:rPr>
+        <w:t>{</w:t>
+      </w:r>
+      <w:r>
+        <w:rPr>
+          <w:rFonts w:ascii="Cascadia Mono" w:hAnsi="Cascadia Mono" w:cs="Cascadia Mono"/>
+          <w:color w:val="1F377F"/>
+          <w:kern w:val="0"/>
+          <w:sz w:val="19"/>
+          <w:szCs w:val="19"/>
+          <w:highlight w:val="white"/>
+        </w:rPr>
+        <w:t>replay</w:t>
+      </w:r>
+      <w:r>
+        <w:rPr>
+          <w:rFonts w:ascii="Cascadia Mono" w:hAnsi="Cascadia Mono" w:cs="Cascadia Mono"/>
+          <w:color w:val="000000"/>
+          <w:kern w:val="0"/>
+          <w:sz w:val="19"/>
+          <w:szCs w:val="19"/>
+          <w:highlight w:val="white"/>
+        </w:rPr>
+        <w:t>.ContactId}</w:t>
+      </w:r>
+      <w:r>
+        <w:rPr>
+          <w:rFonts w:ascii="Cascadia Mono" w:hAnsi="Cascadia Mono" w:cs="Cascadia Mono"/>
+          <w:color w:val="A31515"/>
+          <w:kern w:val="0"/>
+          <w:sz w:val="19"/>
+          <w:szCs w:val="19"/>
+          <w:highlight w:val="white"/>
+        </w:rPr>
+        <w:t>"</w:t>
+      </w:r>
+      <w:r>
+        <w:rPr>
+          <w:rFonts w:ascii="Cascadia Mono" w:hAnsi="Cascadia Mono" w:cs="Cascadia Mono"/>
+          <w:color w:val="000000"/>
+          <w:kern w:val="0"/>
+          <w:sz w:val="19"/>
+          <w:szCs w:val="19"/>
+          <w:highlight w:val="white"/>
+        </w:rPr>
+        <w:t>);</w:t>
+      </w:r>
+    </w:p>
+    <w:p>
+      <w:pPr>
+        <w:autoSpaceDE w:val="0"/>
+        <w:autoSpaceDN w:val="0"/>
+        <w:adjustRightInd w:val="0"/>
+        <w:spacing w:after="0" w:line="240" w:lineRule="auto"/>
+        <w:rPr>
+          <w:rFonts w:ascii="Cascadia Mono" w:hAnsi="Cascadia Mono" w:cs="Cascadia Mono"/>
+          <w:color w:val="000000"/>
+          <w:kern w:val="0"/>
+          <w:sz w:val="19"/>
+          <w:szCs w:val="19"/>
+          <w:highlight w:val="white"/>
+        </w:rPr>
+      </w:pPr>
+      <w:r>
+        <w:rPr>
+          <w:rFonts w:ascii="Cascadia Mono" w:hAnsi="Cascadia Mono" w:cs="Cascadia Mono"/>
+          <w:color w:val="000000"/>
+          <w:kern w:val="0"/>
+          <w:sz w:val="19"/>
+          <w:szCs w:val="19"/>
+          <w:highlight w:val="white"/>
+        </w:rPr>
+        <w:t xml:space="preserve">            </w:t>
+      </w:r>
+      <w:r>
+        <w:rPr>
+          <w:rFonts w:ascii="Cascadia Mono" w:hAnsi="Cascadia Mono" w:cs="Cascadia Mono"/>
+          <w:color w:val="8F08C4"/>
+          <w:kern w:val="0"/>
+          <w:sz w:val="19"/>
+          <w:szCs w:val="19"/>
+          <w:highlight w:val="white"/>
+        </w:rPr>
+        <w:t>return</w:t>
+      </w:r>
+      <w:r>
+        <w:rPr>
+          <w:rFonts w:ascii="Cascadia Mono" w:hAnsi="Cascadia Mono" w:cs="Cascadia Mono"/>
+          <w:color w:val="000000"/>
+          <w:kern w:val="0"/>
+          <w:sz w:val="19"/>
+          <w:szCs w:val="19"/>
+          <w:highlight w:val="white"/>
+        </w:rPr>
+        <w:t xml:space="preserve"> </w:t>
+      </w:r>
+      <w:r>
+        <w:rPr>
+          <w:rFonts w:ascii="Cascadia Mono" w:hAnsi="Cascadia Mono" w:cs="Cascadia Mono"/>
+          <w:color w:val="74531F"/>
+          <w:kern w:val="0"/>
+          <w:sz w:val="19"/>
+          <w:szCs w:val="19"/>
+          <w:highlight w:val="white"/>
+        </w:rPr>
+        <w:t>Ok</w:t>
+      </w:r>
+      <w:r>
+        <w:rPr>
+          <w:rFonts w:ascii="Cascadia Mono" w:hAnsi="Cascadia Mono" w:cs="Cascadia Mono"/>
+          <w:color w:val="000000"/>
+          <w:kern w:val="0"/>
+          <w:sz w:val="19"/>
+          <w:szCs w:val="19"/>
+          <w:highlight w:val="white"/>
+        </w:rPr>
+        <w:t>(</w:t>
+      </w:r>
+      <w:r>
+        <w:rPr>
+          <w:rFonts w:ascii="Cascadia Mono" w:hAnsi="Cascadia Mono" w:cs="Cascadia Mono"/>
+          <w:color w:val="1F377F"/>
+          <w:kern w:val="0"/>
+          <w:sz w:val="19"/>
+          <w:szCs w:val="19"/>
+          <w:highlight w:val="white"/>
+        </w:rPr>
+        <w:t>replay</w:t>
+      </w:r>
+      <w:r>
+        <w:rPr>
+          <w:rFonts w:ascii="Cascadia Mono" w:hAnsi="Cascadia Mono" w:cs="Cascadia Mono"/>
+          <w:color w:val="000000"/>
+          <w:kern w:val="0"/>
+          <w:sz w:val="19"/>
+          <w:szCs w:val="19"/>
+          <w:highlight w:val="white"/>
+        </w:rPr>
+        <w:t>);</w:t>
+      </w:r>
+    </w:p>
+    <w:p>
+      <w:pPr>
+        <w:autoSpaceDE w:val="0"/>
+        <w:autoSpaceDN w:val="0"/>
+        <w:adjustRightInd w:val="0"/>
+        <w:spacing w:after="0" w:line="240" w:lineRule="auto"/>
+        <w:rPr>
+          <w:rFonts w:ascii="Cascadia Mono" w:hAnsi="Cascadia Mono" w:cs="Cascadia Mono"/>
+          <w:color w:val="000000"/>
+          <w:kern w:val="0"/>
+          <w:sz w:val="19"/>
+          <w:szCs w:val="19"/>
+          <w:highlight w:val="white"/>
+        </w:rPr>
+      </w:pPr>
+      <w:r>
+        <w:rPr>
+          <w:rFonts w:ascii="Cascadia Mono" w:hAnsi="Cascadia Mono" w:cs="Cascadia Mono"/>
+          <w:color w:val="000000"/>
+          <w:kern w:val="0"/>
+          <w:sz w:val="19"/>
+          <w:szCs w:val="19"/>
+          <w:highlight w:val="white"/>
+        </w:rPr>
+        <w:t xml:space="preserve">        }</w:t>
+      </w:r>
+    </w:p>
+    <w:p>
+      <w:pPr>
+        <w:autoSpaceDE w:val="0"/>
+        <w:autoSpaceDN w:val="0"/>
+        <w:adjustRightInd w:val="0"/>
+        <w:spacing w:after="0" w:line="240" w:lineRule="auto"/>
+        <w:rPr>
+          <w:rFonts w:ascii="Cascadia Mono" w:hAnsi="Cascadia Mono" w:cs="Cascadia Mono"/>
+          <w:color w:val="000000"/>
+          <w:kern w:val="0"/>
+          <w:sz w:val="19"/>
+          <w:szCs w:val="19"/>
+          <w:highlight w:val="white"/>
+        </w:rPr>
+      </w:pPr>
+      <w:r>
+        <w:rPr>
+          <w:rFonts w:ascii="Cascadia Mono" w:hAnsi="Cascadia Mono" w:cs="Cascadia Mono"/>
+          <w:color w:val="000000"/>
+          <w:kern w:val="0"/>
+          <w:sz w:val="19"/>
+          <w:szCs w:val="19"/>
+          <w:highlight w:val="white"/>
+        </w:rPr>
+        <w:t xml:space="preserve">    }</w:t>
+      </w:r>
+    </w:p>
+    <w:p>
+      <w:pPr>
+        <w:autoSpaceDE w:val="0"/>
+        <w:autoSpaceDN w:val="0"/>
+        <w:adjustRightInd w:val="0"/>
+        <w:spacing w:after="0" w:line="240" w:lineRule="auto"/>
+        <w:rPr>
+          <w:rFonts w:ascii="Cascadia Mono" w:hAnsi="Cascadia Mono" w:cs="Cascadia Mono"/>
+          <w:color w:val="000000"/>
+          <w:kern w:val="0"/>
+          <w:sz w:val="19"/>
+          <w:szCs w:val="19"/>
+          <w:highlight w:val="white"/>
+        </w:rPr>
+      </w:pPr>
+      <w:r>
+        <w:rPr>
+          <w:rFonts w:ascii="Cascadia Mono" w:hAnsi="Cascadia Mono" w:cs="Cascadia Mono"/>
+          <w:color w:val="000000"/>
+          <w:kern w:val="0"/>
+          <w:sz w:val="19"/>
+          <w:szCs w:val="19"/>
+          <w:highlight w:val="white"/>
+        </w:rPr>
+        <w:t>}</w:t>
       </w:r>
     </w:p>
     <w:p>

--- a/ASP.net-Core/asp.net-core-notes-12.docx
+++ b/ASP.net-Core/asp.net-core-notes-12.docx
@@ -459,6 +459,7 @@
         </w:rPr>
         <w:t xml:space="preserve"> </w:t>
       </w:r>
+      <w:proofErr w:type="gramStart"/>
       <w:r>
         <w:rPr>
           <w:rFonts w:ascii="Cascadia Mono" w:hAnsi="Cascadia Mono" w:cs="Cascadia Mono"/>
@@ -481,6 +482,7 @@
         </w:rPr>
         <w:t>(</w:t>
       </w:r>
+      <w:proofErr w:type="gramEnd"/>
       <w:r>
         <w:rPr>
           <w:rFonts w:ascii="Cascadia Mono" w:hAnsi="Cascadia Mono" w:cs="Cascadia Mono"/>
@@ -596,6 +598,7 @@
         </w:rPr>
         <w:t xml:space="preserve"> </w:t>
       </w:r>
+      <w:proofErr w:type="gramStart"/>
       <w:r>
         <w:rPr>
           <w:rFonts w:ascii="Cascadia Mono" w:hAnsi="Cascadia Mono" w:cs="Cascadia Mono"/>
@@ -618,6 +621,7 @@
         </w:rPr>
         <w:t>(</w:t>
       </w:r>
+      <w:proofErr w:type="gramEnd"/>
       <w:r>
         <w:rPr>
           <w:rFonts w:ascii="Cascadia Mono" w:hAnsi="Cascadia Mono" w:cs="Cascadia Mono"/>
@@ -733,6 +737,7 @@
         </w:rPr>
         <w:t xml:space="preserve"> </w:t>
       </w:r>
+      <w:proofErr w:type="gramStart"/>
       <w:r>
         <w:rPr>
           <w:rFonts w:ascii="Cascadia Mono" w:hAnsi="Cascadia Mono" w:cs="Cascadia Mono"/>
@@ -755,6 +760,7 @@
         </w:rPr>
         <w:t>(</w:t>
       </w:r>
+      <w:proofErr w:type="gramEnd"/>
       <w:r>
         <w:rPr>
           <w:rFonts w:ascii="Cascadia Mono" w:hAnsi="Cascadia Mono" w:cs="Cascadia Mono"/>
@@ -973,6 +979,7 @@
         </w:rPr>
         <w:t xml:space="preserve"> </w:t>
       </w:r>
+      <w:proofErr w:type="gramStart"/>
       <w:r>
         <w:rPr>
           <w:rFonts w:ascii="Cascadia Mono" w:hAnsi="Cascadia Mono" w:cs="Cascadia Mono"/>
@@ -995,6 +1002,7 @@
         </w:rPr>
         <w:t>(</w:t>
       </w:r>
+      <w:proofErr w:type="gramEnd"/>
       <w:r>
         <w:rPr>
           <w:rFonts w:ascii="Cascadia Mono" w:hAnsi="Cascadia Mono" w:cs="Cascadia Mono"/>
@@ -3044,16 +3052,29 @@
         </w:rPr>
         <w:t xml:space="preserve">  </w:t>
       </w:r>
-      <w:r>
-        <w:rPr>
-          <w:rFonts w:ascii="Cascadia Mono" w:hAnsi="Cascadia Mono" w:cs="Cascadia Mono"/>
-          <w:color w:val="0000FF"/>
-          <w:kern w:val="0"/>
-          <w:sz w:val="19"/>
-          <w:szCs w:val="19"/>
-          <w:highlight w:val="white"/>
-        </w:rPr>
-        <w:t>google.protobuf.DoubleValue</w:t>
+      <w:proofErr w:type="gramStart"/>
+      <w:r>
+        <w:rPr>
+          <w:rFonts w:ascii="Cascadia Mono" w:hAnsi="Cascadia Mono" w:cs="Cascadia Mono"/>
+          <w:color w:val="0000FF"/>
+          <w:kern w:val="0"/>
+          <w:sz w:val="19"/>
+          <w:szCs w:val="19"/>
+          <w:highlight w:val="white"/>
+        </w:rPr>
+        <w:t>google.protobuf</w:t>
+      </w:r>
+      <w:proofErr w:type="gramEnd"/>
+      <w:r>
+        <w:rPr>
+          <w:rFonts w:ascii="Cascadia Mono" w:hAnsi="Cascadia Mono" w:cs="Cascadia Mono"/>
+          <w:color w:val="0000FF"/>
+          <w:kern w:val="0"/>
+          <w:sz w:val="19"/>
+          <w:szCs w:val="19"/>
+          <w:highlight w:val="white"/>
+        </w:rPr>
+        <w:t>.DoubleValue</w:t>
       </w:r>
       <w:r>
         <w:rPr>
@@ -3093,16 +3114,29 @@
         </w:rPr>
         <w:t xml:space="preserve">  </w:t>
       </w:r>
-      <w:r>
-        <w:rPr>
-          <w:rFonts w:ascii="Cascadia Mono" w:hAnsi="Cascadia Mono" w:cs="Cascadia Mono"/>
-          <w:color w:val="0000FF"/>
-          <w:kern w:val="0"/>
-          <w:sz w:val="19"/>
-          <w:szCs w:val="19"/>
-          <w:highlight w:val="white"/>
-        </w:rPr>
-        <w:t>google.protobuf.Int32Value</w:t>
+      <w:proofErr w:type="gramStart"/>
+      <w:r>
+        <w:rPr>
+          <w:rFonts w:ascii="Cascadia Mono" w:hAnsi="Cascadia Mono" w:cs="Cascadia Mono"/>
+          <w:color w:val="0000FF"/>
+          <w:kern w:val="0"/>
+          <w:sz w:val="19"/>
+          <w:szCs w:val="19"/>
+          <w:highlight w:val="white"/>
+        </w:rPr>
+        <w:t>google.protobuf</w:t>
+      </w:r>
+      <w:proofErr w:type="gramEnd"/>
+      <w:r>
+        <w:rPr>
+          <w:rFonts w:ascii="Cascadia Mono" w:hAnsi="Cascadia Mono" w:cs="Cascadia Mono"/>
+          <w:color w:val="0000FF"/>
+          <w:kern w:val="0"/>
+          <w:sz w:val="19"/>
+          <w:szCs w:val="19"/>
+          <w:highlight w:val="white"/>
+        </w:rPr>
+        <w:t>.Int32Value</w:t>
       </w:r>
       <w:r>
         <w:rPr>
@@ -3142,16 +3176,29 @@
         </w:rPr>
         <w:t xml:space="preserve">  </w:t>
       </w:r>
-      <w:r>
-        <w:rPr>
-          <w:rFonts w:ascii="Cascadia Mono" w:hAnsi="Cascadia Mono" w:cs="Cascadia Mono"/>
-          <w:color w:val="0000FF"/>
-          <w:kern w:val="0"/>
-          <w:sz w:val="19"/>
-          <w:szCs w:val="19"/>
-          <w:highlight w:val="white"/>
-        </w:rPr>
-        <w:t>google.protobuf.BoolValue</w:t>
+      <w:proofErr w:type="gramStart"/>
+      <w:r>
+        <w:rPr>
+          <w:rFonts w:ascii="Cascadia Mono" w:hAnsi="Cascadia Mono" w:cs="Cascadia Mono"/>
+          <w:color w:val="0000FF"/>
+          <w:kern w:val="0"/>
+          <w:sz w:val="19"/>
+          <w:szCs w:val="19"/>
+          <w:highlight w:val="white"/>
+        </w:rPr>
+        <w:t>google.protobuf</w:t>
+      </w:r>
+      <w:proofErr w:type="gramEnd"/>
+      <w:r>
+        <w:rPr>
+          <w:rFonts w:ascii="Cascadia Mono" w:hAnsi="Cascadia Mono" w:cs="Cascadia Mono"/>
+          <w:color w:val="0000FF"/>
+          <w:kern w:val="0"/>
+          <w:sz w:val="19"/>
+          <w:szCs w:val="19"/>
+          <w:highlight w:val="white"/>
+        </w:rPr>
+        <w:t>.BoolValue</w:t>
       </w:r>
       <w:r>
         <w:rPr>
@@ -3343,16 +3390,29 @@
         </w:rPr>
         <w:t xml:space="preserve">  </w:t>
       </w:r>
-      <w:r>
-        <w:rPr>
-          <w:rFonts w:ascii="Cascadia Mono" w:hAnsi="Cascadia Mono" w:cs="Cascadia Mono"/>
-          <w:color w:val="0000FF"/>
-          <w:kern w:val="0"/>
-          <w:sz w:val="19"/>
-          <w:szCs w:val="19"/>
-          <w:highlight w:val="white"/>
-        </w:rPr>
-        <w:t>google.protobuf.Timestamp</w:t>
+      <w:proofErr w:type="gramStart"/>
+      <w:r>
+        <w:rPr>
+          <w:rFonts w:ascii="Cascadia Mono" w:hAnsi="Cascadia Mono" w:cs="Cascadia Mono"/>
+          <w:color w:val="0000FF"/>
+          <w:kern w:val="0"/>
+          <w:sz w:val="19"/>
+          <w:szCs w:val="19"/>
+          <w:highlight w:val="white"/>
+        </w:rPr>
+        <w:t>google.protobuf</w:t>
+      </w:r>
+      <w:proofErr w:type="gramEnd"/>
+      <w:r>
+        <w:rPr>
+          <w:rFonts w:ascii="Cascadia Mono" w:hAnsi="Cascadia Mono" w:cs="Cascadia Mono"/>
+          <w:color w:val="0000FF"/>
+          <w:kern w:val="0"/>
+          <w:sz w:val="19"/>
+          <w:szCs w:val="19"/>
+          <w:highlight w:val="white"/>
+        </w:rPr>
+        <w:t>.Timestamp</w:t>
       </w:r>
       <w:r>
         <w:rPr>
@@ -3392,16 +3452,29 @@
         </w:rPr>
         <w:t xml:space="preserve">  </w:t>
       </w:r>
-      <w:r>
-        <w:rPr>
-          <w:rFonts w:ascii="Cascadia Mono" w:hAnsi="Cascadia Mono" w:cs="Cascadia Mono"/>
-          <w:color w:val="0000FF"/>
-          <w:kern w:val="0"/>
-          <w:sz w:val="19"/>
-          <w:szCs w:val="19"/>
-          <w:highlight w:val="white"/>
-        </w:rPr>
-        <w:t>google.protobuf.Duration</w:t>
+      <w:proofErr w:type="gramStart"/>
+      <w:r>
+        <w:rPr>
+          <w:rFonts w:ascii="Cascadia Mono" w:hAnsi="Cascadia Mono" w:cs="Cascadia Mono"/>
+          <w:color w:val="0000FF"/>
+          <w:kern w:val="0"/>
+          <w:sz w:val="19"/>
+          <w:szCs w:val="19"/>
+          <w:highlight w:val="white"/>
+        </w:rPr>
+        <w:t>google.protobuf</w:t>
+      </w:r>
+      <w:proofErr w:type="gramEnd"/>
+      <w:r>
+        <w:rPr>
+          <w:rFonts w:ascii="Cascadia Mono" w:hAnsi="Cascadia Mono" w:cs="Cascadia Mono"/>
+          <w:color w:val="0000FF"/>
+          <w:kern w:val="0"/>
+          <w:sz w:val="19"/>
+          <w:szCs w:val="19"/>
+          <w:highlight w:val="white"/>
+        </w:rPr>
+        <w:t>.Duration</w:t>
       </w:r>
       <w:r>
         <w:rPr>
@@ -3808,6 +3881,7 @@
           <w:highlight w:val="white"/>
         </w:rPr>
       </w:pPr>
+      <w:proofErr w:type="gramStart"/>
       <w:r>
         <w:rPr>
           <w:rFonts w:ascii="Cascadia Mono" w:hAnsi="Cascadia Mono" w:cs="Cascadia Mono"/>
@@ -3841,6 +3915,7 @@
         </w:rPr>
         <w:t>AddGrpcClient</w:t>
       </w:r>
+      <w:proofErr w:type="gramEnd"/>
       <w:r>
         <w:rPr>
           <w:rFonts w:ascii="Cascadia Mono" w:hAnsi="Cascadia Mono" w:cs="Cascadia Mono"/>
@@ -3885,6 +3960,7 @@
         </w:rPr>
         <w:t>ContactClient</w:t>
       </w:r>
+      <w:proofErr w:type="gramStart"/>
       <w:r>
         <w:rPr>
           <w:rFonts w:ascii="Cascadia Mono" w:hAnsi="Cascadia Mono" w:cs="Cascadia Mono"/>
@@ -3896,6 +3972,7 @@
         </w:rPr>
         <w:t>&gt;(</w:t>
       </w:r>
+      <w:proofErr w:type="gramEnd"/>
       <w:r>
         <w:rPr>
           <w:rFonts w:ascii="Cascadia Mono" w:hAnsi="Cascadia Mono" w:cs="Cascadia Mono"/>
@@ -3918,6 +3995,7 @@
         </w:rPr>
         <w:t xml:space="preserve"> =&gt; </w:t>
       </w:r>
+      <w:proofErr w:type="gramStart"/>
       <w:r>
         <w:rPr>
           <w:rFonts w:ascii="Cascadia Mono" w:hAnsi="Cascadia Mono" w:cs="Cascadia Mono"/>
@@ -3938,7 +4016,19 @@
           <w:szCs w:val="19"/>
           <w:highlight w:val="white"/>
         </w:rPr>
-        <w:t xml:space="preserve">.Address = </w:t>
+        <w:t>.Address</w:t>
+      </w:r>
+      <w:proofErr w:type="gramEnd"/>
+      <w:r>
+        <w:rPr>
+          <w:rFonts w:ascii="Cascadia Mono" w:hAnsi="Cascadia Mono" w:cs="Cascadia Mono"/>
+          <w:color w:val="000000"/>
+          <w:kern w:val="0"/>
+          <w:sz w:val="19"/>
+          <w:szCs w:val="19"/>
+          <w:highlight w:val="white"/>
+        </w:rPr>
+        <w:t xml:space="preserve"> = </w:t>
       </w:r>
       <w:r>
         <w:rPr>
@@ -4115,7 +4205,31 @@
           <w:szCs w:val="19"/>
           <w:highlight w:val="white"/>
         </w:rPr>
-        <w:t xml:space="preserve"> Microsoft.AspNetCore.Mvc;</w:t>
+        <w:t xml:space="preserve"> </w:t>
+      </w:r>
+      <w:proofErr w:type="gramStart"/>
+      <w:r>
+        <w:rPr>
+          <w:rFonts w:ascii="Cascadia Mono" w:hAnsi="Cascadia Mono" w:cs="Cascadia Mono"/>
+          <w:color w:val="000000"/>
+          <w:kern w:val="0"/>
+          <w:sz w:val="19"/>
+          <w:szCs w:val="19"/>
+          <w:highlight w:val="white"/>
+        </w:rPr>
+        <w:t>Microsoft.AspNetCore.Mvc</w:t>
+      </w:r>
+      <w:proofErr w:type="gramEnd"/>
+      <w:r>
+        <w:rPr>
+          <w:rFonts w:ascii="Cascadia Mono" w:hAnsi="Cascadia Mono" w:cs="Cascadia Mono"/>
+          <w:color w:val="000000"/>
+          <w:kern w:val="0"/>
+          <w:sz w:val="19"/>
+          <w:szCs w:val="19"/>
+          <w:highlight w:val="white"/>
+        </w:rPr>
+        <w:t>;</w:t>
       </w:r>
     </w:p>
     <w:p>
@@ -4554,16 +4668,29 @@
         </w:rPr>
         <w:t>logger</w:t>
       </w:r>
-      <w:r>
-        <w:rPr>
-          <w:rFonts w:ascii="Cascadia Mono" w:hAnsi="Cascadia Mono" w:cs="Cascadia Mono"/>
-          <w:color w:val="000000"/>
-          <w:kern w:val="0"/>
-          <w:sz w:val="19"/>
-          <w:szCs w:val="19"/>
-          <w:highlight w:val="white"/>
-        </w:rPr>
-        <w:t xml:space="preserve">) : </w:t>
+      <w:proofErr w:type="gramStart"/>
+      <w:r>
+        <w:rPr>
+          <w:rFonts w:ascii="Cascadia Mono" w:hAnsi="Cascadia Mono" w:cs="Cascadia Mono"/>
+          <w:color w:val="000000"/>
+          <w:kern w:val="0"/>
+          <w:sz w:val="19"/>
+          <w:szCs w:val="19"/>
+          <w:highlight w:val="white"/>
+        </w:rPr>
+        <w:t>) :</w:t>
+      </w:r>
+      <w:proofErr w:type="gramEnd"/>
+      <w:r>
+        <w:rPr>
+          <w:rFonts w:ascii="Cascadia Mono" w:hAnsi="Cascadia Mono" w:cs="Cascadia Mono"/>
+          <w:color w:val="000000"/>
+          <w:kern w:val="0"/>
+          <w:sz w:val="19"/>
+          <w:szCs w:val="19"/>
+          <w:highlight w:val="white"/>
+        </w:rPr>
+        <w:t xml:space="preserve"> </w:t>
       </w:r>
       <w:r>
         <w:rPr>
@@ -4767,6 +4894,7 @@
         </w:rPr>
         <w:t xml:space="preserve">&gt; </w:t>
       </w:r>
+      <w:proofErr w:type="gramStart"/>
       <w:r>
         <w:rPr>
           <w:rFonts w:ascii="Cascadia Mono" w:hAnsi="Cascadia Mono" w:cs="Cascadia Mono"/>
@@ -4789,6 +4917,7 @@
         </w:rPr>
         <w:t>(</w:t>
       </w:r>
+      <w:proofErr w:type="gramEnd"/>
       <w:r>
         <w:rPr>
           <w:rFonts w:ascii="Cascadia Mono" w:hAnsi="Cascadia Mono" w:cs="Cascadia Mono"/>
@@ -4953,6 +5082,7 @@
         </w:rPr>
         <w:t xml:space="preserve"> </w:t>
       </w:r>
+      <w:proofErr w:type="gramStart"/>
       <w:r>
         <w:rPr>
           <w:rFonts w:ascii="Cascadia Mono" w:hAnsi="Cascadia Mono" w:cs="Cascadia Mono"/>
@@ -4986,6 +5116,7 @@
         </w:rPr>
         <w:t>CreateContactAsync</w:t>
       </w:r>
+      <w:proofErr w:type="gramEnd"/>
       <w:r>
         <w:rPr>
           <w:rFonts w:ascii="Cascadia Mono" w:hAnsi="Cascadia Mono" w:cs="Cascadia Mono"/>
@@ -5046,6 +5177,7 @@
         </w:rPr>
         <w:t xml:space="preserve">            </w:t>
       </w:r>
+      <w:proofErr w:type="gramStart"/>
       <w:r>
         <w:rPr>
           <w:rFonts w:ascii="Cascadia Mono" w:hAnsi="Cascadia Mono" w:cs="Cascadia Mono"/>
@@ -5079,6 +5211,7 @@
         </w:rPr>
         <w:t>LogInformation</w:t>
       </w:r>
+      <w:proofErr w:type="gramEnd"/>
       <w:r>
         <w:rPr>
           <w:rFonts w:ascii="Cascadia Mono" w:hAnsi="Cascadia Mono" w:cs="Cascadia Mono"/>
@@ -5112,6 +5245,7 @@
         </w:rPr>
         <w:t>{</w:t>
       </w:r>
+      <w:proofErr w:type="gramStart"/>
       <w:r>
         <w:rPr>
           <w:rFonts w:ascii="Cascadia Mono" w:hAnsi="Cascadia Mono" w:cs="Cascadia Mono"/>
@@ -5132,7 +5266,19 @@
           <w:szCs w:val="19"/>
           <w:highlight w:val="white"/>
         </w:rPr>
-        <w:t>.ContactId}</w:t>
+        <w:t>.ContactId</w:t>
+      </w:r>
+      <w:proofErr w:type="gramEnd"/>
+      <w:r>
+        <w:rPr>
+          <w:rFonts w:ascii="Cascadia Mono" w:hAnsi="Cascadia Mono" w:cs="Cascadia Mono"/>
+          <w:color w:val="000000"/>
+          <w:kern w:val="0"/>
+          <w:sz w:val="19"/>
+          <w:szCs w:val="19"/>
+          <w:highlight w:val="white"/>
+        </w:rPr>
+        <w:t>}</w:t>
       </w:r>
       <w:r>
         <w:rPr>
@@ -5329,6 +5475,5318 @@
           <w:highlight w:val="white"/>
         </w:rPr>
         <w:t>}</w:t>
+      </w:r>
+    </w:p>
+    <w:p>
+      <w:pPr>
+        <w:ind w:left="720" w:firstLine="720"/>
+        <w:rPr>
+          <w:rFonts w:ascii="Sakkal Majalla" w:hAnsi="Sakkal Majalla" w:cs="Sakkal Majalla"/>
+          <w:sz w:val="28"/>
+          <w:szCs w:val="28"/>
+        </w:rPr>
+      </w:pPr>
+      <w:r>
+        <w:rPr>
+          <w:rFonts w:ascii="Sakkal Majalla" w:hAnsi="Sakkal Majalla" w:cs="Sakkal Majalla"/>
+          <w:sz w:val="28"/>
+          <w:szCs w:val="28"/>
+        </w:rPr>
+        <w:t>***********************************************************</w:t>
+      </w:r>
+    </w:p>
+    <w:p>
+      <w:pPr>
+        <w:rPr>
+          <w:rFonts w:ascii="Sakkal Majalla" w:hAnsi="Sakkal Majalla" w:cs="Sakkal Majalla"/>
+          <w:sz w:val="28"/>
+          <w:szCs w:val="28"/>
+        </w:rPr>
+      </w:pPr>
+      <w:r>
+        <w:rPr>
+          <w:noProof/>
+        </w:rPr>
+        <w:drawing>
+          <wp:inline distT="0" distB="0" distL="0" distR="0" wp14:anchorId="3749E055" wp14:editId="728EE1E0">
+            <wp:extent cx="5943600" cy="1685290"/>
+            <wp:effectExtent l="0" t="0" r="0" b="0"/>
+            <wp:docPr id="1004857080" name="Picture 1"/>
+            <wp:cNvGraphicFramePr>
+              <a:graphicFrameLocks xmlns:a="http://schemas.openxmlformats.org/drawingml/2006/main" noChangeAspect="1"/>
+            </wp:cNvGraphicFramePr>
+            <a:graphic xmlns:a="http://schemas.openxmlformats.org/drawingml/2006/main">
+              <a:graphicData uri="http://schemas.openxmlformats.org/drawingml/2006/picture">
+                <pic:pic xmlns:pic="http://schemas.openxmlformats.org/drawingml/2006/picture">
+                  <pic:nvPicPr>
+                    <pic:cNvPr id="1004857080" name=""/>
+                    <pic:cNvPicPr/>
+                  </pic:nvPicPr>
+                  <pic:blipFill>
+                    <a:blip r:embed="rId6"/>
+                    <a:stretch>
+                      <a:fillRect/>
+                    </a:stretch>
+                  </pic:blipFill>
+                  <pic:spPr>
+                    <a:xfrm>
+                      <a:off x="0" y="0"/>
+                      <a:ext cx="5943600" cy="1685290"/>
+                    </a:xfrm>
+                    <a:prstGeom prst="rect">
+                      <a:avLst/>
+                    </a:prstGeom>
+                  </pic:spPr>
+                </pic:pic>
+              </a:graphicData>
+            </a:graphic>
+          </wp:inline>
+        </w:drawing>
+      </w:r>
+    </w:p>
+    <w:p>
+      <w:pPr>
+        <w:ind w:left="720" w:firstLine="720"/>
+        <w:rPr>
+          <w:rFonts w:ascii="Sakkal Majalla" w:hAnsi="Sakkal Majalla" w:cs="Sakkal Majalla"/>
+          <w:sz w:val="28"/>
+          <w:szCs w:val="28"/>
+        </w:rPr>
+      </w:pPr>
+      <w:r>
+        <w:rPr>
+          <w:rFonts w:ascii="Sakkal Majalla" w:hAnsi="Sakkal Majalla" w:cs="Sakkal Majalla"/>
+          <w:sz w:val="28"/>
+          <w:szCs w:val="28"/>
+        </w:rPr>
+        <w:t>***********************************************************</w:t>
+      </w:r>
+    </w:p>
+    <w:p>
+      <w:pPr>
+        <w:rPr>
+          <w:rFonts w:ascii="Sakkal Majalla" w:hAnsi="Sakkal Majalla" w:cs="Sakkal Majalla"/>
+          <w:sz w:val="28"/>
+          <w:szCs w:val="28"/>
+        </w:rPr>
+      </w:pPr>
+      <w:r>
+        <w:rPr>
+          <w:noProof/>
+        </w:rPr>
+        <w:lastRenderedPageBreak/>
+        <w:drawing>
+          <wp:inline distT="0" distB="0" distL="0" distR="0" wp14:anchorId="05C73B38" wp14:editId="703CE860">
+            <wp:extent cx="5943600" cy="3866515"/>
+            <wp:effectExtent l="0" t="0" r="0" b="635"/>
+            <wp:docPr id="497100071" name="Picture 1"/>
+            <wp:cNvGraphicFramePr>
+              <a:graphicFrameLocks xmlns:a="http://schemas.openxmlformats.org/drawingml/2006/main" noChangeAspect="1"/>
+            </wp:cNvGraphicFramePr>
+            <a:graphic xmlns:a="http://schemas.openxmlformats.org/drawingml/2006/main">
+              <a:graphicData uri="http://schemas.openxmlformats.org/drawingml/2006/picture">
+                <pic:pic xmlns:pic="http://schemas.openxmlformats.org/drawingml/2006/picture">
+                  <pic:nvPicPr>
+                    <pic:cNvPr id="497100071" name=""/>
+                    <pic:cNvPicPr/>
+                  </pic:nvPicPr>
+                  <pic:blipFill>
+                    <a:blip r:embed="rId7"/>
+                    <a:stretch>
+                      <a:fillRect/>
+                    </a:stretch>
+                  </pic:blipFill>
+                  <pic:spPr>
+                    <a:xfrm>
+                      <a:off x="0" y="0"/>
+                      <a:ext cx="5943600" cy="3866515"/>
+                    </a:xfrm>
+                    <a:prstGeom prst="rect">
+                      <a:avLst/>
+                    </a:prstGeom>
+                  </pic:spPr>
+                </pic:pic>
+              </a:graphicData>
+            </a:graphic>
+          </wp:inline>
+        </w:drawing>
+      </w:r>
+    </w:p>
+    <w:p>
+      <w:pPr>
+        <w:ind w:left="720" w:firstLine="720"/>
+        <w:rPr>
+          <w:rFonts w:ascii="Sakkal Majalla" w:hAnsi="Sakkal Majalla" w:cs="Sakkal Majalla"/>
+          <w:sz w:val="28"/>
+          <w:szCs w:val="28"/>
+        </w:rPr>
+      </w:pPr>
+      <w:r>
+        <w:rPr>
+          <w:rFonts w:ascii="Sakkal Majalla" w:hAnsi="Sakkal Majalla" w:cs="Sakkal Majalla"/>
+          <w:sz w:val="28"/>
+          <w:szCs w:val="28"/>
+        </w:rPr>
+        <w:t>***********************************************************</w:t>
+      </w:r>
+    </w:p>
+    <w:p>
+      <w:pPr>
+        <w:rPr>
+          <w:rFonts w:ascii="Sakkal Majalla" w:hAnsi="Sakkal Majalla" w:cs="Sakkal Majalla"/>
+          <w:sz w:val="28"/>
+          <w:szCs w:val="28"/>
+        </w:rPr>
+      </w:pPr>
+      <w:r>
+        <w:rPr>
+          <w:noProof/>
+        </w:rPr>
+        <w:drawing>
+          <wp:inline distT="0" distB="0" distL="0" distR="0" wp14:anchorId="21C1D056" wp14:editId="6BCE27F7">
+            <wp:extent cx="5582816" cy="3419475"/>
+            <wp:effectExtent l="0" t="0" r="0" b="0"/>
+            <wp:docPr id="530921401" name="Picture 1"/>
+            <wp:cNvGraphicFramePr>
+              <a:graphicFrameLocks xmlns:a="http://schemas.openxmlformats.org/drawingml/2006/main" noChangeAspect="1"/>
+            </wp:cNvGraphicFramePr>
+            <a:graphic xmlns:a="http://schemas.openxmlformats.org/drawingml/2006/main">
+              <a:graphicData uri="http://schemas.openxmlformats.org/drawingml/2006/picture">
+                <pic:pic xmlns:pic="http://schemas.openxmlformats.org/drawingml/2006/picture">
+                  <pic:nvPicPr>
+                    <pic:cNvPr id="530921401" name=""/>
+                    <pic:cNvPicPr/>
+                  </pic:nvPicPr>
+                  <pic:blipFill>
+                    <a:blip r:embed="rId8"/>
+                    <a:stretch>
+                      <a:fillRect/>
+                    </a:stretch>
+                  </pic:blipFill>
+                  <pic:spPr>
+                    <a:xfrm>
+                      <a:off x="0" y="0"/>
+                      <a:ext cx="5584233" cy="3420343"/>
+                    </a:xfrm>
+                    <a:prstGeom prst="rect">
+                      <a:avLst/>
+                    </a:prstGeom>
+                  </pic:spPr>
+                </pic:pic>
+              </a:graphicData>
+            </a:graphic>
+          </wp:inline>
+        </w:drawing>
+      </w:r>
+    </w:p>
+    <w:p>
+      <w:pPr>
+        <w:ind w:left="720" w:firstLine="720"/>
+        <w:rPr>
+          <w:rFonts w:ascii="Sakkal Majalla" w:hAnsi="Sakkal Majalla" w:cs="Sakkal Majalla"/>
+          <w:sz w:val="28"/>
+          <w:szCs w:val="28"/>
+        </w:rPr>
+      </w:pPr>
+      <w:r>
+        <w:rPr>
+          <w:rFonts w:ascii="Sakkal Majalla" w:hAnsi="Sakkal Majalla" w:cs="Sakkal Majalla"/>
+          <w:sz w:val="28"/>
+          <w:szCs w:val="28"/>
+        </w:rPr>
+        <w:t>***********************************************************</w:t>
+      </w:r>
+    </w:p>
+    <w:p>
+      <w:pPr>
+        <w:rPr>
+          <w:rFonts w:ascii="Sakkal Majalla" w:hAnsi="Sakkal Majalla" w:cs="Sakkal Majalla"/>
+          <w:sz w:val="28"/>
+          <w:szCs w:val="28"/>
+        </w:rPr>
+      </w:pPr>
+      <w:r>
+        <w:rPr>
+          <w:rFonts w:ascii="Sakkal Majalla" w:hAnsi="Sakkal Majalla" w:cs="Sakkal Majalla"/>
+          <w:sz w:val="28"/>
+          <w:szCs w:val="28"/>
+        </w:rPr>
+        <w:lastRenderedPageBreak/>
+        <w:t>GraphQL supports enumerations as well. Enumeration types in GraphQL are a special kind of scalar type. They are used to represent a fixed set of values. .NET supports enumeratiopn types very well so that you can use the .NET enum type directly in GraphQL. You can define an enumeration type as follows:</w:t>
+      </w:r>
+    </w:p>
+    <w:p>
+      <w:pPr>
+        <w:rPr>
+          <w:rFonts w:ascii="Sakkal Majalla" w:hAnsi="Sakkal Majalla" w:cs="Sakkal Majalla"/>
+          <w:sz w:val="28"/>
+          <w:szCs w:val="28"/>
+        </w:rPr>
+      </w:pPr>
+      <w:r>
+        <w:rPr>
+          <w:noProof/>
+        </w:rPr>
+        <w:drawing>
+          <wp:inline distT="0" distB="0" distL="0" distR="0" wp14:anchorId="4DB7EB63" wp14:editId="7FB93E0A">
+            <wp:extent cx="5943600" cy="2830195"/>
+            <wp:effectExtent l="0" t="0" r="0" b="8255"/>
+            <wp:docPr id="1113800985" name="Picture 1"/>
+            <wp:cNvGraphicFramePr>
+              <a:graphicFrameLocks xmlns:a="http://schemas.openxmlformats.org/drawingml/2006/main" noChangeAspect="1"/>
+            </wp:cNvGraphicFramePr>
+            <a:graphic xmlns:a="http://schemas.openxmlformats.org/drawingml/2006/main">
+              <a:graphicData uri="http://schemas.openxmlformats.org/drawingml/2006/picture">
+                <pic:pic xmlns:pic="http://schemas.openxmlformats.org/drawingml/2006/picture">
+                  <pic:nvPicPr>
+                    <pic:cNvPr id="1113800985" name=""/>
+                    <pic:cNvPicPr/>
+                  </pic:nvPicPr>
+                  <pic:blipFill>
+                    <a:blip r:embed="rId9"/>
+                    <a:stretch>
+                      <a:fillRect/>
+                    </a:stretch>
+                  </pic:blipFill>
+                  <pic:spPr>
+                    <a:xfrm>
+                      <a:off x="0" y="0"/>
+                      <a:ext cx="5943600" cy="2830195"/>
+                    </a:xfrm>
+                    <a:prstGeom prst="rect">
+                      <a:avLst/>
+                    </a:prstGeom>
+                  </pic:spPr>
+                </pic:pic>
+              </a:graphicData>
+            </a:graphic>
+          </wp:inline>
+        </w:drawing>
+      </w:r>
+    </w:p>
+    <w:p>
+      <w:pPr>
+        <w:ind w:left="720" w:firstLine="720"/>
+        <w:rPr>
+          <w:rFonts w:ascii="Sakkal Majalla" w:hAnsi="Sakkal Majalla" w:cs="Sakkal Majalla"/>
+          <w:sz w:val="28"/>
+          <w:szCs w:val="28"/>
+        </w:rPr>
+      </w:pPr>
+      <w:r>
+        <w:rPr>
+          <w:rFonts w:ascii="Sakkal Majalla" w:hAnsi="Sakkal Majalla" w:cs="Sakkal Majalla"/>
+          <w:sz w:val="28"/>
+          <w:szCs w:val="28"/>
+        </w:rPr>
+        <w:t>***********************************************************</w:t>
+      </w:r>
+    </w:p>
+    <w:p>
+      <w:pPr>
+        <w:rPr>
+          <w:rFonts w:ascii="Sakkal Majalla" w:hAnsi="Sakkal Majalla" w:cs="Sakkal Majalla"/>
+          <w:sz w:val="28"/>
+          <w:szCs w:val="28"/>
+        </w:rPr>
+      </w:pPr>
+      <w:r>
+        <w:rPr>
+          <w:noProof/>
+        </w:rPr>
+        <w:drawing>
+          <wp:inline distT="0" distB="0" distL="0" distR="0" wp14:anchorId="07089027" wp14:editId="3166AC6E">
+            <wp:extent cx="5943600" cy="2974975"/>
+            <wp:effectExtent l="0" t="0" r="0" b="0"/>
+            <wp:docPr id="261325082" name="Picture 1"/>
+            <wp:cNvGraphicFramePr>
+              <a:graphicFrameLocks xmlns:a="http://schemas.openxmlformats.org/drawingml/2006/main" noChangeAspect="1"/>
+            </wp:cNvGraphicFramePr>
+            <a:graphic xmlns:a="http://schemas.openxmlformats.org/drawingml/2006/main">
+              <a:graphicData uri="http://schemas.openxmlformats.org/drawingml/2006/picture">
+                <pic:pic xmlns:pic="http://schemas.openxmlformats.org/drawingml/2006/picture">
+                  <pic:nvPicPr>
+                    <pic:cNvPr id="261325082" name=""/>
+                    <pic:cNvPicPr/>
+                  </pic:nvPicPr>
+                  <pic:blipFill>
+                    <a:blip r:embed="rId10"/>
+                    <a:stretch>
+                      <a:fillRect/>
+                    </a:stretch>
+                  </pic:blipFill>
+                  <pic:spPr>
+                    <a:xfrm>
+                      <a:off x="0" y="0"/>
+                      <a:ext cx="5943600" cy="2974975"/>
+                    </a:xfrm>
+                    <a:prstGeom prst="rect">
+                      <a:avLst/>
+                    </a:prstGeom>
+                  </pic:spPr>
+                </pic:pic>
+              </a:graphicData>
+            </a:graphic>
+          </wp:inline>
+        </w:drawing>
+      </w:r>
+    </w:p>
+    <w:p>
+      <w:pPr>
+        <w:ind w:left="720" w:firstLine="720"/>
+        <w:rPr>
+          <w:rFonts w:ascii="Sakkal Majalla" w:hAnsi="Sakkal Majalla" w:cs="Sakkal Majalla"/>
+          <w:sz w:val="28"/>
+          <w:szCs w:val="28"/>
+        </w:rPr>
+      </w:pPr>
+      <w:r>
+        <w:rPr>
+          <w:rFonts w:ascii="Sakkal Majalla" w:hAnsi="Sakkal Majalla" w:cs="Sakkal Majalla"/>
+          <w:sz w:val="28"/>
+          <w:szCs w:val="28"/>
+        </w:rPr>
+        <w:t>***********************************************************</w:t>
+      </w:r>
+    </w:p>
+    <w:p>
+      <w:pPr>
+        <w:rPr>
+          <w:rFonts w:ascii="Sakkal Majalla" w:hAnsi="Sakkal Majalla" w:cs="Sakkal Majalla"/>
+          <w:sz w:val="28"/>
+          <w:szCs w:val="28"/>
+        </w:rPr>
+      </w:pPr>
+      <w:r>
+        <w:rPr>
+          <w:noProof/>
+        </w:rPr>
+        <w:lastRenderedPageBreak/>
+        <w:drawing>
+          <wp:inline distT="0" distB="0" distL="0" distR="0" wp14:anchorId="1057D66E" wp14:editId="758FD5F6">
+            <wp:extent cx="5943600" cy="2999105"/>
+            <wp:effectExtent l="0" t="0" r="0" b="0"/>
+            <wp:docPr id="150561273" name="Picture 1"/>
+            <wp:cNvGraphicFramePr>
+              <a:graphicFrameLocks xmlns:a="http://schemas.openxmlformats.org/drawingml/2006/main" noChangeAspect="1"/>
+            </wp:cNvGraphicFramePr>
+            <a:graphic xmlns:a="http://schemas.openxmlformats.org/drawingml/2006/main">
+              <a:graphicData uri="http://schemas.openxmlformats.org/drawingml/2006/picture">
+                <pic:pic xmlns:pic="http://schemas.openxmlformats.org/drawingml/2006/picture">
+                  <pic:nvPicPr>
+                    <pic:cNvPr id="150561273" name=""/>
+                    <pic:cNvPicPr/>
+                  </pic:nvPicPr>
+                  <pic:blipFill>
+                    <a:blip r:embed="rId11"/>
+                    <a:stretch>
+                      <a:fillRect/>
+                    </a:stretch>
+                  </pic:blipFill>
+                  <pic:spPr>
+                    <a:xfrm>
+                      <a:off x="0" y="0"/>
+                      <a:ext cx="5943600" cy="2999105"/>
+                    </a:xfrm>
+                    <a:prstGeom prst="rect">
+                      <a:avLst/>
+                    </a:prstGeom>
+                  </pic:spPr>
+                </pic:pic>
+              </a:graphicData>
+            </a:graphic>
+          </wp:inline>
+        </w:drawing>
+      </w:r>
+    </w:p>
+    <w:p>
+      <w:pPr>
+        <w:ind w:left="720" w:firstLine="720"/>
+        <w:rPr>
+          <w:rFonts w:ascii="Sakkal Majalla" w:hAnsi="Sakkal Majalla" w:cs="Sakkal Majalla"/>
+          <w:sz w:val="28"/>
+          <w:szCs w:val="28"/>
+        </w:rPr>
+      </w:pPr>
+      <w:r>
+        <w:rPr>
+          <w:rFonts w:ascii="Sakkal Majalla" w:hAnsi="Sakkal Majalla" w:cs="Sakkal Majalla"/>
+          <w:sz w:val="28"/>
+          <w:szCs w:val="28"/>
+        </w:rPr>
+        <w:t>***********************************************************</w:t>
+      </w:r>
+    </w:p>
+    <w:p>
+      <w:pPr>
+        <w:rPr>
+          <w:rFonts w:ascii="Sakkal Majalla" w:hAnsi="Sakkal Majalla" w:cs="Sakkal Majalla"/>
+          <w:sz w:val="28"/>
+          <w:szCs w:val="28"/>
+        </w:rPr>
+      </w:pPr>
+      <w:r>
+        <w:rPr>
+          <w:rFonts w:ascii="Sakkal Majalla" w:hAnsi="Sakkal Majalla" w:cs="Sakkal Majalla"/>
+          <w:sz w:val="28"/>
+          <w:szCs w:val="28"/>
+        </w:rPr>
+        <w:t xml:space="preserve">Every </w:t>
+      </w:r>
+      <w:r>
+        <w:rPr>
+          <w:rFonts w:ascii="Sakkal Majalla" w:hAnsi="Sakkal Majalla" w:cs="Sakkal Majalla"/>
+          <w:color w:val="C00000"/>
+          <w:sz w:val="28"/>
+          <w:szCs w:val="28"/>
+        </w:rPr>
+        <w:t xml:space="preserve">GraphQL </w:t>
+      </w:r>
+      <w:r>
+        <w:rPr>
+          <w:rFonts w:ascii="Sakkal Majalla" w:hAnsi="Sakkal Majalla" w:cs="Sakkal Majalla"/>
+          <w:sz w:val="28"/>
+          <w:szCs w:val="28"/>
+        </w:rPr>
+        <w:t xml:space="preserve">service must have a </w:t>
+      </w:r>
+      <w:r>
+        <w:rPr>
+          <w:rFonts w:ascii="Sakkal Majalla" w:hAnsi="Sakkal Majalla" w:cs="Sakkal Majalla"/>
+          <w:color w:val="C00000"/>
+          <w:sz w:val="28"/>
+          <w:szCs w:val="28"/>
+        </w:rPr>
+        <w:t>Query type</w:t>
+      </w:r>
+      <w:r>
+        <w:rPr>
+          <w:rFonts w:ascii="Sakkal Majalla" w:hAnsi="Sakkal Majalla" w:cs="Sakkal Majalla"/>
+          <w:sz w:val="28"/>
+          <w:szCs w:val="28"/>
+        </w:rPr>
+        <w:t xml:space="preserve">, but may or may not have a </w:t>
+      </w:r>
+      <w:r>
+        <w:rPr>
+          <w:rFonts w:ascii="Sakkal Majalla" w:hAnsi="Sakkal Majalla" w:cs="Sakkal Majalla"/>
+          <w:color w:val="C00000"/>
+          <w:sz w:val="28"/>
+          <w:szCs w:val="28"/>
+        </w:rPr>
+        <w:t>Mutation type</w:t>
+      </w:r>
+      <w:r>
+        <w:rPr>
+          <w:rFonts w:ascii="Sakkal Majalla" w:hAnsi="Sakkal Majalla" w:cs="Sakkal Majalla"/>
+          <w:sz w:val="28"/>
+          <w:szCs w:val="28"/>
+        </w:rPr>
+        <w:t xml:space="preserve">. </w:t>
+      </w:r>
+      <w:proofErr w:type="gramStart"/>
+      <w:r>
+        <w:rPr>
+          <w:rFonts w:ascii="Sakkal Majalla" w:hAnsi="Sakkal Majalla" w:cs="Sakkal Majalla"/>
+          <w:sz w:val="28"/>
+          <w:szCs w:val="28"/>
+        </w:rPr>
+        <w:t>So</w:t>
+      </w:r>
+      <w:proofErr w:type="gramEnd"/>
+      <w:r>
+        <w:rPr>
+          <w:rFonts w:ascii="Sakkal Majalla" w:hAnsi="Sakkal Majalla" w:cs="Sakkal Majalla"/>
+          <w:sz w:val="28"/>
+          <w:szCs w:val="28"/>
+        </w:rPr>
+        <w:t xml:space="preserve"> the teachers query is actually a field of the </w:t>
+      </w:r>
+      <w:r>
+        <w:rPr>
+          <w:rFonts w:ascii="Sakkal Majalla" w:hAnsi="Sakkal Majalla" w:cs="Sakkal Majalla"/>
+          <w:color w:val="C00000"/>
+          <w:sz w:val="28"/>
+          <w:szCs w:val="28"/>
+        </w:rPr>
+        <w:t>Query type</w:t>
+      </w:r>
+      <w:r>
+        <w:rPr>
+          <w:rFonts w:ascii="Sakkal Majalla" w:hAnsi="Sakkal Majalla" w:cs="Sakkal Majalla"/>
+          <w:sz w:val="28"/>
+          <w:szCs w:val="28"/>
+        </w:rPr>
+        <w:t xml:space="preserve">, just like the </w:t>
+      </w:r>
+      <w:r>
+        <w:rPr>
+          <w:rFonts w:ascii="Sakkal Majalla" w:hAnsi="Sakkal Majalla" w:cs="Sakkal Majalla"/>
+          <w:color w:val="C00000"/>
+          <w:sz w:val="28"/>
+          <w:szCs w:val="28"/>
+        </w:rPr>
+        <w:t xml:space="preserve">department field </w:t>
+      </w:r>
+      <w:r>
+        <w:rPr>
+          <w:rFonts w:ascii="Sakkal Majalla" w:hAnsi="Sakkal Majalla" w:cs="Sakkal Majalla"/>
+          <w:sz w:val="28"/>
+          <w:szCs w:val="28"/>
+        </w:rPr>
+        <w:t xml:space="preserve">in the </w:t>
+      </w:r>
+      <w:r>
+        <w:rPr>
+          <w:rFonts w:ascii="Sakkal Majalla" w:hAnsi="Sakkal Majalla" w:cs="Sakkal Majalla"/>
+          <w:color w:val="C00000"/>
+          <w:sz w:val="28"/>
+          <w:szCs w:val="28"/>
+        </w:rPr>
+        <w:t>teacher type</w:t>
+      </w:r>
+      <w:r>
+        <w:rPr>
+          <w:rFonts w:ascii="Sakkal Majalla" w:hAnsi="Sakkal Majalla" w:cs="Sakkal Majalla"/>
+          <w:sz w:val="28"/>
+          <w:szCs w:val="28"/>
+        </w:rPr>
+        <w:t xml:space="preserve">. </w:t>
+      </w:r>
+      <w:r>
+        <w:rPr>
+          <w:rFonts w:ascii="Sakkal Majalla" w:hAnsi="Sakkal Majalla" w:cs="Sakkal Majalla"/>
+          <w:color w:val="C00000"/>
+          <w:sz w:val="28"/>
+          <w:szCs w:val="28"/>
+        </w:rPr>
+        <w:t xml:space="preserve">Mutations </w:t>
+      </w:r>
+      <w:r>
+        <w:rPr>
+          <w:rFonts w:ascii="Sakkal Majalla" w:hAnsi="Sakkal Majalla" w:cs="Sakkal Majalla"/>
+          <w:sz w:val="28"/>
+          <w:szCs w:val="28"/>
+        </w:rPr>
+        <w:t>work in the same way.</w:t>
+      </w:r>
+    </w:p>
+    <w:p>
+      <w:pPr>
+        <w:ind w:left="720" w:firstLine="720"/>
+        <w:rPr>
+          <w:rFonts w:ascii="Sakkal Majalla" w:hAnsi="Sakkal Majalla" w:cs="Sakkal Majalla"/>
+          <w:sz w:val="28"/>
+          <w:szCs w:val="28"/>
+        </w:rPr>
+      </w:pPr>
+      <w:r>
+        <w:rPr>
+          <w:rFonts w:ascii="Sakkal Majalla" w:hAnsi="Sakkal Majalla" w:cs="Sakkal Majalla"/>
+          <w:sz w:val="28"/>
+          <w:szCs w:val="28"/>
+        </w:rPr>
+        <w:t>***********************************************************</w:t>
+      </w:r>
+    </w:p>
+    <w:p>
+      <w:pPr>
+        <w:rPr>
+          <w:rFonts w:ascii="Sakkal Majalla" w:hAnsi="Sakkal Majalla" w:cs="Sakkal Majalla"/>
+          <w:sz w:val="28"/>
+          <w:szCs w:val="28"/>
+        </w:rPr>
+      </w:pPr>
+      <w:r>
+        <w:rPr>
+          <w:noProof/>
+        </w:rPr>
+        <w:drawing>
+          <wp:inline distT="0" distB="0" distL="0" distR="0" wp14:anchorId="34B8B1E6" wp14:editId="3EC57CF5">
+            <wp:extent cx="5943600" cy="1610995"/>
+            <wp:effectExtent l="0" t="0" r="0" b="8255"/>
+            <wp:docPr id="1054107463" name="Picture 1"/>
+            <wp:cNvGraphicFramePr>
+              <a:graphicFrameLocks xmlns:a="http://schemas.openxmlformats.org/drawingml/2006/main" noChangeAspect="1"/>
+            </wp:cNvGraphicFramePr>
+            <a:graphic xmlns:a="http://schemas.openxmlformats.org/drawingml/2006/main">
+              <a:graphicData uri="http://schemas.openxmlformats.org/drawingml/2006/picture">
+                <pic:pic xmlns:pic="http://schemas.openxmlformats.org/drawingml/2006/picture">
+                  <pic:nvPicPr>
+                    <pic:cNvPr id="1054107463" name=""/>
+                    <pic:cNvPicPr/>
+                  </pic:nvPicPr>
+                  <pic:blipFill>
+                    <a:blip r:embed="rId12"/>
+                    <a:stretch>
+                      <a:fillRect/>
+                    </a:stretch>
+                  </pic:blipFill>
+                  <pic:spPr>
+                    <a:xfrm>
+                      <a:off x="0" y="0"/>
+                      <a:ext cx="5943600" cy="1610995"/>
+                    </a:xfrm>
+                    <a:prstGeom prst="rect">
+                      <a:avLst/>
+                    </a:prstGeom>
+                  </pic:spPr>
+                </pic:pic>
+              </a:graphicData>
+            </a:graphic>
+          </wp:inline>
+        </w:drawing>
+      </w:r>
+    </w:p>
+    <w:p>
+      <w:pPr>
+        <w:ind w:left="720" w:firstLine="720"/>
+        <w:rPr>
+          <w:rFonts w:ascii="Sakkal Majalla" w:hAnsi="Sakkal Majalla" w:cs="Sakkal Majalla"/>
+          <w:sz w:val="28"/>
+          <w:szCs w:val="28"/>
+        </w:rPr>
+      </w:pPr>
+      <w:r>
+        <w:rPr>
+          <w:rFonts w:ascii="Sakkal Majalla" w:hAnsi="Sakkal Majalla" w:cs="Sakkal Majalla"/>
+          <w:sz w:val="28"/>
+          <w:szCs w:val="28"/>
+        </w:rPr>
+        <w:t>***********************************************************</w:t>
+      </w:r>
+    </w:p>
+    <w:p>
+      <w:pPr>
+        <w:autoSpaceDE w:val="0"/>
+        <w:autoSpaceDN w:val="0"/>
+        <w:adjustRightInd w:val="0"/>
+        <w:spacing w:after="0" w:line="240" w:lineRule="auto"/>
+        <w:rPr>
+          <w:rFonts w:ascii="Cascadia Mono" w:hAnsi="Cascadia Mono" w:cs="Cascadia Mono"/>
+          <w:color w:val="0000FF"/>
+          <w:kern w:val="0"/>
+          <w:sz w:val="19"/>
+          <w:szCs w:val="19"/>
+          <w:highlight w:val="white"/>
+        </w:rPr>
+      </w:pPr>
+    </w:p>
+    <w:p>
+      <w:pPr>
+        <w:autoSpaceDE w:val="0"/>
+        <w:autoSpaceDN w:val="0"/>
+        <w:adjustRightInd w:val="0"/>
+        <w:spacing w:after="0" w:line="240" w:lineRule="auto"/>
+        <w:rPr>
+          <w:rFonts w:ascii="Cascadia Mono" w:hAnsi="Cascadia Mono" w:cs="Cascadia Mono"/>
+          <w:color w:val="0000FF"/>
+          <w:kern w:val="0"/>
+          <w:sz w:val="19"/>
+          <w:szCs w:val="19"/>
+          <w:highlight w:val="white"/>
+        </w:rPr>
+      </w:pPr>
+    </w:p>
+    <w:p>
+      <w:pPr>
+        <w:autoSpaceDE w:val="0"/>
+        <w:autoSpaceDN w:val="0"/>
+        <w:adjustRightInd w:val="0"/>
+        <w:spacing w:after="0" w:line="240" w:lineRule="auto"/>
+        <w:rPr>
+          <w:rFonts w:ascii="Cascadia Mono" w:hAnsi="Cascadia Mono" w:cs="Cascadia Mono"/>
+          <w:color w:val="0000FF"/>
+          <w:kern w:val="0"/>
+          <w:sz w:val="19"/>
+          <w:szCs w:val="19"/>
+          <w:highlight w:val="white"/>
+        </w:rPr>
+      </w:pPr>
+    </w:p>
+    <w:p>
+      <w:pPr>
+        <w:autoSpaceDE w:val="0"/>
+        <w:autoSpaceDN w:val="0"/>
+        <w:adjustRightInd w:val="0"/>
+        <w:spacing w:after="0" w:line="240" w:lineRule="auto"/>
+        <w:rPr>
+          <w:rFonts w:ascii="Cascadia Mono" w:hAnsi="Cascadia Mono" w:cs="Cascadia Mono"/>
+          <w:color w:val="0000FF"/>
+          <w:kern w:val="0"/>
+          <w:sz w:val="19"/>
+          <w:szCs w:val="19"/>
+          <w:highlight w:val="white"/>
+        </w:rPr>
+      </w:pPr>
+    </w:p>
+    <w:p>
+      <w:pPr>
+        <w:autoSpaceDE w:val="0"/>
+        <w:autoSpaceDN w:val="0"/>
+        <w:adjustRightInd w:val="0"/>
+        <w:spacing w:after="0" w:line="240" w:lineRule="auto"/>
+        <w:rPr>
+          <w:rFonts w:ascii="Cascadia Mono" w:hAnsi="Cascadia Mono" w:cs="Cascadia Mono"/>
+          <w:color w:val="0000FF"/>
+          <w:kern w:val="0"/>
+          <w:sz w:val="19"/>
+          <w:szCs w:val="19"/>
+          <w:highlight w:val="white"/>
+        </w:rPr>
+      </w:pPr>
+    </w:p>
+    <w:p>
+      <w:pPr>
+        <w:autoSpaceDE w:val="0"/>
+        <w:autoSpaceDN w:val="0"/>
+        <w:adjustRightInd w:val="0"/>
+        <w:spacing w:after="0" w:line="240" w:lineRule="auto"/>
+        <w:rPr>
+          <w:rFonts w:ascii="Cascadia Mono" w:hAnsi="Cascadia Mono" w:cs="Cascadia Mono"/>
+          <w:color w:val="0000FF"/>
+          <w:kern w:val="0"/>
+          <w:sz w:val="19"/>
+          <w:szCs w:val="19"/>
+          <w:highlight w:val="white"/>
+        </w:rPr>
+      </w:pPr>
+    </w:p>
+    <w:p>
+      <w:pPr>
+        <w:autoSpaceDE w:val="0"/>
+        <w:autoSpaceDN w:val="0"/>
+        <w:adjustRightInd w:val="0"/>
+        <w:spacing w:after="0" w:line="240" w:lineRule="auto"/>
+        <w:rPr>
+          <w:rFonts w:ascii="Cascadia Mono" w:hAnsi="Cascadia Mono" w:cs="Cascadia Mono"/>
+          <w:color w:val="0000FF"/>
+          <w:kern w:val="0"/>
+          <w:sz w:val="19"/>
+          <w:szCs w:val="19"/>
+          <w:highlight w:val="white"/>
+        </w:rPr>
+      </w:pPr>
+    </w:p>
+    <w:p>
+      <w:pPr>
+        <w:autoSpaceDE w:val="0"/>
+        <w:autoSpaceDN w:val="0"/>
+        <w:adjustRightInd w:val="0"/>
+        <w:spacing w:after="0" w:line="240" w:lineRule="auto"/>
+        <w:rPr>
+          <w:rFonts w:ascii="Cascadia Mono" w:hAnsi="Cascadia Mono" w:cs="Cascadia Mono"/>
+          <w:color w:val="0000FF"/>
+          <w:kern w:val="0"/>
+          <w:sz w:val="19"/>
+          <w:szCs w:val="19"/>
+          <w:highlight w:val="white"/>
+        </w:rPr>
+      </w:pPr>
+    </w:p>
+    <w:p>
+      <w:pPr>
+        <w:autoSpaceDE w:val="0"/>
+        <w:autoSpaceDN w:val="0"/>
+        <w:adjustRightInd w:val="0"/>
+        <w:spacing w:after="0" w:line="240" w:lineRule="auto"/>
+        <w:rPr>
+          <w:rFonts w:ascii="Sakkal Majalla" w:hAnsi="Sakkal Majalla" w:cs="Sakkal Majalla"/>
+          <w:kern w:val="0"/>
+          <w:sz w:val="28"/>
+          <w:szCs w:val="28"/>
+          <w:highlight w:val="white"/>
+        </w:rPr>
+      </w:pPr>
+      <w:r>
+        <w:rPr>
+          <w:rFonts w:ascii="Sakkal Majalla" w:hAnsi="Sakkal Majalla" w:cs="Sakkal Majalla"/>
+          <w:kern w:val="0"/>
+          <w:sz w:val="28"/>
+          <w:szCs w:val="28"/>
+          <w:highlight w:val="white"/>
+        </w:rPr>
+        <w:lastRenderedPageBreak/>
+        <w:t>The query type for getting teacher or teachers:</w:t>
+      </w:r>
+    </w:p>
+    <w:p>
+      <w:pPr>
+        <w:autoSpaceDE w:val="0"/>
+        <w:autoSpaceDN w:val="0"/>
+        <w:adjustRightInd w:val="0"/>
+        <w:spacing w:after="0" w:line="240" w:lineRule="auto"/>
+        <w:rPr>
+          <w:rFonts w:ascii="Cascadia Mono" w:hAnsi="Cascadia Mono" w:cs="Cascadia Mono"/>
+          <w:color w:val="0000FF"/>
+          <w:kern w:val="0"/>
+          <w:sz w:val="19"/>
+          <w:szCs w:val="19"/>
+          <w:highlight w:val="white"/>
+        </w:rPr>
+      </w:pPr>
+    </w:p>
+    <w:p>
+      <w:pPr>
+        <w:autoSpaceDE w:val="0"/>
+        <w:autoSpaceDN w:val="0"/>
+        <w:adjustRightInd w:val="0"/>
+        <w:spacing w:after="0" w:line="240" w:lineRule="auto"/>
+        <w:rPr>
+          <w:rFonts w:ascii="Cascadia Mono" w:hAnsi="Cascadia Mono" w:cs="Cascadia Mono"/>
+          <w:color w:val="000000"/>
+          <w:kern w:val="0"/>
+          <w:sz w:val="19"/>
+          <w:szCs w:val="19"/>
+          <w:highlight w:val="white"/>
+        </w:rPr>
+      </w:pPr>
+      <w:r>
+        <w:rPr>
+          <w:rFonts w:ascii="Cascadia Mono" w:hAnsi="Cascadia Mono" w:cs="Cascadia Mono"/>
+          <w:color w:val="0000FF"/>
+          <w:kern w:val="0"/>
+          <w:sz w:val="19"/>
+          <w:szCs w:val="19"/>
+          <w:highlight w:val="white"/>
+        </w:rPr>
+        <w:t>using</w:t>
+      </w:r>
+      <w:r>
+        <w:rPr>
+          <w:rFonts w:ascii="Cascadia Mono" w:hAnsi="Cascadia Mono" w:cs="Cascadia Mono"/>
+          <w:color w:val="000000"/>
+          <w:kern w:val="0"/>
+          <w:sz w:val="19"/>
+          <w:szCs w:val="19"/>
+          <w:highlight w:val="white"/>
+        </w:rPr>
+        <w:t xml:space="preserve"> JLokaTestGraphQL.Data;</w:t>
+      </w:r>
+    </w:p>
+    <w:p>
+      <w:pPr>
+        <w:autoSpaceDE w:val="0"/>
+        <w:autoSpaceDN w:val="0"/>
+        <w:adjustRightInd w:val="0"/>
+        <w:spacing w:after="0" w:line="240" w:lineRule="auto"/>
+        <w:rPr>
+          <w:rFonts w:ascii="Cascadia Mono" w:hAnsi="Cascadia Mono" w:cs="Cascadia Mono"/>
+          <w:color w:val="000000"/>
+          <w:kern w:val="0"/>
+          <w:sz w:val="19"/>
+          <w:szCs w:val="19"/>
+          <w:highlight w:val="white"/>
+        </w:rPr>
+      </w:pPr>
+      <w:r>
+        <w:rPr>
+          <w:rFonts w:ascii="Cascadia Mono" w:hAnsi="Cascadia Mono" w:cs="Cascadia Mono"/>
+          <w:color w:val="0000FF"/>
+          <w:kern w:val="0"/>
+          <w:sz w:val="19"/>
+          <w:szCs w:val="19"/>
+          <w:highlight w:val="white"/>
+        </w:rPr>
+        <w:t>using</w:t>
+      </w:r>
+      <w:r>
+        <w:rPr>
+          <w:rFonts w:ascii="Cascadia Mono" w:hAnsi="Cascadia Mono" w:cs="Cascadia Mono"/>
+          <w:color w:val="000000"/>
+          <w:kern w:val="0"/>
+          <w:sz w:val="19"/>
+          <w:szCs w:val="19"/>
+          <w:highlight w:val="white"/>
+        </w:rPr>
+        <w:t xml:space="preserve"> JLokaTestGraphQL.Models;</w:t>
+      </w:r>
+    </w:p>
+    <w:p>
+      <w:pPr>
+        <w:autoSpaceDE w:val="0"/>
+        <w:autoSpaceDN w:val="0"/>
+        <w:adjustRightInd w:val="0"/>
+        <w:spacing w:after="0" w:line="240" w:lineRule="auto"/>
+        <w:rPr>
+          <w:rFonts w:ascii="Cascadia Mono" w:hAnsi="Cascadia Mono" w:cs="Cascadia Mono"/>
+          <w:color w:val="000000"/>
+          <w:kern w:val="0"/>
+          <w:sz w:val="19"/>
+          <w:szCs w:val="19"/>
+          <w:highlight w:val="white"/>
+        </w:rPr>
+      </w:pPr>
+      <w:r>
+        <w:rPr>
+          <w:rFonts w:ascii="Cascadia Mono" w:hAnsi="Cascadia Mono" w:cs="Cascadia Mono"/>
+          <w:color w:val="0000FF"/>
+          <w:kern w:val="0"/>
+          <w:sz w:val="19"/>
+          <w:szCs w:val="19"/>
+          <w:highlight w:val="white"/>
+        </w:rPr>
+        <w:t>using</w:t>
+      </w:r>
+      <w:r>
+        <w:rPr>
+          <w:rFonts w:ascii="Cascadia Mono" w:hAnsi="Cascadia Mono" w:cs="Cascadia Mono"/>
+          <w:color w:val="000000"/>
+          <w:kern w:val="0"/>
+          <w:sz w:val="19"/>
+          <w:szCs w:val="19"/>
+          <w:highlight w:val="white"/>
+        </w:rPr>
+        <w:t xml:space="preserve"> Microsoft.EntityFrameworkCore;</w:t>
+      </w:r>
+    </w:p>
+    <w:p>
+      <w:pPr>
+        <w:autoSpaceDE w:val="0"/>
+        <w:autoSpaceDN w:val="0"/>
+        <w:adjustRightInd w:val="0"/>
+        <w:spacing w:after="0" w:line="240" w:lineRule="auto"/>
+        <w:rPr>
+          <w:rFonts w:ascii="Cascadia Mono" w:hAnsi="Cascadia Mono" w:cs="Cascadia Mono"/>
+          <w:color w:val="000000"/>
+          <w:kern w:val="0"/>
+          <w:sz w:val="19"/>
+          <w:szCs w:val="19"/>
+          <w:highlight w:val="white"/>
+        </w:rPr>
+      </w:pPr>
+    </w:p>
+    <w:p>
+      <w:pPr>
+        <w:autoSpaceDE w:val="0"/>
+        <w:autoSpaceDN w:val="0"/>
+        <w:adjustRightInd w:val="0"/>
+        <w:spacing w:after="0" w:line="240" w:lineRule="auto"/>
+        <w:rPr>
+          <w:rFonts w:ascii="Cascadia Mono" w:hAnsi="Cascadia Mono" w:cs="Cascadia Mono"/>
+          <w:color w:val="000000"/>
+          <w:kern w:val="0"/>
+          <w:sz w:val="19"/>
+          <w:szCs w:val="19"/>
+          <w:highlight w:val="white"/>
+        </w:rPr>
+      </w:pPr>
+      <w:r>
+        <w:rPr>
+          <w:rFonts w:ascii="Cascadia Mono" w:hAnsi="Cascadia Mono" w:cs="Cascadia Mono"/>
+          <w:color w:val="0000FF"/>
+          <w:kern w:val="0"/>
+          <w:sz w:val="19"/>
+          <w:szCs w:val="19"/>
+          <w:highlight w:val="white"/>
+        </w:rPr>
+        <w:t>namespace</w:t>
+      </w:r>
+      <w:r>
+        <w:rPr>
+          <w:rFonts w:ascii="Cascadia Mono" w:hAnsi="Cascadia Mono" w:cs="Cascadia Mono"/>
+          <w:color w:val="000000"/>
+          <w:kern w:val="0"/>
+          <w:sz w:val="19"/>
+          <w:szCs w:val="19"/>
+          <w:highlight w:val="white"/>
+        </w:rPr>
+        <w:t xml:space="preserve"> </w:t>
+      </w:r>
+      <w:proofErr w:type="gramStart"/>
+      <w:r>
+        <w:rPr>
+          <w:rFonts w:ascii="Cascadia Mono" w:hAnsi="Cascadia Mono" w:cs="Cascadia Mono"/>
+          <w:color w:val="000000"/>
+          <w:kern w:val="0"/>
+          <w:sz w:val="19"/>
+          <w:szCs w:val="19"/>
+          <w:highlight w:val="white"/>
+        </w:rPr>
+        <w:t>JLokaTestGraphQL.GraphQL.Types</w:t>
+      </w:r>
+      <w:proofErr w:type="gramEnd"/>
+      <w:r>
+        <w:rPr>
+          <w:rFonts w:ascii="Cascadia Mono" w:hAnsi="Cascadia Mono" w:cs="Cascadia Mono"/>
+          <w:color w:val="000000"/>
+          <w:kern w:val="0"/>
+          <w:sz w:val="19"/>
+          <w:szCs w:val="19"/>
+          <w:highlight w:val="white"/>
+        </w:rPr>
+        <w:t>;</w:t>
+      </w:r>
+    </w:p>
+    <w:p>
+      <w:pPr>
+        <w:autoSpaceDE w:val="0"/>
+        <w:autoSpaceDN w:val="0"/>
+        <w:adjustRightInd w:val="0"/>
+        <w:spacing w:after="0" w:line="240" w:lineRule="auto"/>
+        <w:rPr>
+          <w:rFonts w:ascii="Cascadia Mono" w:hAnsi="Cascadia Mono" w:cs="Cascadia Mono"/>
+          <w:color w:val="000000"/>
+          <w:kern w:val="0"/>
+          <w:sz w:val="19"/>
+          <w:szCs w:val="19"/>
+          <w:highlight w:val="white"/>
+        </w:rPr>
+      </w:pPr>
+      <w:r>
+        <w:rPr>
+          <w:rFonts w:ascii="Cascadia Mono" w:hAnsi="Cascadia Mono" w:cs="Cascadia Mono"/>
+          <w:color w:val="0000FF"/>
+          <w:kern w:val="0"/>
+          <w:sz w:val="19"/>
+          <w:szCs w:val="19"/>
+          <w:highlight w:val="white"/>
+        </w:rPr>
+        <w:t>public</w:t>
+      </w:r>
+      <w:r>
+        <w:rPr>
+          <w:rFonts w:ascii="Cascadia Mono" w:hAnsi="Cascadia Mono" w:cs="Cascadia Mono"/>
+          <w:color w:val="000000"/>
+          <w:kern w:val="0"/>
+          <w:sz w:val="19"/>
+          <w:szCs w:val="19"/>
+          <w:highlight w:val="white"/>
+        </w:rPr>
+        <w:t xml:space="preserve"> </w:t>
+      </w:r>
+      <w:r>
+        <w:rPr>
+          <w:rFonts w:ascii="Cascadia Mono" w:hAnsi="Cascadia Mono" w:cs="Cascadia Mono"/>
+          <w:color w:val="0000FF"/>
+          <w:kern w:val="0"/>
+          <w:sz w:val="19"/>
+          <w:szCs w:val="19"/>
+          <w:highlight w:val="white"/>
+        </w:rPr>
+        <w:t>class</w:t>
+      </w:r>
+      <w:r>
+        <w:rPr>
+          <w:rFonts w:ascii="Cascadia Mono" w:hAnsi="Cascadia Mono" w:cs="Cascadia Mono"/>
+          <w:color w:val="000000"/>
+          <w:kern w:val="0"/>
+          <w:sz w:val="19"/>
+          <w:szCs w:val="19"/>
+          <w:highlight w:val="white"/>
+        </w:rPr>
+        <w:t xml:space="preserve"> </w:t>
+      </w:r>
+      <w:r>
+        <w:rPr>
+          <w:rFonts w:ascii="Cascadia Mono" w:hAnsi="Cascadia Mono" w:cs="Cascadia Mono"/>
+          <w:color w:val="2B91AF"/>
+          <w:kern w:val="0"/>
+          <w:sz w:val="19"/>
+          <w:szCs w:val="19"/>
+          <w:highlight w:val="white"/>
+        </w:rPr>
+        <w:t>Query</w:t>
+      </w:r>
+    </w:p>
+    <w:p>
+      <w:pPr>
+        <w:autoSpaceDE w:val="0"/>
+        <w:autoSpaceDN w:val="0"/>
+        <w:adjustRightInd w:val="0"/>
+        <w:spacing w:after="0" w:line="240" w:lineRule="auto"/>
+        <w:rPr>
+          <w:rFonts w:ascii="Cascadia Mono" w:hAnsi="Cascadia Mono" w:cs="Cascadia Mono"/>
+          <w:color w:val="000000"/>
+          <w:kern w:val="0"/>
+          <w:sz w:val="19"/>
+          <w:szCs w:val="19"/>
+          <w:highlight w:val="white"/>
+        </w:rPr>
+      </w:pPr>
+      <w:r>
+        <w:rPr>
+          <w:rFonts w:ascii="Cascadia Mono" w:hAnsi="Cascadia Mono" w:cs="Cascadia Mono"/>
+          <w:color w:val="000000"/>
+          <w:kern w:val="0"/>
+          <w:sz w:val="19"/>
+          <w:szCs w:val="19"/>
+          <w:highlight w:val="white"/>
+        </w:rPr>
+        <w:t>{</w:t>
+      </w:r>
+    </w:p>
+    <w:p>
+      <w:pPr>
+        <w:autoSpaceDE w:val="0"/>
+        <w:autoSpaceDN w:val="0"/>
+        <w:adjustRightInd w:val="0"/>
+        <w:spacing w:after="0" w:line="240" w:lineRule="auto"/>
+        <w:rPr>
+          <w:rFonts w:ascii="Cascadia Mono" w:hAnsi="Cascadia Mono" w:cs="Cascadia Mono"/>
+          <w:color w:val="000000"/>
+          <w:kern w:val="0"/>
+          <w:sz w:val="19"/>
+          <w:szCs w:val="19"/>
+          <w:highlight w:val="white"/>
+        </w:rPr>
+      </w:pPr>
+      <w:r>
+        <w:rPr>
+          <w:rFonts w:ascii="Cascadia Mono" w:hAnsi="Cascadia Mono" w:cs="Cascadia Mono"/>
+          <w:color w:val="000000"/>
+          <w:kern w:val="0"/>
+          <w:sz w:val="19"/>
+          <w:szCs w:val="19"/>
+          <w:highlight w:val="white"/>
+        </w:rPr>
+        <w:t xml:space="preserve">    </w:t>
+      </w:r>
+      <w:r>
+        <w:rPr>
+          <w:rFonts w:ascii="Cascadia Mono" w:hAnsi="Cascadia Mono" w:cs="Cascadia Mono"/>
+          <w:color w:val="0000FF"/>
+          <w:kern w:val="0"/>
+          <w:sz w:val="19"/>
+          <w:szCs w:val="19"/>
+          <w:highlight w:val="white"/>
+        </w:rPr>
+        <w:t>public</w:t>
+      </w:r>
+      <w:r>
+        <w:rPr>
+          <w:rFonts w:ascii="Cascadia Mono" w:hAnsi="Cascadia Mono" w:cs="Cascadia Mono"/>
+          <w:color w:val="000000"/>
+          <w:kern w:val="0"/>
+          <w:sz w:val="19"/>
+          <w:szCs w:val="19"/>
+          <w:highlight w:val="white"/>
+        </w:rPr>
+        <w:t xml:space="preserve"> </w:t>
+      </w:r>
+      <w:r>
+        <w:rPr>
+          <w:rFonts w:ascii="Cascadia Mono" w:hAnsi="Cascadia Mono" w:cs="Cascadia Mono"/>
+          <w:color w:val="0000FF"/>
+          <w:kern w:val="0"/>
+          <w:sz w:val="19"/>
+          <w:szCs w:val="19"/>
+          <w:highlight w:val="white"/>
+        </w:rPr>
+        <w:t>async</w:t>
+      </w:r>
+      <w:r>
+        <w:rPr>
+          <w:rFonts w:ascii="Cascadia Mono" w:hAnsi="Cascadia Mono" w:cs="Cascadia Mono"/>
+          <w:color w:val="000000"/>
+          <w:kern w:val="0"/>
+          <w:sz w:val="19"/>
+          <w:szCs w:val="19"/>
+          <w:highlight w:val="white"/>
+        </w:rPr>
+        <w:t xml:space="preserve"> </w:t>
+      </w:r>
+      <w:r>
+        <w:rPr>
+          <w:rFonts w:ascii="Cascadia Mono" w:hAnsi="Cascadia Mono" w:cs="Cascadia Mono"/>
+          <w:color w:val="2B91AF"/>
+          <w:kern w:val="0"/>
+          <w:sz w:val="19"/>
+          <w:szCs w:val="19"/>
+          <w:highlight w:val="white"/>
+        </w:rPr>
+        <w:t>Task</w:t>
+      </w:r>
+      <w:r>
+        <w:rPr>
+          <w:rFonts w:ascii="Cascadia Mono" w:hAnsi="Cascadia Mono" w:cs="Cascadia Mono"/>
+          <w:color w:val="000000"/>
+          <w:kern w:val="0"/>
+          <w:sz w:val="19"/>
+          <w:szCs w:val="19"/>
+          <w:highlight w:val="white"/>
+        </w:rPr>
+        <w:t>&lt;</w:t>
+      </w:r>
+      <w:r>
+        <w:rPr>
+          <w:rFonts w:ascii="Cascadia Mono" w:hAnsi="Cascadia Mono" w:cs="Cascadia Mono"/>
+          <w:color w:val="2B91AF"/>
+          <w:kern w:val="0"/>
+          <w:sz w:val="19"/>
+          <w:szCs w:val="19"/>
+          <w:highlight w:val="white"/>
+        </w:rPr>
+        <w:t>List</w:t>
+      </w:r>
+      <w:r>
+        <w:rPr>
+          <w:rFonts w:ascii="Cascadia Mono" w:hAnsi="Cascadia Mono" w:cs="Cascadia Mono"/>
+          <w:color w:val="000000"/>
+          <w:kern w:val="0"/>
+          <w:sz w:val="19"/>
+          <w:szCs w:val="19"/>
+          <w:highlight w:val="white"/>
+        </w:rPr>
+        <w:t>&lt;</w:t>
+      </w:r>
+      <w:r>
+        <w:rPr>
+          <w:rFonts w:ascii="Cascadia Mono" w:hAnsi="Cascadia Mono" w:cs="Cascadia Mono"/>
+          <w:color w:val="2B91AF"/>
+          <w:kern w:val="0"/>
+          <w:sz w:val="19"/>
+          <w:szCs w:val="19"/>
+          <w:highlight w:val="white"/>
+        </w:rPr>
+        <w:t>Teacher</w:t>
+      </w:r>
+      <w:r>
+        <w:rPr>
+          <w:rFonts w:ascii="Cascadia Mono" w:hAnsi="Cascadia Mono" w:cs="Cascadia Mono"/>
+          <w:color w:val="000000"/>
+          <w:kern w:val="0"/>
+          <w:sz w:val="19"/>
+          <w:szCs w:val="19"/>
+          <w:highlight w:val="white"/>
+        </w:rPr>
+        <w:t xml:space="preserve">&gt;&gt; </w:t>
+      </w:r>
+      <w:r>
+        <w:rPr>
+          <w:rFonts w:ascii="Cascadia Mono" w:hAnsi="Cascadia Mono" w:cs="Cascadia Mono"/>
+          <w:color w:val="74531F"/>
+          <w:kern w:val="0"/>
+          <w:sz w:val="19"/>
+          <w:szCs w:val="19"/>
+          <w:highlight w:val="white"/>
+        </w:rPr>
+        <w:t>GetTeachers</w:t>
+      </w:r>
+      <w:r>
+        <w:rPr>
+          <w:rFonts w:ascii="Cascadia Mono" w:hAnsi="Cascadia Mono" w:cs="Cascadia Mono"/>
+          <w:color w:val="000000"/>
+          <w:kern w:val="0"/>
+          <w:sz w:val="19"/>
+          <w:szCs w:val="19"/>
+          <w:highlight w:val="white"/>
+        </w:rPr>
+        <w:t>([</w:t>
+      </w:r>
+      <w:r>
+        <w:rPr>
+          <w:rFonts w:ascii="Cascadia Mono" w:hAnsi="Cascadia Mono" w:cs="Cascadia Mono"/>
+          <w:color w:val="2B91AF"/>
+          <w:kern w:val="0"/>
+          <w:sz w:val="19"/>
+          <w:szCs w:val="19"/>
+          <w:highlight w:val="white"/>
+        </w:rPr>
+        <w:t>Service</w:t>
+      </w:r>
+      <w:r>
+        <w:rPr>
+          <w:rFonts w:ascii="Cascadia Mono" w:hAnsi="Cascadia Mono" w:cs="Cascadia Mono"/>
+          <w:color w:val="000000"/>
+          <w:kern w:val="0"/>
+          <w:sz w:val="19"/>
+          <w:szCs w:val="19"/>
+          <w:highlight w:val="white"/>
+        </w:rPr>
+        <w:t xml:space="preserve">] </w:t>
+      </w:r>
+      <w:r>
+        <w:rPr>
+          <w:rFonts w:ascii="Cascadia Mono" w:hAnsi="Cascadia Mono" w:cs="Cascadia Mono"/>
+          <w:color w:val="2B91AF"/>
+          <w:kern w:val="0"/>
+          <w:sz w:val="19"/>
+          <w:szCs w:val="19"/>
+          <w:highlight w:val="white"/>
+        </w:rPr>
+        <w:t>AppDbContext</w:t>
+      </w:r>
+      <w:r>
+        <w:rPr>
+          <w:rFonts w:ascii="Cascadia Mono" w:hAnsi="Cascadia Mono" w:cs="Cascadia Mono"/>
+          <w:color w:val="000000"/>
+          <w:kern w:val="0"/>
+          <w:sz w:val="19"/>
+          <w:szCs w:val="19"/>
+          <w:highlight w:val="white"/>
+        </w:rPr>
+        <w:t xml:space="preserve"> </w:t>
+      </w:r>
+      <w:r>
+        <w:rPr>
+          <w:rFonts w:ascii="Cascadia Mono" w:hAnsi="Cascadia Mono" w:cs="Cascadia Mono"/>
+          <w:color w:val="1F377F"/>
+          <w:kern w:val="0"/>
+          <w:sz w:val="19"/>
+          <w:szCs w:val="19"/>
+          <w:highlight w:val="white"/>
+        </w:rPr>
+        <w:t>context</w:t>
+      </w:r>
+      <w:r>
+        <w:rPr>
+          <w:rFonts w:ascii="Cascadia Mono" w:hAnsi="Cascadia Mono" w:cs="Cascadia Mono"/>
+          <w:color w:val="000000"/>
+          <w:kern w:val="0"/>
+          <w:sz w:val="19"/>
+          <w:szCs w:val="19"/>
+          <w:highlight w:val="white"/>
+        </w:rPr>
+        <w:t xml:space="preserve">) =&gt; </w:t>
+      </w:r>
+      <w:r>
+        <w:rPr>
+          <w:rFonts w:ascii="Cascadia Mono" w:hAnsi="Cascadia Mono" w:cs="Cascadia Mono"/>
+          <w:color w:val="8F08C4"/>
+          <w:kern w:val="0"/>
+          <w:sz w:val="19"/>
+          <w:szCs w:val="19"/>
+          <w:highlight w:val="white"/>
+        </w:rPr>
+        <w:t>await</w:t>
+      </w:r>
+      <w:r>
+        <w:rPr>
+          <w:rFonts w:ascii="Cascadia Mono" w:hAnsi="Cascadia Mono" w:cs="Cascadia Mono"/>
+          <w:color w:val="000000"/>
+          <w:kern w:val="0"/>
+          <w:sz w:val="19"/>
+          <w:szCs w:val="19"/>
+          <w:highlight w:val="white"/>
+        </w:rPr>
+        <w:t xml:space="preserve"> </w:t>
+      </w:r>
+      <w:proofErr w:type="gramStart"/>
+      <w:r>
+        <w:rPr>
+          <w:rFonts w:ascii="Cascadia Mono" w:hAnsi="Cascadia Mono" w:cs="Cascadia Mono"/>
+          <w:color w:val="1F377F"/>
+          <w:kern w:val="0"/>
+          <w:sz w:val="19"/>
+          <w:szCs w:val="19"/>
+          <w:highlight w:val="white"/>
+        </w:rPr>
+        <w:t>context</w:t>
+      </w:r>
+      <w:r>
+        <w:rPr>
+          <w:rFonts w:ascii="Cascadia Mono" w:hAnsi="Cascadia Mono" w:cs="Cascadia Mono"/>
+          <w:color w:val="000000"/>
+          <w:kern w:val="0"/>
+          <w:sz w:val="19"/>
+          <w:szCs w:val="19"/>
+          <w:highlight w:val="white"/>
+        </w:rPr>
+        <w:t>.Teachers.</w:t>
+      </w:r>
+      <w:r>
+        <w:rPr>
+          <w:rFonts w:ascii="Cascadia Mono" w:hAnsi="Cascadia Mono" w:cs="Cascadia Mono"/>
+          <w:color w:val="74531F"/>
+          <w:kern w:val="0"/>
+          <w:sz w:val="19"/>
+          <w:szCs w:val="19"/>
+          <w:highlight w:val="white"/>
+        </w:rPr>
+        <w:t>Include</w:t>
+      </w:r>
+      <w:proofErr w:type="gramEnd"/>
+      <w:r>
+        <w:rPr>
+          <w:rFonts w:ascii="Cascadia Mono" w:hAnsi="Cascadia Mono" w:cs="Cascadia Mono"/>
+          <w:color w:val="000000"/>
+          <w:kern w:val="0"/>
+          <w:sz w:val="19"/>
+          <w:szCs w:val="19"/>
+          <w:highlight w:val="white"/>
+        </w:rPr>
+        <w:t>(</w:t>
+      </w:r>
+      <w:r>
+        <w:rPr>
+          <w:rFonts w:ascii="Cascadia Mono" w:hAnsi="Cascadia Mono" w:cs="Cascadia Mono"/>
+          <w:color w:val="1F377F"/>
+          <w:kern w:val="0"/>
+          <w:sz w:val="19"/>
+          <w:szCs w:val="19"/>
+          <w:highlight w:val="white"/>
+        </w:rPr>
+        <w:t>x</w:t>
+      </w:r>
+      <w:r>
+        <w:rPr>
+          <w:rFonts w:ascii="Cascadia Mono" w:hAnsi="Cascadia Mono" w:cs="Cascadia Mono"/>
+          <w:color w:val="000000"/>
+          <w:kern w:val="0"/>
+          <w:sz w:val="19"/>
+          <w:szCs w:val="19"/>
+          <w:highlight w:val="white"/>
+        </w:rPr>
+        <w:t xml:space="preserve"> =&gt; </w:t>
+      </w:r>
+      <w:proofErr w:type="gramStart"/>
+      <w:r>
+        <w:rPr>
+          <w:rFonts w:ascii="Cascadia Mono" w:hAnsi="Cascadia Mono" w:cs="Cascadia Mono"/>
+          <w:color w:val="1F377F"/>
+          <w:kern w:val="0"/>
+          <w:sz w:val="19"/>
+          <w:szCs w:val="19"/>
+          <w:highlight w:val="white"/>
+        </w:rPr>
+        <w:t>x</w:t>
+      </w:r>
+      <w:r>
+        <w:rPr>
+          <w:rFonts w:ascii="Cascadia Mono" w:hAnsi="Cascadia Mono" w:cs="Cascadia Mono"/>
+          <w:color w:val="000000"/>
+          <w:kern w:val="0"/>
+          <w:sz w:val="19"/>
+          <w:szCs w:val="19"/>
+          <w:highlight w:val="white"/>
+        </w:rPr>
+        <w:t>.Department).</w:t>
+      </w:r>
+      <w:r>
+        <w:rPr>
+          <w:rFonts w:ascii="Cascadia Mono" w:hAnsi="Cascadia Mono" w:cs="Cascadia Mono"/>
+          <w:color w:val="74531F"/>
+          <w:kern w:val="0"/>
+          <w:sz w:val="19"/>
+          <w:szCs w:val="19"/>
+          <w:highlight w:val="white"/>
+        </w:rPr>
+        <w:t>ToListAsync</w:t>
+      </w:r>
+      <w:proofErr w:type="gramEnd"/>
+      <w:r>
+        <w:rPr>
+          <w:rFonts w:ascii="Cascadia Mono" w:hAnsi="Cascadia Mono" w:cs="Cascadia Mono"/>
+          <w:color w:val="000000"/>
+          <w:kern w:val="0"/>
+          <w:sz w:val="19"/>
+          <w:szCs w:val="19"/>
+          <w:highlight w:val="white"/>
+        </w:rPr>
+        <w:t>();</w:t>
+      </w:r>
+    </w:p>
+    <w:p>
+      <w:pPr>
+        <w:autoSpaceDE w:val="0"/>
+        <w:autoSpaceDN w:val="0"/>
+        <w:adjustRightInd w:val="0"/>
+        <w:spacing w:after="0" w:line="240" w:lineRule="auto"/>
+        <w:rPr>
+          <w:rFonts w:ascii="Cascadia Mono" w:hAnsi="Cascadia Mono" w:cs="Cascadia Mono"/>
+          <w:color w:val="000000"/>
+          <w:kern w:val="0"/>
+          <w:sz w:val="19"/>
+          <w:szCs w:val="19"/>
+          <w:highlight w:val="white"/>
+        </w:rPr>
+      </w:pPr>
+    </w:p>
+    <w:p>
+      <w:pPr>
+        <w:autoSpaceDE w:val="0"/>
+        <w:autoSpaceDN w:val="0"/>
+        <w:adjustRightInd w:val="0"/>
+        <w:spacing w:after="0" w:line="240" w:lineRule="auto"/>
+        <w:rPr>
+          <w:rFonts w:ascii="Cascadia Mono" w:hAnsi="Cascadia Mono" w:cs="Cascadia Mono"/>
+          <w:color w:val="000000"/>
+          <w:kern w:val="0"/>
+          <w:sz w:val="19"/>
+          <w:szCs w:val="19"/>
+          <w:highlight w:val="white"/>
+        </w:rPr>
+      </w:pPr>
+      <w:r>
+        <w:rPr>
+          <w:rFonts w:ascii="Cascadia Mono" w:hAnsi="Cascadia Mono" w:cs="Cascadia Mono"/>
+          <w:color w:val="000000"/>
+          <w:kern w:val="0"/>
+          <w:sz w:val="19"/>
+          <w:szCs w:val="19"/>
+          <w:highlight w:val="white"/>
+        </w:rPr>
+        <w:t xml:space="preserve">    </w:t>
+      </w:r>
+      <w:r>
+        <w:rPr>
+          <w:rFonts w:ascii="Cascadia Mono" w:hAnsi="Cascadia Mono" w:cs="Cascadia Mono"/>
+          <w:color w:val="0000FF"/>
+          <w:kern w:val="0"/>
+          <w:sz w:val="19"/>
+          <w:szCs w:val="19"/>
+          <w:highlight w:val="white"/>
+        </w:rPr>
+        <w:t>public</w:t>
+      </w:r>
+      <w:r>
+        <w:rPr>
+          <w:rFonts w:ascii="Cascadia Mono" w:hAnsi="Cascadia Mono" w:cs="Cascadia Mono"/>
+          <w:color w:val="000000"/>
+          <w:kern w:val="0"/>
+          <w:sz w:val="19"/>
+          <w:szCs w:val="19"/>
+          <w:highlight w:val="white"/>
+        </w:rPr>
+        <w:t xml:space="preserve"> </w:t>
+      </w:r>
+      <w:r>
+        <w:rPr>
+          <w:rFonts w:ascii="Cascadia Mono" w:hAnsi="Cascadia Mono" w:cs="Cascadia Mono"/>
+          <w:color w:val="0000FF"/>
+          <w:kern w:val="0"/>
+          <w:sz w:val="19"/>
+          <w:szCs w:val="19"/>
+          <w:highlight w:val="white"/>
+        </w:rPr>
+        <w:t>async</w:t>
+      </w:r>
+      <w:r>
+        <w:rPr>
+          <w:rFonts w:ascii="Cascadia Mono" w:hAnsi="Cascadia Mono" w:cs="Cascadia Mono"/>
+          <w:color w:val="000000"/>
+          <w:kern w:val="0"/>
+          <w:sz w:val="19"/>
+          <w:szCs w:val="19"/>
+          <w:highlight w:val="white"/>
+        </w:rPr>
+        <w:t xml:space="preserve"> </w:t>
+      </w:r>
+      <w:r>
+        <w:rPr>
+          <w:rFonts w:ascii="Cascadia Mono" w:hAnsi="Cascadia Mono" w:cs="Cascadia Mono"/>
+          <w:color w:val="2B91AF"/>
+          <w:kern w:val="0"/>
+          <w:sz w:val="19"/>
+          <w:szCs w:val="19"/>
+          <w:highlight w:val="white"/>
+        </w:rPr>
+        <w:t>Task</w:t>
+      </w:r>
+      <w:r>
+        <w:rPr>
+          <w:rFonts w:ascii="Cascadia Mono" w:hAnsi="Cascadia Mono" w:cs="Cascadia Mono"/>
+          <w:color w:val="000000"/>
+          <w:kern w:val="0"/>
+          <w:sz w:val="19"/>
+          <w:szCs w:val="19"/>
+          <w:highlight w:val="white"/>
+        </w:rPr>
+        <w:t>&lt;</w:t>
+      </w:r>
+      <w:r>
+        <w:rPr>
+          <w:rFonts w:ascii="Cascadia Mono" w:hAnsi="Cascadia Mono" w:cs="Cascadia Mono"/>
+          <w:color w:val="2B91AF"/>
+          <w:kern w:val="0"/>
+          <w:sz w:val="19"/>
+          <w:szCs w:val="19"/>
+          <w:highlight w:val="white"/>
+        </w:rPr>
+        <w:t>Teacher</w:t>
+      </w:r>
+      <w:r>
+        <w:rPr>
+          <w:rFonts w:ascii="Cascadia Mono" w:hAnsi="Cascadia Mono" w:cs="Cascadia Mono"/>
+          <w:color w:val="000000"/>
+          <w:kern w:val="0"/>
+          <w:sz w:val="19"/>
+          <w:szCs w:val="19"/>
+          <w:highlight w:val="white"/>
+        </w:rPr>
+        <w:t xml:space="preserve">?&gt; </w:t>
+      </w:r>
+      <w:proofErr w:type="gramStart"/>
+      <w:r>
+        <w:rPr>
+          <w:rFonts w:ascii="Cascadia Mono" w:hAnsi="Cascadia Mono" w:cs="Cascadia Mono"/>
+          <w:color w:val="74531F"/>
+          <w:kern w:val="0"/>
+          <w:sz w:val="19"/>
+          <w:szCs w:val="19"/>
+          <w:highlight w:val="white"/>
+        </w:rPr>
+        <w:t>GetTeacher</w:t>
+      </w:r>
+      <w:r>
+        <w:rPr>
+          <w:rFonts w:ascii="Cascadia Mono" w:hAnsi="Cascadia Mono" w:cs="Cascadia Mono"/>
+          <w:color w:val="000000"/>
+          <w:kern w:val="0"/>
+          <w:sz w:val="19"/>
+          <w:szCs w:val="19"/>
+          <w:highlight w:val="white"/>
+        </w:rPr>
+        <w:t>(</w:t>
+      </w:r>
+      <w:proofErr w:type="gramEnd"/>
+      <w:r>
+        <w:rPr>
+          <w:rFonts w:ascii="Cascadia Mono" w:hAnsi="Cascadia Mono" w:cs="Cascadia Mono"/>
+          <w:color w:val="2B91AF"/>
+          <w:kern w:val="0"/>
+          <w:sz w:val="19"/>
+          <w:szCs w:val="19"/>
+          <w:highlight w:val="white"/>
+        </w:rPr>
+        <w:t>Guid</w:t>
+      </w:r>
+      <w:r>
+        <w:rPr>
+          <w:rFonts w:ascii="Cascadia Mono" w:hAnsi="Cascadia Mono" w:cs="Cascadia Mono"/>
+          <w:color w:val="000000"/>
+          <w:kern w:val="0"/>
+          <w:sz w:val="19"/>
+          <w:szCs w:val="19"/>
+          <w:highlight w:val="white"/>
+        </w:rPr>
+        <w:t xml:space="preserve"> </w:t>
+      </w:r>
+      <w:r>
+        <w:rPr>
+          <w:rFonts w:ascii="Cascadia Mono" w:hAnsi="Cascadia Mono" w:cs="Cascadia Mono"/>
+          <w:color w:val="1F377F"/>
+          <w:kern w:val="0"/>
+          <w:sz w:val="19"/>
+          <w:szCs w:val="19"/>
+          <w:highlight w:val="white"/>
+        </w:rPr>
+        <w:t>id</w:t>
+      </w:r>
+      <w:r>
+        <w:rPr>
+          <w:rFonts w:ascii="Cascadia Mono" w:hAnsi="Cascadia Mono" w:cs="Cascadia Mono"/>
+          <w:color w:val="000000"/>
+          <w:kern w:val="0"/>
+          <w:sz w:val="19"/>
+          <w:szCs w:val="19"/>
+          <w:highlight w:val="white"/>
+        </w:rPr>
+        <w:t>, [</w:t>
+      </w:r>
+      <w:r>
+        <w:rPr>
+          <w:rFonts w:ascii="Cascadia Mono" w:hAnsi="Cascadia Mono" w:cs="Cascadia Mono"/>
+          <w:color w:val="2B91AF"/>
+          <w:kern w:val="0"/>
+          <w:sz w:val="19"/>
+          <w:szCs w:val="19"/>
+          <w:highlight w:val="white"/>
+        </w:rPr>
+        <w:t>Service</w:t>
+      </w:r>
+      <w:r>
+        <w:rPr>
+          <w:rFonts w:ascii="Cascadia Mono" w:hAnsi="Cascadia Mono" w:cs="Cascadia Mono"/>
+          <w:color w:val="000000"/>
+          <w:kern w:val="0"/>
+          <w:sz w:val="19"/>
+          <w:szCs w:val="19"/>
+          <w:highlight w:val="white"/>
+        </w:rPr>
+        <w:t xml:space="preserve">] </w:t>
+      </w:r>
+      <w:r>
+        <w:rPr>
+          <w:rFonts w:ascii="Cascadia Mono" w:hAnsi="Cascadia Mono" w:cs="Cascadia Mono"/>
+          <w:color w:val="2B91AF"/>
+          <w:kern w:val="0"/>
+          <w:sz w:val="19"/>
+          <w:szCs w:val="19"/>
+          <w:highlight w:val="white"/>
+        </w:rPr>
+        <w:t>AppDbContext</w:t>
+      </w:r>
+      <w:r>
+        <w:rPr>
+          <w:rFonts w:ascii="Cascadia Mono" w:hAnsi="Cascadia Mono" w:cs="Cascadia Mono"/>
+          <w:color w:val="000000"/>
+          <w:kern w:val="0"/>
+          <w:sz w:val="19"/>
+          <w:szCs w:val="19"/>
+          <w:highlight w:val="white"/>
+        </w:rPr>
+        <w:t xml:space="preserve"> </w:t>
+      </w:r>
+      <w:r>
+        <w:rPr>
+          <w:rFonts w:ascii="Cascadia Mono" w:hAnsi="Cascadia Mono" w:cs="Cascadia Mono"/>
+          <w:color w:val="1F377F"/>
+          <w:kern w:val="0"/>
+          <w:sz w:val="19"/>
+          <w:szCs w:val="19"/>
+          <w:highlight w:val="white"/>
+        </w:rPr>
+        <w:t>context</w:t>
+      </w:r>
+      <w:r>
+        <w:rPr>
+          <w:rFonts w:ascii="Cascadia Mono" w:hAnsi="Cascadia Mono" w:cs="Cascadia Mono"/>
+          <w:color w:val="000000"/>
+          <w:kern w:val="0"/>
+          <w:sz w:val="19"/>
+          <w:szCs w:val="19"/>
+          <w:highlight w:val="white"/>
+        </w:rPr>
+        <w:t xml:space="preserve">) =&gt; </w:t>
+      </w:r>
+      <w:r>
+        <w:rPr>
+          <w:rFonts w:ascii="Cascadia Mono" w:hAnsi="Cascadia Mono" w:cs="Cascadia Mono"/>
+          <w:color w:val="8F08C4"/>
+          <w:kern w:val="0"/>
+          <w:sz w:val="19"/>
+          <w:szCs w:val="19"/>
+          <w:highlight w:val="white"/>
+        </w:rPr>
+        <w:t>await</w:t>
+      </w:r>
+      <w:r>
+        <w:rPr>
+          <w:rFonts w:ascii="Cascadia Mono" w:hAnsi="Cascadia Mono" w:cs="Cascadia Mono"/>
+          <w:color w:val="000000"/>
+          <w:kern w:val="0"/>
+          <w:sz w:val="19"/>
+          <w:szCs w:val="19"/>
+          <w:highlight w:val="white"/>
+        </w:rPr>
+        <w:t xml:space="preserve"> </w:t>
+      </w:r>
+      <w:proofErr w:type="gramStart"/>
+      <w:r>
+        <w:rPr>
+          <w:rFonts w:ascii="Cascadia Mono" w:hAnsi="Cascadia Mono" w:cs="Cascadia Mono"/>
+          <w:color w:val="1F377F"/>
+          <w:kern w:val="0"/>
+          <w:sz w:val="19"/>
+          <w:szCs w:val="19"/>
+          <w:highlight w:val="white"/>
+        </w:rPr>
+        <w:t>context</w:t>
+      </w:r>
+      <w:r>
+        <w:rPr>
+          <w:rFonts w:ascii="Cascadia Mono" w:hAnsi="Cascadia Mono" w:cs="Cascadia Mono"/>
+          <w:color w:val="000000"/>
+          <w:kern w:val="0"/>
+          <w:sz w:val="19"/>
+          <w:szCs w:val="19"/>
+          <w:highlight w:val="white"/>
+        </w:rPr>
+        <w:t>.Teachers.</w:t>
+      </w:r>
+      <w:r>
+        <w:rPr>
+          <w:rFonts w:ascii="Cascadia Mono" w:hAnsi="Cascadia Mono" w:cs="Cascadia Mono"/>
+          <w:color w:val="74531F"/>
+          <w:kern w:val="0"/>
+          <w:sz w:val="19"/>
+          <w:szCs w:val="19"/>
+          <w:highlight w:val="white"/>
+        </w:rPr>
+        <w:t>FindAsync</w:t>
+      </w:r>
+      <w:proofErr w:type="gramEnd"/>
+      <w:r>
+        <w:rPr>
+          <w:rFonts w:ascii="Cascadia Mono" w:hAnsi="Cascadia Mono" w:cs="Cascadia Mono"/>
+          <w:color w:val="000000"/>
+          <w:kern w:val="0"/>
+          <w:sz w:val="19"/>
+          <w:szCs w:val="19"/>
+          <w:highlight w:val="white"/>
+        </w:rPr>
+        <w:t>(</w:t>
+      </w:r>
+      <w:r>
+        <w:rPr>
+          <w:rFonts w:ascii="Cascadia Mono" w:hAnsi="Cascadia Mono" w:cs="Cascadia Mono"/>
+          <w:color w:val="1F377F"/>
+          <w:kern w:val="0"/>
+          <w:sz w:val="19"/>
+          <w:szCs w:val="19"/>
+          <w:highlight w:val="white"/>
+        </w:rPr>
+        <w:t>id</w:t>
+      </w:r>
+      <w:r>
+        <w:rPr>
+          <w:rFonts w:ascii="Cascadia Mono" w:hAnsi="Cascadia Mono" w:cs="Cascadia Mono"/>
+          <w:color w:val="000000"/>
+          <w:kern w:val="0"/>
+          <w:sz w:val="19"/>
+          <w:szCs w:val="19"/>
+          <w:highlight w:val="white"/>
+        </w:rPr>
+        <w:t>);</w:t>
+      </w:r>
+    </w:p>
+    <w:p>
+      <w:pPr>
+        <w:rPr>
+          <w:rFonts w:ascii="Cascadia Mono" w:hAnsi="Cascadia Mono" w:cs="Cascadia Mono"/>
+          <w:color w:val="000000"/>
+          <w:kern w:val="0"/>
+          <w:sz w:val="19"/>
+          <w:szCs w:val="19"/>
+        </w:rPr>
+      </w:pPr>
+      <w:r>
+        <w:rPr>
+          <w:rFonts w:ascii="Cascadia Mono" w:hAnsi="Cascadia Mono" w:cs="Cascadia Mono"/>
+          <w:color w:val="000000"/>
+          <w:kern w:val="0"/>
+          <w:sz w:val="19"/>
+          <w:szCs w:val="19"/>
+          <w:highlight w:val="white"/>
+        </w:rPr>
+        <w:t>}</w:t>
+      </w:r>
+    </w:p>
+    <w:p>
+      <w:pPr>
+        <w:rPr>
+          <w:rFonts w:ascii="Cascadia Mono" w:hAnsi="Cascadia Mono" w:cs="Cascadia Mono"/>
+          <w:color w:val="000000"/>
+          <w:kern w:val="0"/>
+          <w:sz w:val="19"/>
+          <w:szCs w:val="19"/>
+        </w:rPr>
+      </w:pPr>
+      <w:r>
+        <w:rPr>
+          <w:rFonts w:ascii="Cascadia Mono" w:hAnsi="Cascadia Mono" w:cs="Cascadia Mono"/>
+          <w:color w:val="000000"/>
+          <w:kern w:val="0"/>
+          <w:sz w:val="19"/>
+          <w:szCs w:val="19"/>
+        </w:rPr>
+        <w:tab/>
+      </w:r>
+      <w:r>
+        <w:rPr>
+          <w:rFonts w:ascii="Cascadia Mono" w:hAnsi="Cascadia Mono" w:cs="Cascadia Mono"/>
+          <w:color w:val="000000"/>
+          <w:kern w:val="0"/>
+          <w:sz w:val="19"/>
+          <w:szCs w:val="19"/>
+        </w:rPr>
+        <w:tab/>
+        <w:t>-----------------------------------------------------</w:t>
+      </w:r>
+    </w:p>
+    <w:p>
+      <w:pPr>
+        <w:rPr>
+          <w:rFonts w:ascii="Cascadia Mono" w:hAnsi="Cascadia Mono" w:cs="Cascadia Mono"/>
+          <w:color w:val="000000"/>
+          <w:kern w:val="0"/>
+          <w:sz w:val="19"/>
+          <w:szCs w:val="19"/>
+        </w:rPr>
+      </w:pPr>
+      <w:r>
+        <w:rPr>
+          <w:rFonts w:ascii="Cascadia Mono" w:hAnsi="Cascadia Mono" w:cs="Cascadia Mono"/>
+          <w:color w:val="000000"/>
+          <w:kern w:val="0"/>
+          <w:sz w:val="19"/>
+          <w:szCs w:val="19"/>
+        </w:rPr>
+        <w:t>The mutation for add teacher is:</w:t>
+      </w:r>
+    </w:p>
+    <w:p>
+      <w:pPr>
+        <w:autoSpaceDE w:val="0"/>
+        <w:autoSpaceDN w:val="0"/>
+        <w:adjustRightInd w:val="0"/>
+        <w:spacing w:after="0" w:line="240" w:lineRule="auto"/>
+        <w:rPr>
+          <w:rFonts w:ascii="Cascadia Mono" w:hAnsi="Cascadia Mono" w:cs="Cascadia Mono"/>
+          <w:color w:val="000000"/>
+          <w:kern w:val="0"/>
+          <w:sz w:val="19"/>
+          <w:szCs w:val="19"/>
+          <w:highlight w:val="white"/>
+        </w:rPr>
+      </w:pPr>
+      <w:r>
+        <w:rPr>
+          <w:rFonts w:ascii="Cascadia Mono" w:hAnsi="Cascadia Mono" w:cs="Cascadia Mono"/>
+          <w:color w:val="0000FF"/>
+          <w:kern w:val="0"/>
+          <w:sz w:val="19"/>
+          <w:szCs w:val="19"/>
+          <w:highlight w:val="white"/>
+        </w:rPr>
+        <w:t>public</w:t>
+      </w:r>
+      <w:r>
+        <w:rPr>
+          <w:rFonts w:ascii="Cascadia Mono" w:hAnsi="Cascadia Mono" w:cs="Cascadia Mono"/>
+          <w:color w:val="000000"/>
+          <w:kern w:val="0"/>
+          <w:sz w:val="19"/>
+          <w:szCs w:val="19"/>
+          <w:highlight w:val="white"/>
+        </w:rPr>
+        <w:t xml:space="preserve"> </w:t>
+      </w:r>
+      <w:r>
+        <w:rPr>
+          <w:rFonts w:ascii="Cascadia Mono" w:hAnsi="Cascadia Mono" w:cs="Cascadia Mono"/>
+          <w:color w:val="0000FF"/>
+          <w:kern w:val="0"/>
+          <w:sz w:val="19"/>
+          <w:szCs w:val="19"/>
+          <w:highlight w:val="white"/>
+        </w:rPr>
+        <w:t>record</w:t>
+      </w:r>
+      <w:r>
+        <w:rPr>
+          <w:rFonts w:ascii="Cascadia Mono" w:hAnsi="Cascadia Mono" w:cs="Cascadia Mono"/>
+          <w:color w:val="000000"/>
+          <w:kern w:val="0"/>
+          <w:sz w:val="19"/>
+          <w:szCs w:val="19"/>
+          <w:highlight w:val="white"/>
+        </w:rPr>
+        <w:t xml:space="preserve"> </w:t>
+      </w:r>
+      <w:proofErr w:type="gramStart"/>
+      <w:r>
+        <w:rPr>
+          <w:rFonts w:ascii="Cascadia Mono" w:hAnsi="Cascadia Mono" w:cs="Cascadia Mono"/>
+          <w:color w:val="2B91AF"/>
+          <w:kern w:val="0"/>
+          <w:sz w:val="19"/>
+          <w:szCs w:val="19"/>
+          <w:highlight w:val="white"/>
+        </w:rPr>
+        <w:t>AddTeacherInput</w:t>
+      </w:r>
+      <w:r>
+        <w:rPr>
+          <w:rFonts w:ascii="Cascadia Mono" w:hAnsi="Cascadia Mono" w:cs="Cascadia Mono"/>
+          <w:color w:val="000000"/>
+          <w:kern w:val="0"/>
+          <w:sz w:val="19"/>
+          <w:szCs w:val="19"/>
+          <w:highlight w:val="white"/>
+        </w:rPr>
+        <w:t>(</w:t>
+      </w:r>
+      <w:proofErr w:type="gramEnd"/>
+      <w:r>
+        <w:rPr>
+          <w:rFonts w:ascii="Cascadia Mono" w:hAnsi="Cascadia Mono" w:cs="Cascadia Mono"/>
+          <w:color w:val="0000FF"/>
+          <w:kern w:val="0"/>
+          <w:sz w:val="19"/>
+          <w:szCs w:val="19"/>
+          <w:highlight w:val="white"/>
+        </w:rPr>
+        <w:t>string</w:t>
+      </w:r>
+      <w:r>
+        <w:rPr>
+          <w:rFonts w:ascii="Cascadia Mono" w:hAnsi="Cascadia Mono" w:cs="Cascadia Mono"/>
+          <w:color w:val="000000"/>
+          <w:kern w:val="0"/>
+          <w:sz w:val="19"/>
+          <w:szCs w:val="19"/>
+          <w:highlight w:val="white"/>
+        </w:rPr>
+        <w:t xml:space="preserve"> </w:t>
+      </w:r>
+      <w:r>
+        <w:rPr>
+          <w:rFonts w:ascii="Cascadia Mono" w:hAnsi="Cascadia Mono" w:cs="Cascadia Mono"/>
+          <w:color w:val="0000FF"/>
+          <w:kern w:val="0"/>
+          <w:sz w:val="19"/>
+          <w:szCs w:val="19"/>
+          <w:highlight w:val="white"/>
+        </w:rPr>
+        <w:t>FirstName</w:t>
+      </w:r>
+      <w:r>
+        <w:rPr>
+          <w:rFonts w:ascii="Cascadia Mono" w:hAnsi="Cascadia Mono" w:cs="Cascadia Mono"/>
+          <w:color w:val="000000"/>
+          <w:kern w:val="0"/>
+          <w:sz w:val="19"/>
+          <w:szCs w:val="19"/>
+          <w:highlight w:val="white"/>
+        </w:rPr>
+        <w:t xml:space="preserve">, </w:t>
+      </w:r>
+      <w:r>
+        <w:rPr>
+          <w:rFonts w:ascii="Cascadia Mono" w:hAnsi="Cascadia Mono" w:cs="Cascadia Mono"/>
+          <w:color w:val="0000FF"/>
+          <w:kern w:val="0"/>
+          <w:sz w:val="19"/>
+          <w:szCs w:val="19"/>
+          <w:highlight w:val="white"/>
+        </w:rPr>
+        <w:t>string</w:t>
+      </w:r>
+      <w:r>
+        <w:rPr>
+          <w:rFonts w:ascii="Cascadia Mono" w:hAnsi="Cascadia Mono" w:cs="Cascadia Mono"/>
+          <w:color w:val="000000"/>
+          <w:kern w:val="0"/>
+          <w:sz w:val="19"/>
+          <w:szCs w:val="19"/>
+          <w:highlight w:val="white"/>
+        </w:rPr>
+        <w:t xml:space="preserve"> </w:t>
+      </w:r>
+      <w:r>
+        <w:rPr>
+          <w:rFonts w:ascii="Cascadia Mono" w:hAnsi="Cascadia Mono" w:cs="Cascadia Mono"/>
+          <w:color w:val="1F377F"/>
+          <w:kern w:val="0"/>
+          <w:sz w:val="19"/>
+          <w:szCs w:val="19"/>
+          <w:highlight w:val="white"/>
+        </w:rPr>
+        <w:t>LastName</w:t>
+      </w:r>
+      <w:r>
+        <w:rPr>
+          <w:rFonts w:ascii="Cascadia Mono" w:hAnsi="Cascadia Mono" w:cs="Cascadia Mono"/>
+          <w:color w:val="000000"/>
+          <w:kern w:val="0"/>
+          <w:sz w:val="19"/>
+          <w:szCs w:val="19"/>
+          <w:highlight w:val="white"/>
+        </w:rPr>
+        <w:t xml:space="preserve">, </w:t>
+      </w:r>
+      <w:r>
+        <w:rPr>
+          <w:rFonts w:ascii="Cascadia Mono" w:hAnsi="Cascadia Mono" w:cs="Cascadia Mono"/>
+          <w:color w:val="0000FF"/>
+          <w:kern w:val="0"/>
+          <w:sz w:val="19"/>
+          <w:szCs w:val="19"/>
+          <w:highlight w:val="white"/>
+        </w:rPr>
+        <w:t>string</w:t>
+      </w:r>
+      <w:r>
+        <w:rPr>
+          <w:rFonts w:ascii="Cascadia Mono" w:hAnsi="Cascadia Mono" w:cs="Cascadia Mono"/>
+          <w:color w:val="000000"/>
+          <w:kern w:val="0"/>
+          <w:sz w:val="19"/>
+          <w:szCs w:val="19"/>
+          <w:highlight w:val="white"/>
+        </w:rPr>
+        <w:t xml:space="preserve"> </w:t>
+      </w:r>
+      <w:r>
+        <w:rPr>
+          <w:rFonts w:ascii="Cascadia Mono" w:hAnsi="Cascadia Mono" w:cs="Cascadia Mono"/>
+          <w:color w:val="1F377F"/>
+          <w:kern w:val="0"/>
+          <w:sz w:val="19"/>
+          <w:szCs w:val="19"/>
+          <w:highlight w:val="white"/>
+        </w:rPr>
+        <w:t>Email</w:t>
+      </w:r>
+      <w:r>
+        <w:rPr>
+          <w:rFonts w:ascii="Cascadia Mono" w:hAnsi="Cascadia Mono" w:cs="Cascadia Mono"/>
+          <w:color w:val="000000"/>
+          <w:kern w:val="0"/>
+          <w:sz w:val="19"/>
+          <w:szCs w:val="19"/>
+          <w:highlight w:val="white"/>
+        </w:rPr>
+        <w:t xml:space="preserve">, </w:t>
+      </w:r>
+      <w:r>
+        <w:rPr>
+          <w:rFonts w:ascii="Cascadia Mono" w:hAnsi="Cascadia Mono" w:cs="Cascadia Mono"/>
+          <w:color w:val="0000FF"/>
+          <w:kern w:val="0"/>
+          <w:sz w:val="19"/>
+          <w:szCs w:val="19"/>
+          <w:highlight w:val="white"/>
+        </w:rPr>
+        <w:t>string</w:t>
+      </w:r>
+      <w:r>
+        <w:rPr>
+          <w:rFonts w:ascii="Cascadia Mono" w:hAnsi="Cascadia Mono" w:cs="Cascadia Mono"/>
+          <w:color w:val="000000"/>
+          <w:kern w:val="0"/>
+          <w:sz w:val="19"/>
+          <w:szCs w:val="19"/>
+          <w:highlight w:val="white"/>
+        </w:rPr>
+        <w:t xml:space="preserve">? </w:t>
+      </w:r>
+      <w:r>
+        <w:rPr>
+          <w:rFonts w:ascii="Cascadia Mono" w:hAnsi="Cascadia Mono" w:cs="Cascadia Mono"/>
+          <w:color w:val="1F377F"/>
+          <w:kern w:val="0"/>
+          <w:sz w:val="19"/>
+          <w:szCs w:val="19"/>
+          <w:highlight w:val="white"/>
+        </w:rPr>
+        <w:t>Phone</w:t>
+      </w:r>
+      <w:r>
+        <w:rPr>
+          <w:rFonts w:ascii="Cascadia Mono" w:hAnsi="Cascadia Mono" w:cs="Cascadia Mono"/>
+          <w:color w:val="000000"/>
+          <w:kern w:val="0"/>
+          <w:sz w:val="19"/>
+          <w:szCs w:val="19"/>
+          <w:highlight w:val="white"/>
+        </w:rPr>
+        <w:t xml:space="preserve">, </w:t>
+      </w:r>
+      <w:r>
+        <w:rPr>
+          <w:rFonts w:ascii="Cascadia Mono" w:hAnsi="Cascadia Mono" w:cs="Cascadia Mono"/>
+          <w:color w:val="0000FF"/>
+          <w:kern w:val="0"/>
+          <w:sz w:val="19"/>
+          <w:szCs w:val="19"/>
+          <w:highlight w:val="white"/>
+        </w:rPr>
+        <w:t>string</w:t>
+      </w:r>
+      <w:r>
+        <w:rPr>
+          <w:rFonts w:ascii="Cascadia Mono" w:hAnsi="Cascadia Mono" w:cs="Cascadia Mono"/>
+          <w:color w:val="000000"/>
+          <w:kern w:val="0"/>
+          <w:sz w:val="19"/>
+          <w:szCs w:val="19"/>
+          <w:highlight w:val="white"/>
+        </w:rPr>
+        <w:t xml:space="preserve">? </w:t>
+      </w:r>
+      <w:r>
+        <w:rPr>
+          <w:rFonts w:ascii="Cascadia Mono" w:hAnsi="Cascadia Mono" w:cs="Cascadia Mono"/>
+          <w:color w:val="1F377F"/>
+          <w:kern w:val="0"/>
+          <w:sz w:val="19"/>
+          <w:szCs w:val="19"/>
+          <w:highlight w:val="white"/>
+        </w:rPr>
+        <w:t>Bio</w:t>
+      </w:r>
+      <w:r>
+        <w:rPr>
+          <w:rFonts w:ascii="Cascadia Mono" w:hAnsi="Cascadia Mono" w:cs="Cascadia Mono"/>
+          <w:color w:val="000000"/>
+          <w:kern w:val="0"/>
+          <w:sz w:val="19"/>
+          <w:szCs w:val="19"/>
+          <w:highlight w:val="white"/>
+        </w:rPr>
+        <w:t xml:space="preserve">, </w:t>
+      </w:r>
+      <w:r>
+        <w:rPr>
+          <w:rFonts w:ascii="Cascadia Mono" w:hAnsi="Cascadia Mono" w:cs="Cascadia Mono"/>
+          <w:color w:val="2B91AF"/>
+          <w:kern w:val="0"/>
+          <w:sz w:val="19"/>
+          <w:szCs w:val="19"/>
+          <w:highlight w:val="white"/>
+        </w:rPr>
+        <w:t>Guid</w:t>
+      </w:r>
+      <w:r>
+        <w:rPr>
+          <w:rFonts w:ascii="Cascadia Mono" w:hAnsi="Cascadia Mono" w:cs="Cascadia Mono"/>
+          <w:color w:val="000000"/>
+          <w:kern w:val="0"/>
+          <w:sz w:val="19"/>
+          <w:szCs w:val="19"/>
+          <w:highlight w:val="white"/>
+        </w:rPr>
+        <w:t xml:space="preserve"> </w:t>
+      </w:r>
+      <w:r>
+        <w:rPr>
+          <w:rFonts w:ascii="Cascadia Mono" w:hAnsi="Cascadia Mono" w:cs="Cascadia Mono"/>
+          <w:color w:val="1F377F"/>
+          <w:kern w:val="0"/>
+          <w:sz w:val="19"/>
+          <w:szCs w:val="19"/>
+          <w:highlight w:val="white"/>
+        </w:rPr>
+        <w:t>departmentId</w:t>
+      </w:r>
+      <w:r>
+        <w:rPr>
+          <w:rFonts w:ascii="Cascadia Mono" w:hAnsi="Cascadia Mono" w:cs="Cascadia Mono"/>
+          <w:color w:val="000000"/>
+          <w:kern w:val="0"/>
+          <w:sz w:val="19"/>
+          <w:szCs w:val="19"/>
+          <w:highlight w:val="white"/>
+        </w:rPr>
+        <w:t>);</w:t>
+      </w:r>
+    </w:p>
+    <w:p>
+      <w:pPr>
+        <w:ind w:left="720" w:firstLine="720"/>
+        <w:rPr>
+          <w:rFonts w:ascii="Cascadia Mono" w:hAnsi="Cascadia Mono" w:cs="Cascadia Mono"/>
+          <w:color w:val="000000"/>
+          <w:kern w:val="0"/>
+          <w:sz w:val="19"/>
+          <w:szCs w:val="19"/>
+        </w:rPr>
+      </w:pPr>
+      <w:r>
+        <w:rPr>
+          <w:rFonts w:ascii="Cascadia Mono" w:hAnsi="Cascadia Mono" w:cs="Cascadia Mono"/>
+          <w:color w:val="000000"/>
+          <w:kern w:val="0"/>
+          <w:sz w:val="19"/>
+          <w:szCs w:val="19"/>
+        </w:rPr>
+        <w:t>-----------------------------------------------------</w:t>
+      </w:r>
+    </w:p>
+    <w:p>
+      <w:pPr>
+        <w:autoSpaceDE w:val="0"/>
+        <w:autoSpaceDN w:val="0"/>
+        <w:adjustRightInd w:val="0"/>
+        <w:spacing w:after="0" w:line="240" w:lineRule="auto"/>
+        <w:rPr>
+          <w:rFonts w:ascii="Cascadia Mono" w:hAnsi="Cascadia Mono" w:cs="Cascadia Mono"/>
+          <w:color w:val="000000"/>
+          <w:kern w:val="0"/>
+          <w:sz w:val="19"/>
+          <w:szCs w:val="19"/>
+          <w:highlight w:val="white"/>
+        </w:rPr>
+      </w:pPr>
+      <w:r>
+        <w:rPr>
+          <w:rFonts w:ascii="Cascadia Mono" w:hAnsi="Cascadia Mono" w:cs="Cascadia Mono"/>
+          <w:color w:val="0000FF"/>
+          <w:kern w:val="0"/>
+          <w:sz w:val="19"/>
+          <w:szCs w:val="19"/>
+          <w:highlight w:val="white"/>
+        </w:rPr>
+        <w:t>using</w:t>
+      </w:r>
+      <w:r>
+        <w:rPr>
+          <w:rFonts w:ascii="Cascadia Mono" w:hAnsi="Cascadia Mono" w:cs="Cascadia Mono"/>
+          <w:color w:val="000000"/>
+          <w:kern w:val="0"/>
+          <w:sz w:val="19"/>
+          <w:szCs w:val="19"/>
+          <w:highlight w:val="white"/>
+        </w:rPr>
+        <w:t xml:space="preserve"> JLokaTestGraphQL.Models;</w:t>
+      </w:r>
+    </w:p>
+    <w:p>
+      <w:pPr>
+        <w:autoSpaceDE w:val="0"/>
+        <w:autoSpaceDN w:val="0"/>
+        <w:adjustRightInd w:val="0"/>
+        <w:spacing w:after="0" w:line="240" w:lineRule="auto"/>
+        <w:rPr>
+          <w:rFonts w:ascii="Cascadia Mono" w:hAnsi="Cascadia Mono" w:cs="Cascadia Mono"/>
+          <w:color w:val="000000"/>
+          <w:kern w:val="0"/>
+          <w:sz w:val="19"/>
+          <w:szCs w:val="19"/>
+          <w:highlight w:val="white"/>
+        </w:rPr>
+      </w:pPr>
+    </w:p>
+    <w:p>
+      <w:pPr>
+        <w:autoSpaceDE w:val="0"/>
+        <w:autoSpaceDN w:val="0"/>
+        <w:adjustRightInd w:val="0"/>
+        <w:spacing w:after="0" w:line="240" w:lineRule="auto"/>
+        <w:rPr>
+          <w:rFonts w:ascii="Cascadia Mono" w:hAnsi="Cascadia Mono" w:cs="Cascadia Mono"/>
+          <w:color w:val="000000"/>
+          <w:kern w:val="0"/>
+          <w:sz w:val="19"/>
+          <w:szCs w:val="19"/>
+          <w:highlight w:val="white"/>
+        </w:rPr>
+      </w:pPr>
+      <w:r>
+        <w:rPr>
+          <w:rFonts w:ascii="Cascadia Mono" w:hAnsi="Cascadia Mono" w:cs="Cascadia Mono"/>
+          <w:color w:val="0000FF"/>
+          <w:kern w:val="0"/>
+          <w:sz w:val="19"/>
+          <w:szCs w:val="19"/>
+          <w:highlight w:val="white"/>
+        </w:rPr>
+        <w:t>namespace</w:t>
+      </w:r>
+      <w:r>
+        <w:rPr>
+          <w:rFonts w:ascii="Cascadia Mono" w:hAnsi="Cascadia Mono" w:cs="Cascadia Mono"/>
+          <w:color w:val="000000"/>
+          <w:kern w:val="0"/>
+          <w:sz w:val="19"/>
+          <w:szCs w:val="19"/>
+          <w:highlight w:val="white"/>
+        </w:rPr>
+        <w:t xml:space="preserve"> </w:t>
+      </w:r>
+      <w:proofErr w:type="gramStart"/>
+      <w:r>
+        <w:rPr>
+          <w:rFonts w:ascii="Cascadia Mono" w:hAnsi="Cascadia Mono" w:cs="Cascadia Mono"/>
+          <w:color w:val="000000"/>
+          <w:kern w:val="0"/>
+          <w:sz w:val="19"/>
+          <w:szCs w:val="19"/>
+          <w:highlight w:val="white"/>
+        </w:rPr>
+        <w:t>JLokaTestGraphQL.GraphQL.Mutations</w:t>
+      </w:r>
+      <w:proofErr w:type="gramEnd"/>
+      <w:r>
+        <w:rPr>
+          <w:rFonts w:ascii="Cascadia Mono" w:hAnsi="Cascadia Mono" w:cs="Cascadia Mono"/>
+          <w:color w:val="000000"/>
+          <w:kern w:val="0"/>
+          <w:sz w:val="19"/>
+          <w:szCs w:val="19"/>
+          <w:highlight w:val="white"/>
+        </w:rPr>
+        <w:t>;</w:t>
+      </w:r>
+    </w:p>
+    <w:p>
+      <w:pPr>
+        <w:autoSpaceDE w:val="0"/>
+        <w:autoSpaceDN w:val="0"/>
+        <w:adjustRightInd w:val="0"/>
+        <w:spacing w:after="0" w:line="240" w:lineRule="auto"/>
+        <w:rPr>
+          <w:rFonts w:ascii="Cascadia Mono" w:hAnsi="Cascadia Mono" w:cs="Cascadia Mono"/>
+          <w:color w:val="000000"/>
+          <w:kern w:val="0"/>
+          <w:sz w:val="19"/>
+          <w:szCs w:val="19"/>
+          <w:highlight w:val="white"/>
+        </w:rPr>
+      </w:pPr>
+      <w:r>
+        <w:rPr>
+          <w:rFonts w:ascii="Cascadia Mono" w:hAnsi="Cascadia Mono" w:cs="Cascadia Mono"/>
+          <w:color w:val="0000FF"/>
+          <w:kern w:val="0"/>
+          <w:sz w:val="19"/>
+          <w:szCs w:val="19"/>
+          <w:highlight w:val="white"/>
+        </w:rPr>
+        <w:t>public</w:t>
+      </w:r>
+      <w:r>
+        <w:rPr>
+          <w:rFonts w:ascii="Cascadia Mono" w:hAnsi="Cascadia Mono" w:cs="Cascadia Mono"/>
+          <w:color w:val="000000"/>
+          <w:kern w:val="0"/>
+          <w:sz w:val="19"/>
+          <w:szCs w:val="19"/>
+          <w:highlight w:val="white"/>
+        </w:rPr>
+        <w:t xml:space="preserve"> </w:t>
+      </w:r>
+      <w:r>
+        <w:rPr>
+          <w:rFonts w:ascii="Cascadia Mono" w:hAnsi="Cascadia Mono" w:cs="Cascadia Mono"/>
+          <w:color w:val="0000FF"/>
+          <w:kern w:val="0"/>
+          <w:sz w:val="19"/>
+          <w:szCs w:val="19"/>
+          <w:highlight w:val="white"/>
+        </w:rPr>
+        <w:t>class</w:t>
+      </w:r>
+      <w:r>
+        <w:rPr>
+          <w:rFonts w:ascii="Cascadia Mono" w:hAnsi="Cascadia Mono" w:cs="Cascadia Mono"/>
+          <w:color w:val="000000"/>
+          <w:kern w:val="0"/>
+          <w:sz w:val="19"/>
+          <w:szCs w:val="19"/>
+          <w:highlight w:val="white"/>
+        </w:rPr>
+        <w:t xml:space="preserve"> </w:t>
+      </w:r>
+      <w:r>
+        <w:rPr>
+          <w:rFonts w:ascii="Cascadia Mono" w:hAnsi="Cascadia Mono" w:cs="Cascadia Mono"/>
+          <w:color w:val="2B91AF"/>
+          <w:kern w:val="0"/>
+          <w:sz w:val="19"/>
+          <w:szCs w:val="19"/>
+          <w:highlight w:val="white"/>
+        </w:rPr>
+        <w:t>AddTeacherPayload</w:t>
+      </w:r>
+    </w:p>
+    <w:p>
+      <w:pPr>
+        <w:autoSpaceDE w:val="0"/>
+        <w:autoSpaceDN w:val="0"/>
+        <w:adjustRightInd w:val="0"/>
+        <w:spacing w:after="0" w:line="240" w:lineRule="auto"/>
+        <w:rPr>
+          <w:rFonts w:ascii="Cascadia Mono" w:hAnsi="Cascadia Mono" w:cs="Cascadia Mono"/>
+          <w:color w:val="000000"/>
+          <w:kern w:val="0"/>
+          <w:sz w:val="19"/>
+          <w:szCs w:val="19"/>
+          <w:highlight w:val="white"/>
+        </w:rPr>
+      </w:pPr>
+      <w:r>
+        <w:rPr>
+          <w:rFonts w:ascii="Cascadia Mono" w:hAnsi="Cascadia Mono" w:cs="Cascadia Mono"/>
+          <w:color w:val="000000"/>
+          <w:kern w:val="0"/>
+          <w:sz w:val="19"/>
+          <w:szCs w:val="19"/>
+          <w:highlight w:val="white"/>
+        </w:rPr>
+        <w:t>{</w:t>
+      </w:r>
+    </w:p>
+    <w:p>
+      <w:pPr>
+        <w:autoSpaceDE w:val="0"/>
+        <w:autoSpaceDN w:val="0"/>
+        <w:adjustRightInd w:val="0"/>
+        <w:spacing w:after="0" w:line="240" w:lineRule="auto"/>
+        <w:rPr>
+          <w:rFonts w:ascii="Cascadia Mono" w:hAnsi="Cascadia Mono" w:cs="Cascadia Mono"/>
+          <w:color w:val="000000"/>
+          <w:kern w:val="0"/>
+          <w:sz w:val="19"/>
+          <w:szCs w:val="19"/>
+          <w:highlight w:val="white"/>
+        </w:rPr>
+      </w:pPr>
+      <w:r>
+        <w:rPr>
+          <w:rFonts w:ascii="Cascadia Mono" w:hAnsi="Cascadia Mono" w:cs="Cascadia Mono"/>
+          <w:color w:val="000000"/>
+          <w:kern w:val="0"/>
+          <w:sz w:val="19"/>
+          <w:szCs w:val="19"/>
+          <w:highlight w:val="white"/>
+        </w:rPr>
+        <w:t xml:space="preserve">    </w:t>
+      </w:r>
+      <w:r>
+        <w:rPr>
+          <w:rFonts w:ascii="Cascadia Mono" w:hAnsi="Cascadia Mono" w:cs="Cascadia Mono"/>
+          <w:color w:val="0000FF"/>
+          <w:kern w:val="0"/>
+          <w:sz w:val="19"/>
+          <w:szCs w:val="19"/>
+          <w:highlight w:val="white"/>
+        </w:rPr>
+        <w:t>public</w:t>
+      </w:r>
+      <w:r>
+        <w:rPr>
+          <w:rFonts w:ascii="Cascadia Mono" w:hAnsi="Cascadia Mono" w:cs="Cascadia Mono"/>
+          <w:color w:val="000000"/>
+          <w:kern w:val="0"/>
+          <w:sz w:val="19"/>
+          <w:szCs w:val="19"/>
+          <w:highlight w:val="white"/>
+        </w:rPr>
+        <w:t xml:space="preserve"> </w:t>
+      </w:r>
+      <w:r>
+        <w:rPr>
+          <w:rFonts w:ascii="Cascadia Mono" w:hAnsi="Cascadia Mono" w:cs="Cascadia Mono"/>
+          <w:color w:val="2B91AF"/>
+          <w:kern w:val="0"/>
+          <w:sz w:val="19"/>
+          <w:szCs w:val="19"/>
+          <w:highlight w:val="white"/>
+        </w:rPr>
+        <w:t>Teacher</w:t>
+      </w:r>
+      <w:r>
+        <w:rPr>
+          <w:rFonts w:ascii="Cascadia Mono" w:hAnsi="Cascadia Mono" w:cs="Cascadia Mono"/>
+          <w:color w:val="000000"/>
+          <w:kern w:val="0"/>
+          <w:sz w:val="19"/>
+          <w:szCs w:val="19"/>
+          <w:highlight w:val="white"/>
+        </w:rPr>
+        <w:t xml:space="preserve"> </w:t>
+      </w:r>
+      <w:proofErr w:type="spellStart"/>
+      <w:r>
+        <w:rPr>
+          <w:rFonts w:ascii="Cascadia Mono" w:hAnsi="Cascadia Mono" w:cs="Cascadia Mono"/>
+          <w:color w:val="000000"/>
+          <w:kern w:val="0"/>
+          <w:sz w:val="19"/>
+          <w:szCs w:val="19"/>
+          <w:highlight w:val="white"/>
+        </w:rPr>
+        <w:t>Teacher</w:t>
+      </w:r>
+      <w:proofErr w:type="spellEnd"/>
+      <w:r>
+        <w:rPr>
+          <w:rFonts w:ascii="Cascadia Mono" w:hAnsi="Cascadia Mono" w:cs="Cascadia Mono"/>
+          <w:color w:val="000000"/>
+          <w:kern w:val="0"/>
+          <w:sz w:val="19"/>
+          <w:szCs w:val="19"/>
+          <w:highlight w:val="white"/>
+        </w:rPr>
+        <w:t xml:space="preserve"> </w:t>
+      </w:r>
+      <w:proofErr w:type="gramStart"/>
+      <w:r>
+        <w:rPr>
+          <w:rFonts w:ascii="Cascadia Mono" w:hAnsi="Cascadia Mono" w:cs="Cascadia Mono"/>
+          <w:color w:val="000000"/>
+          <w:kern w:val="0"/>
+          <w:sz w:val="19"/>
+          <w:szCs w:val="19"/>
+          <w:highlight w:val="white"/>
+        </w:rPr>
+        <w:t xml:space="preserve">{ </w:t>
+      </w:r>
+      <w:r>
+        <w:rPr>
+          <w:rFonts w:ascii="Cascadia Mono" w:hAnsi="Cascadia Mono" w:cs="Cascadia Mono"/>
+          <w:color w:val="0000FF"/>
+          <w:kern w:val="0"/>
+          <w:sz w:val="19"/>
+          <w:szCs w:val="19"/>
+          <w:highlight w:val="white"/>
+        </w:rPr>
+        <w:t>get</w:t>
+      </w:r>
+      <w:r>
+        <w:rPr>
+          <w:rFonts w:ascii="Cascadia Mono" w:hAnsi="Cascadia Mono" w:cs="Cascadia Mono"/>
+          <w:color w:val="000000"/>
+          <w:kern w:val="0"/>
+          <w:sz w:val="19"/>
+          <w:szCs w:val="19"/>
+          <w:highlight w:val="white"/>
+        </w:rPr>
+        <w:t>; }</w:t>
+      </w:r>
+      <w:proofErr w:type="gramEnd"/>
+    </w:p>
+    <w:p>
+      <w:pPr>
+        <w:autoSpaceDE w:val="0"/>
+        <w:autoSpaceDN w:val="0"/>
+        <w:adjustRightInd w:val="0"/>
+        <w:spacing w:after="0" w:line="240" w:lineRule="auto"/>
+        <w:rPr>
+          <w:rFonts w:ascii="Cascadia Mono" w:hAnsi="Cascadia Mono" w:cs="Cascadia Mono"/>
+          <w:color w:val="000000"/>
+          <w:kern w:val="0"/>
+          <w:sz w:val="19"/>
+          <w:szCs w:val="19"/>
+          <w:highlight w:val="white"/>
+        </w:rPr>
+      </w:pPr>
+      <w:r>
+        <w:rPr>
+          <w:rFonts w:ascii="Cascadia Mono" w:hAnsi="Cascadia Mono" w:cs="Cascadia Mono"/>
+          <w:color w:val="000000"/>
+          <w:kern w:val="0"/>
+          <w:sz w:val="19"/>
+          <w:szCs w:val="19"/>
+          <w:highlight w:val="white"/>
+        </w:rPr>
+        <w:t xml:space="preserve">    </w:t>
+      </w:r>
+      <w:r>
+        <w:rPr>
+          <w:rFonts w:ascii="Cascadia Mono" w:hAnsi="Cascadia Mono" w:cs="Cascadia Mono"/>
+          <w:color w:val="0000FF"/>
+          <w:kern w:val="0"/>
+          <w:sz w:val="19"/>
+          <w:szCs w:val="19"/>
+          <w:highlight w:val="white"/>
+        </w:rPr>
+        <w:t>public</w:t>
+      </w:r>
+      <w:r>
+        <w:rPr>
+          <w:rFonts w:ascii="Cascadia Mono" w:hAnsi="Cascadia Mono" w:cs="Cascadia Mono"/>
+          <w:color w:val="000000"/>
+          <w:kern w:val="0"/>
+          <w:sz w:val="19"/>
+          <w:szCs w:val="19"/>
+          <w:highlight w:val="white"/>
+        </w:rPr>
+        <w:t xml:space="preserve"> </w:t>
+      </w:r>
+      <w:proofErr w:type="gramStart"/>
+      <w:r>
+        <w:rPr>
+          <w:rFonts w:ascii="Cascadia Mono" w:hAnsi="Cascadia Mono" w:cs="Cascadia Mono"/>
+          <w:color w:val="2B91AF"/>
+          <w:kern w:val="0"/>
+          <w:sz w:val="19"/>
+          <w:szCs w:val="19"/>
+          <w:highlight w:val="white"/>
+        </w:rPr>
+        <w:t>AddTeacherPayload</w:t>
+      </w:r>
+      <w:r>
+        <w:rPr>
+          <w:rFonts w:ascii="Cascadia Mono" w:hAnsi="Cascadia Mono" w:cs="Cascadia Mono"/>
+          <w:color w:val="000000"/>
+          <w:kern w:val="0"/>
+          <w:sz w:val="19"/>
+          <w:szCs w:val="19"/>
+          <w:highlight w:val="white"/>
+        </w:rPr>
+        <w:t>(</w:t>
+      </w:r>
+      <w:proofErr w:type="gramEnd"/>
+      <w:r>
+        <w:rPr>
+          <w:rFonts w:ascii="Cascadia Mono" w:hAnsi="Cascadia Mono" w:cs="Cascadia Mono"/>
+          <w:color w:val="2B91AF"/>
+          <w:kern w:val="0"/>
+          <w:sz w:val="19"/>
+          <w:szCs w:val="19"/>
+          <w:highlight w:val="white"/>
+        </w:rPr>
+        <w:t>Teacher</w:t>
+      </w:r>
+      <w:r>
+        <w:rPr>
+          <w:rFonts w:ascii="Cascadia Mono" w:hAnsi="Cascadia Mono" w:cs="Cascadia Mono"/>
+          <w:color w:val="000000"/>
+          <w:kern w:val="0"/>
+          <w:sz w:val="19"/>
+          <w:szCs w:val="19"/>
+          <w:highlight w:val="white"/>
+        </w:rPr>
+        <w:t xml:space="preserve"> </w:t>
+      </w:r>
+      <w:r>
+        <w:rPr>
+          <w:rFonts w:ascii="Cascadia Mono" w:hAnsi="Cascadia Mono" w:cs="Cascadia Mono"/>
+          <w:color w:val="1F377F"/>
+          <w:kern w:val="0"/>
+          <w:sz w:val="19"/>
+          <w:szCs w:val="19"/>
+          <w:highlight w:val="white"/>
+        </w:rPr>
+        <w:t>teacher</w:t>
+      </w:r>
+      <w:r>
+        <w:rPr>
+          <w:rFonts w:ascii="Cascadia Mono" w:hAnsi="Cascadia Mono" w:cs="Cascadia Mono"/>
+          <w:color w:val="000000"/>
+          <w:kern w:val="0"/>
+          <w:sz w:val="19"/>
+          <w:szCs w:val="19"/>
+          <w:highlight w:val="white"/>
+        </w:rPr>
+        <w:t>)</w:t>
+      </w:r>
+    </w:p>
+    <w:p>
+      <w:pPr>
+        <w:autoSpaceDE w:val="0"/>
+        <w:autoSpaceDN w:val="0"/>
+        <w:adjustRightInd w:val="0"/>
+        <w:spacing w:after="0" w:line="240" w:lineRule="auto"/>
+        <w:rPr>
+          <w:rFonts w:ascii="Cascadia Mono" w:hAnsi="Cascadia Mono" w:cs="Cascadia Mono"/>
+          <w:color w:val="000000"/>
+          <w:kern w:val="0"/>
+          <w:sz w:val="19"/>
+          <w:szCs w:val="19"/>
+          <w:highlight w:val="white"/>
+        </w:rPr>
+      </w:pPr>
+      <w:r>
+        <w:rPr>
+          <w:rFonts w:ascii="Cascadia Mono" w:hAnsi="Cascadia Mono" w:cs="Cascadia Mono"/>
+          <w:color w:val="000000"/>
+          <w:kern w:val="0"/>
+          <w:sz w:val="19"/>
+          <w:szCs w:val="19"/>
+          <w:highlight w:val="white"/>
+        </w:rPr>
+        <w:t xml:space="preserve">    {</w:t>
+      </w:r>
+    </w:p>
+    <w:p>
+      <w:pPr>
+        <w:autoSpaceDE w:val="0"/>
+        <w:autoSpaceDN w:val="0"/>
+        <w:adjustRightInd w:val="0"/>
+        <w:spacing w:after="0" w:line="240" w:lineRule="auto"/>
+        <w:rPr>
+          <w:rFonts w:ascii="Cascadia Mono" w:hAnsi="Cascadia Mono" w:cs="Cascadia Mono"/>
+          <w:color w:val="000000"/>
+          <w:kern w:val="0"/>
+          <w:sz w:val="19"/>
+          <w:szCs w:val="19"/>
+          <w:highlight w:val="white"/>
+        </w:rPr>
+      </w:pPr>
+      <w:r>
+        <w:rPr>
+          <w:rFonts w:ascii="Cascadia Mono" w:hAnsi="Cascadia Mono" w:cs="Cascadia Mono"/>
+          <w:color w:val="000000"/>
+          <w:kern w:val="0"/>
+          <w:sz w:val="19"/>
+          <w:szCs w:val="19"/>
+          <w:highlight w:val="white"/>
+        </w:rPr>
+        <w:t xml:space="preserve">        Teacher = </w:t>
+      </w:r>
+      <w:r>
+        <w:rPr>
+          <w:rFonts w:ascii="Cascadia Mono" w:hAnsi="Cascadia Mono" w:cs="Cascadia Mono"/>
+          <w:color w:val="1F377F"/>
+          <w:kern w:val="0"/>
+          <w:sz w:val="19"/>
+          <w:szCs w:val="19"/>
+          <w:highlight w:val="white"/>
+        </w:rPr>
+        <w:t>teacher</w:t>
+      </w:r>
+      <w:r>
+        <w:rPr>
+          <w:rFonts w:ascii="Cascadia Mono" w:hAnsi="Cascadia Mono" w:cs="Cascadia Mono"/>
+          <w:color w:val="000000"/>
+          <w:kern w:val="0"/>
+          <w:sz w:val="19"/>
+          <w:szCs w:val="19"/>
+          <w:highlight w:val="white"/>
+        </w:rPr>
+        <w:t>;</w:t>
+      </w:r>
+    </w:p>
+    <w:p>
+      <w:pPr>
+        <w:autoSpaceDE w:val="0"/>
+        <w:autoSpaceDN w:val="0"/>
+        <w:adjustRightInd w:val="0"/>
+        <w:spacing w:after="0" w:line="240" w:lineRule="auto"/>
+        <w:rPr>
+          <w:rFonts w:ascii="Cascadia Mono" w:hAnsi="Cascadia Mono" w:cs="Cascadia Mono"/>
+          <w:color w:val="000000"/>
+          <w:kern w:val="0"/>
+          <w:sz w:val="19"/>
+          <w:szCs w:val="19"/>
+          <w:highlight w:val="white"/>
+        </w:rPr>
+      </w:pPr>
+      <w:r>
+        <w:rPr>
+          <w:rFonts w:ascii="Cascadia Mono" w:hAnsi="Cascadia Mono" w:cs="Cascadia Mono"/>
+          <w:color w:val="000000"/>
+          <w:kern w:val="0"/>
+          <w:sz w:val="19"/>
+          <w:szCs w:val="19"/>
+          <w:highlight w:val="white"/>
+        </w:rPr>
+        <w:t xml:space="preserve">    }</w:t>
+      </w:r>
+    </w:p>
+    <w:p>
+      <w:pPr>
+        <w:rPr>
+          <w:rFonts w:ascii="Cascadia Mono" w:hAnsi="Cascadia Mono" w:cs="Cascadia Mono"/>
+          <w:color w:val="000000"/>
+          <w:kern w:val="0"/>
+          <w:sz w:val="19"/>
+          <w:szCs w:val="19"/>
+        </w:rPr>
+      </w:pPr>
+      <w:r>
+        <w:rPr>
+          <w:rFonts w:ascii="Cascadia Mono" w:hAnsi="Cascadia Mono" w:cs="Cascadia Mono"/>
+          <w:color w:val="000000"/>
+          <w:kern w:val="0"/>
+          <w:sz w:val="19"/>
+          <w:szCs w:val="19"/>
+          <w:highlight w:val="white"/>
+        </w:rPr>
+        <w:t>}</w:t>
+      </w:r>
+    </w:p>
+    <w:p>
+      <w:pPr>
+        <w:ind w:left="720" w:firstLine="720"/>
+        <w:rPr>
+          <w:rFonts w:ascii="Cascadia Mono" w:hAnsi="Cascadia Mono" w:cs="Cascadia Mono"/>
+          <w:color w:val="000000"/>
+          <w:kern w:val="0"/>
+          <w:sz w:val="19"/>
+          <w:szCs w:val="19"/>
+        </w:rPr>
+      </w:pPr>
+      <w:r>
+        <w:rPr>
+          <w:rFonts w:ascii="Cascadia Mono" w:hAnsi="Cascadia Mono" w:cs="Cascadia Mono"/>
+          <w:color w:val="000000"/>
+          <w:kern w:val="0"/>
+          <w:sz w:val="19"/>
+          <w:szCs w:val="19"/>
+        </w:rPr>
+        <w:t>-----------------------------------------------------</w:t>
+      </w:r>
+    </w:p>
+    <w:p>
+      <w:pPr>
+        <w:autoSpaceDE w:val="0"/>
+        <w:autoSpaceDN w:val="0"/>
+        <w:adjustRightInd w:val="0"/>
+        <w:spacing w:after="0" w:line="240" w:lineRule="auto"/>
+        <w:rPr>
+          <w:rFonts w:ascii="Cascadia Mono" w:hAnsi="Cascadia Mono" w:cs="Cascadia Mono"/>
+          <w:color w:val="0000FF"/>
+          <w:kern w:val="0"/>
+          <w:sz w:val="19"/>
+          <w:szCs w:val="19"/>
+          <w:highlight w:val="white"/>
+        </w:rPr>
+      </w:pPr>
+    </w:p>
+    <w:p>
+      <w:pPr>
+        <w:autoSpaceDE w:val="0"/>
+        <w:autoSpaceDN w:val="0"/>
+        <w:adjustRightInd w:val="0"/>
+        <w:spacing w:after="0" w:line="240" w:lineRule="auto"/>
+        <w:rPr>
+          <w:rFonts w:ascii="Cascadia Mono" w:hAnsi="Cascadia Mono" w:cs="Cascadia Mono"/>
+          <w:color w:val="0000FF"/>
+          <w:kern w:val="0"/>
+          <w:sz w:val="19"/>
+          <w:szCs w:val="19"/>
+          <w:highlight w:val="white"/>
+        </w:rPr>
+      </w:pPr>
+    </w:p>
+    <w:p>
+      <w:pPr>
+        <w:autoSpaceDE w:val="0"/>
+        <w:autoSpaceDN w:val="0"/>
+        <w:adjustRightInd w:val="0"/>
+        <w:spacing w:after="0" w:line="240" w:lineRule="auto"/>
+        <w:rPr>
+          <w:rFonts w:ascii="Cascadia Mono" w:hAnsi="Cascadia Mono" w:cs="Cascadia Mono"/>
+          <w:color w:val="0000FF"/>
+          <w:kern w:val="0"/>
+          <w:sz w:val="19"/>
+          <w:szCs w:val="19"/>
+          <w:highlight w:val="white"/>
+        </w:rPr>
+      </w:pPr>
+    </w:p>
+    <w:p>
+      <w:pPr>
+        <w:autoSpaceDE w:val="0"/>
+        <w:autoSpaceDN w:val="0"/>
+        <w:adjustRightInd w:val="0"/>
+        <w:spacing w:after="0" w:line="240" w:lineRule="auto"/>
+        <w:rPr>
+          <w:rFonts w:ascii="Cascadia Mono" w:hAnsi="Cascadia Mono" w:cs="Cascadia Mono"/>
+          <w:color w:val="0000FF"/>
+          <w:kern w:val="0"/>
+          <w:sz w:val="19"/>
+          <w:szCs w:val="19"/>
+          <w:highlight w:val="white"/>
+        </w:rPr>
+      </w:pPr>
+    </w:p>
+    <w:p>
+      <w:pPr>
+        <w:autoSpaceDE w:val="0"/>
+        <w:autoSpaceDN w:val="0"/>
+        <w:adjustRightInd w:val="0"/>
+        <w:spacing w:after="0" w:line="240" w:lineRule="auto"/>
+        <w:rPr>
+          <w:rFonts w:ascii="Cascadia Mono" w:hAnsi="Cascadia Mono" w:cs="Cascadia Mono"/>
+          <w:color w:val="0000FF"/>
+          <w:kern w:val="0"/>
+          <w:sz w:val="19"/>
+          <w:szCs w:val="19"/>
+          <w:highlight w:val="white"/>
+        </w:rPr>
+      </w:pPr>
+    </w:p>
+    <w:p>
+      <w:pPr>
+        <w:autoSpaceDE w:val="0"/>
+        <w:autoSpaceDN w:val="0"/>
+        <w:adjustRightInd w:val="0"/>
+        <w:spacing w:after="0" w:line="240" w:lineRule="auto"/>
+        <w:rPr>
+          <w:rFonts w:ascii="Cascadia Mono" w:hAnsi="Cascadia Mono" w:cs="Cascadia Mono"/>
+          <w:color w:val="0000FF"/>
+          <w:kern w:val="0"/>
+          <w:sz w:val="19"/>
+          <w:szCs w:val="19"/>
+          <w:highlight w:val="white"/>
+        </w:rPr>
+      </w:pPr>
+    </w:p>
+    <w:p>
+      <w:pPr>
+        <w:autoSpaceDE w:val="0"/>
+        <w:autoSpaceDN w:val="0"/>
+        <w:adjustRightInd w:val="0"/>
+        <w:spacing w:after="0" w:line="240" w:lineRule="auto"/>
+        <w:rPr>
+          <w:rFonts w:ascii="Cascadia Mono" w:hAnsi="Cascadia Mono" w:cs="Cascadia Mono"/>
+          <w:color w:val="0000FF"/>
+          <w:kern w:val="0"/>
+          <w:sz w:val="19"/>
+          <w:szCs w:val="19"/>
+          <w:highlight w:val="white"/>
+        </w:rPr>
+      </w:pPr>
+    </w:p>
+    <w:p>
+      <w:pPr>
+        <w:autoSpaceDE w:val="0"/>
+        <w:autoSpaceDN w:val="0"/>
+        <w:adjustRightInd w:val="0"/>
+        <w:spacing w:after="0" w:line="240" w:lineRule="auto"/>
+        <w:rPr>
+          <w:rFonts w:ascii="Cascadia Mono" w:hAnsi="Cascadia Mono" w:cs="Cascadia Mono"/>
+          <w:color w:val="0000FF"/>
+          <w:kern w:val="0"/>
+          <w:sz w:val="19"/>
+          <w:szCs w:val="19"/>
+          <w:highlight w:val="white"/>
+        </w:rPr>
+      </w:pPr>
+    </w:p>
+    <w:p>
+      <w:pPr>
+        <w:autoSpaceDE w:val="0"/>
+        <w:autoSpaceDN w:val="0"/>
+        <w:adjustRightInd w:val="0"/>
+        <w:spacing w:after="0" w:line="240" w:lineRule="auto"/>
+        <w:rPr>
+          <w:rFonts w:ascii="Cascadia Mono" w:hAnsi="Cascadia Mono" w:cs="Cascadia Mono"/>
+          <w:color w:val="0000FF"/>
+          <w:kern w:val="0"/>
+          <w:sz w:val="19"/>
+          <w:szCs w:val="19"/>
+          <w:highlight w:val="white"/>
+        </w:rPr>
+      </w:pPr>
+    </w:p>
+    <w:p>
+      <w:pPr>
+        <w:autoSpaceDE w:val="0"/>
+        <w:autoSpaceDN w:val="0"/>
+        <w:adjustRightInd w:val="0"/>
+        <w:spacing w:after="0" w:line="240" w:lineRule="auto"/>
+        <w:rPr>
+          <w:rFonts w:ascii="Cascadia Mono" w:hAnsi="Cascadia Mono" w:cs="Cascadia Mono"/>
+          <w:color w:val="0000FF"/>
+          <w:kern w:val="0"/>
+          <w:sz w:val="19"/>
+          <w:szCs w:val="19"/>
+          <w:highlight w:val="white"/>
+        </w:rPr>
+      </w:pPr>
+    </w:p>
+    <w:p>
+      <w:pPr>
+        <w:autoSpaceDE w:val="0"/>
+        <w:autoSpaceDN w:val="0"/>
+        <w:adjustRightInd w:val="0"/>
+        <w:spacing w:after="0" w:line="240" w:lineRule="auto"/>
+        <w:rPr>
+          <w:rFonts w:ascii="Cascadia Mono" w:hAnsi="Cascadia Mono" w:cs="Cascadia Mono"/>
+          <w:color w:val="0000FF"/>
+          <w:kern w:val="0"/>
+          <w:sz w:val="19"/>
+          <w:szCs w:val="19"/>
+          <w:highlight w:val="white"/>
+        </w:rPr>
+      </w:pPr>
+    </w:p>
+    <w:p>
+      <w:pPr>
+        <w:autoSpaceDE w:val="0"/>
+        <w:autoSpaceDN w:val="0"/>
+        <w:adjustRightInd w:val="0"/>
+        <w:spacing w:after="0" w:line="240" w:lineRule="auto"/>
+        <w:rPr>
+          <w:rFonts w:ascii="Cascadia Mono" w:hAnsi="Cascadia Mono" w:cs="Cascadia Mono"/>
+          <w:color w:val="0000FF"/>
+          <w:kern w:val="0"/>
+          <w:sz w:val="19"/>
+          <w:szCs w:val="19"/>
+          <w:highlight w:val="white"/>
+        </w:rPr>
+      </w:pPr>
+    </w:p>
+    <w:p>
+      <w:pPr>
+        <w:autoSpaceDE w:val="0"/>
+        <w:autoSpaceDN w:val="0"/>
+        <w:adjustRightInd w:val="0"/>
+        <w:spacing w:after="0" w:line="240" w:lineRule="auto"/>
+        <w:rPr>
+          <w:rFonts w:ascii="Cascadia Mono" w:hAnsi="Cascadia Mono" w:cs="Cascadia Mono"/>
+          <w:color w:val="0000FF"/>
+          <w:kern w:val="0"/>
+          <w:sz w:val="19"/>
+          <w:szCs w:val="19"/>
+          <w:highlight w:val="white"/>
+        </w:rPr>
+      </w:pPr>
+    </w:p>
+    <w:p>
+      <w:pPr>
+        <w:autoSpaceDE w:val="0"/>
+        <w:autoSpaceDN w:val="0"/>
+        <w:adjustRightInd w:val="0"/>
+        <w:spacing w:after="0" w:line="240" w:lineRule="auto"/>
+        <w:rPr>
+          <w:rFonts w:ascii="Cascadia Mono" w:hAnsi="Cascadia Mono" w:cs="Cascadia Mono"/>
+          <w:color w:val="0000FF"/>
+          <w:kern w:val="0"/>
+          <w:sz w:val="19"/>
+          <w:szCs w:val="19"/>
+          <w:highlight w:val="white"/>
+        </w:rPr>
+      </w:pPr>
+    </w:p>
+    <w:p>
+      <w:pPr>
+        <w:autoSpaceDE w:val="0"/>
+        <w:autoSpaceDN w:val="0"/>
+        <w:adjustRightInd w:val="0"/>
+        <w:spacing w:after="0" w:line="240" w:lineRule="auto"/>
+        <w:rPr>
+          <w:rFonts w:ascii="Cascadia Mono" w:hAnsi="Cascadia Mono" w:cs="Cascadia Mono"/>
+          <w:color w:val="0000FF"/>
+          <w:kern w:val="0"/>
+          <w:sz w:val="19"/>
+          <w:szCs w:val="19"/>
+          <w:highlight w:val="white"/>
+        </w:rPr>
+      </w:pPr>
+    </w:p>
+    <w:p>
+      <w:pPr>
+        <w:autoSpaceDE w:val="0"/>
+        <w:autoSpaceDN w:val="0"/>
+        <w:adjustRightInd w:val="0"/>
+        <w:spacing w:after="0" w:line="240" w:lineRule="auto"/>
+        <w:rPr>
+          <w:rFonts w:ascii="Cascadia Mono" w:hAnsi="Cascadia Mono" w:cs="Cascadia Mono"/>
+          <w:color w:val="0000FF"/>
+          <w:kern w:val="0"/>
+          <w:sz w:val="19"/>
+          <w:szCs w:val="19"/>
+          <w:highlight w:val="white"/>
+        </w:rPr>
+      </w:pPr>
+    </w:p>
+    <w:p>
+      <w:pPr>
+        <w:autoSpaceDE w:val="0"/>
+        <w:autoSpaceDN w:val="0"/>
+        <w:adjustRightInd w:val="0"/>
+        <w:spacing w:after="0" w:line="240" w:lineRule="auto"/>
+        <w:rPr>
+          <w:rFonts w:ascii="Cascadia Mono" w:hAnsi="Cascadia Mono" w:cs="Cascadia Mono"/>
+          <w:color w:val="0000FF"/>
+          <w:kern w:val="0"/>
+          <w:sz w:val="19"/>
+          <w:szCs w:val="19"/>
+          <w:highlight w:val="white"/>
+        </w:rPr>
+      </w:pPr>
+    </w:p>
+    <w:p>
+      <w:pPr>
+        <w:autoSpaceDE w:val="0"/>
+        <w:autoSpaceDN w:val="0"/>
+        <w:adjustRightInd w:val="0"/>
+        <w:spacing w:after="0" w:line="240" w:lineRule="auto"/>
+        <w:rPr>
+          <w:rFonts w:ascii="Cascadia Mono" w:hAnsi="Cascadia Mono" w:cs="Cascadia Mono"/>
+          <w:color w:val="0000FF"/>
+          <w:kern w:val="0"/>
+          <w:sz w:val="19"/>
+          <w:szCs w:val="19"/>
+          <w:highlight w:val="white"/>
+        </w:rPr>
+      </w:pPr>
+    </w:p>
+    <w:p>
+      <w:pPr>
+        <w:autoSpaceDE w:val="0"/>
+        <w:autoSpaceDN w:val="0"/>
+        <w:adjustRightInd w:val="0"/>
+        <w:spacing w:after="0" w:line="240" w:lineRule="auto"/>
+        <w:rPr>
+          <w:rFonts w:ascii="Cascadia Mono" w:hAnsi="Cascadia Mono" w:cs="Cascadia Mono"/>
+          <w:color w:val="0000FF"/>
+          <w:kern w:val="0"/>
+          <w:sz w:val="19"/>
+          <w:szCs w:val="19"/>
+          <w:highlight w:val="white"/>
+        </w:rPr>
+      </w:pPr>
+    </w:p>
+    <w:p>
+      <w:pPr>
+        <w:autoSpaceDE w:val="0"/>
+        <w:autoSpaceDN w:val="0"/>
+        <w:adjustRightInd w:val="0"/>
+        <w:spacing w:after="0" w:line="240" w:lineRule="auto"/>
+        <w:rPr>
+          <w:rFonts w:ascii="Cascadia Mono" w:hAnsi="Cascadia Mono" w:cs="Cascadia Mono"/>
+          <w:color w:val="0000FF"/>
+          <w:kern w:val="0"/>
+          <w:sz w:val="19"/>
+          <w:szCs w:val="19"/>
+          <w:highlight w:val="white"/>
+        </w:rPr>
+      </w:pPr>
+    </w:p>
+    <w:p>
+      <w:pPr>
+        <w:autoSpaceDE w:val="0"/>
+        <w:autoSpaceDN w:val="0"/>
+        <w:adjustRightInd w:val="0"/>
+        <w:spacing w:after="0" w:line="240" w:lineRule="auto"/>
+        <w:rPr>
+          <w:rFonts w:ascii="Cascadia Mono" w:hAnsi="Cascadia Mono" w:cs="Cascadia Mono"/>
+          <w:color w:val="000000"/>
+          <w:kern w:val="0"/>
+          <w:sz w:val="19"/>
+          <w:szCs w:val="19"/>
+          <w:highlight w:val="white"/>
+        </w:rPr>
+      </w:pPr>
+      <w:r>
+        <w:rPr>
+          <w:rFonts w:ascii="Cascadia Mono" w:hAnsi="Cascadia Mono" w:cs="Cascadia Mono"/>
+          <w:color w:val="0000FF"/>
+          <w:kern w:val="0"/>
+          <w:sz w:val="19"/>
+          <w:szCs w:val="19"/>
+          <w:highlight w:val="white"/>
+        </w:rPr>
+        <w:lastRenderedPageBreak/>
+        <w:t>using</w:t>
+      </w:r>
+      <w:r>
+        <w:rPr>
+          <w:rFonts w:ascii="Cascadia Mono" w:hAnsi="Cascadia Mono" w:cs="Cascadia Mono"/>
+          <w:color w:val="000000"/>
+          <w:kern w:val="0"/>
+          <w:sz w:val="19"/>
+          <w:szCs w:val="19"/>
+          <w:highlight w:val="white"/>
+        </w:rPr>
+        <w:t xml:space="preserve"> JLokaTestGraphQL.Data;</w:t>
+      </w:r>
+    </w:p>
+    <w:p>
+      <w:pPr>
+        <w:autoSpaceDE w:val="0"/>
+        <w:autoSpaceDN w:val="0"/>
+        <w:adjustRightInd w:val="0"/>
+        <w:spacing w:after="0" w:line="240" w:lineRule="auto"/>
+        <w:rPr>
+          <w:rFonts w:ascii="Cascadia Mono" w:hAnsi="Cascadia Mono" w:cs="Cascadia Mono"/>
+          <w:color w:val="000000"/>
+          <w:kern w:val="0"/>
+          <w:sz w:val="19"/>
+          <w:szCs w:val="19"/>
+          <w:highlight w:val="white"/>
+        </w:rPr>
+      </w:pPr>
+      <w:r>
+        <w:rPr>
+          <w:rFonts w:ascii="Cascadia Mono" w:hAnsi="Cascadia Mono" w:cs="Cascadia Mono"/>
+          <w:color w:val="0000FF"/>
+          <w:kern w:val="0"/>
+          <w:sz w:val="19"/>
+          <w:szCs w:val="19"/>
+          <w:highlight w:val="white"/>
+        </w:rPr>
+        <w:t>using</w:t>
+      </w:r>
+      <w:r>
+        <w:rPr>
+          <w:rFonts w:ascii="Cascadia Mono" w:hAnsi="Cascadia Mono" w:cs="Cascadia Mono"/>
+          <w:color w:val="000000"/>
+          <w:kern w:val="0"/>
+          <w:sz w:val="19"/>
+          <w:szCs w:val="19"/>
+          <w:highlight w:val="white"/>
+        </w:rPr>
+        <w:t xml:space="preserve"> JLokaTestGraphQL.Models;</w:t>
+      </w:r>
+    </w:p>
+    <w:p>
+      <w:pPr>
+        <w:autoSpaceDE w:val="0"/>
+        <w:autoSpaceDN w:val="0"/>
+        <w:adjustRightInd w:val="0"/>
+        <w:spacing w:after="0" w:line="240" w:lineRule="auto"/>
+        <w:rPr>
+          <w:rFonts w:ascii="Cascadia Mono" w:hAnsi="Cascadia Mono" w:cs="Cascadia Mono"/>
+          <w:color w:val="000000"/>
+          <w:kern w:val="0"/>
+          <w:sz w:val="19"/>
+          <w:szCs w:val="19"/>
+          <w:highlight w:val="white"/>
+        </w:rPr>
+      </w:pPr>
+    </w:p>
+    <w:p>
+      <w:pPr>
+        <w:autoSpaceDE w:val="0"/>
+        <w:autoSpaceDN w:val="0"/>
+        <w:adjustRightInd w:val="0"/>
+        <w:spacing w:after="0" w:line="240" w:lineRule="auto"/>
+        <w:rPr>
+          <w:rFonts w:ascii="Cascadia Mono" w:hAnsi="Cascadia Mono" w:cs="Cascadia Mono"/>
+          <w:color w:val="000000"/>
+          <w:kern w:val="0"/>
+          <w:sz w:val="19"/>
+          <w:szCs w:val="19"/>
+          <w:highlight w:val="white"/>
+        </w:rPr>
+      </w:pPr>
+      <w:r>
+        <w:rPr>
+          <w:rFonts w:ascii="Cascadia Mono" w:hAnsi="Cascadia Mono" w:cs="Cascadia Mono"/>
+          <w:color w:val="0000FF"/>
+          <w:kern w:val="0"/>
+          <w:sz w:val="19"/>
+          <w:szCs w:val="19"/>
+          <w:highlight w:val="white"/>
+        </w:rPr>
+        <w:t>namespace</w:t>
+      </w:r>
+      <w:r>
+        <w:rPr>
+          <w:rFonts w:ascii="Cascadia Mono" w:hAnsi="Cascadia Mono" w:cs="Cascadia Mono"/>
+          <w:color w:val="000000"/>
+          <w:kern w:val="0"/>
+          <w:sz w:val="19"/>
+          <w:szCs w:val="19"/>
+          <w:highlight w:val="white"/>
+        </w:rPr>
+        <w:t xml:space="preserve"> </w:t>
+      </w:r>
+      <w:proofErr w:type="gramStart"/>
+      <w:r>
+        <w:rPr>
+          <w:rFonts w:ascii="Cascadia Mono" w:hAnsi="Cascadia Mono" w:cs="Cascadia Mono"/>
+          <w:color w:val="000000"/>
+          <w:kern w:val="0"/>
+          <w:sz w:val="19"/>
+          <w:szCs w:val="19"/>
+          <w:highlight w:val="white"/>
+        </w:rPr>
+        <w:t>JLokaTestGraphQL.GraphQL.Mutations</w:t>
+      </w:r>
+      <w:proofErr w:type="gramEnd"/>
+      <w:r>
+        <w:rPr>
+          <w:rFonts w:ascii="Cascadia Mono" w:hAnsi="Cascadia Mono" w:cs="Cascadia Mono"/>
+          <w:color w:val="000000"/>
+          <w:kern w:val="0"/>
+          <w:sz w:val="19"/>
+          <w:szCs w:val="19"/>
+          <w:highlight w:val="white"/>
+        </w:rPr>
+        <w:t>;</w:t>
+      </w:r>
+    </w:p>
+    <w:p>
+      <w:pPr>
+        <w:autoSpaceDE w:val="0"/>
+        <w:autoSpaceDN w:val="0"/>
+        <w:adjustRightInd w:val="0"/>
+        <w:spacing w:after="0" w:line="240" w:lineRule="auto"/>
+        <w:rPr>
+          <w:rFonts w:ascii="Cascadia Mono" w:hAnsi="Cascadia Mono" w:cs="Cascadia Mono"/>
+          <w:color w:val="000000"/>
+          <w:kern w:val="0"/>
+          <w:sz w:val="19"/>
+          <w:szCs w:val="19"/>
+          <w:highlight w:val="white"/>
+        </w:rPr>
+      </w:pPr>
+      <w:r>
+        <w:rPr>
+          <w:rFonts w:ascii="Cascadia Mono" w:hAnsi="Cascadia Mono" w:cs="Cascadia Mono"/>
+          <w:color w:val="0000FF"/>
+          <w:kern w:val="0"/>
+          <w:sz w:val="19"/>
+          <w:szCs w:val="19"/>
+          <w:highlight w:val="white"/>
+        </w:rPr>
+        <w:t>public</w:t>
+      </w:r>
+      <w:r>
+        <w:rPr>
+          <w:rFonts w:ascii="Cascadia Mono" w:hAnsi="Cascadia Mono" w:cs="Cascadia Mono"/>
+          <w:color w:val="000000"/>
+          <w:kern w:val="0"/>
+          <w:sz w:val="19"/>
+          <w:szCs w:val="19"/>
+          <w:highlight w:val="white"/>
+        </w:rPr>
+        <w:t xml:space="preserve"> </w:t>
+      </w:r>
+      <w:r>
+        <w:rPr>
+          <w:rFonts w:ascii="Cascadia Mono" w:hAnsi="Cascadia Mono" w:cs="Cascadia Mono"/>
+          <w:color w:val="0000FF"/>
+          <w:kern w:val="0"/>
+          <w:sz w:val="19"/>
+          <w:szCs w:val="19"/>
+          <w:highlight w:val="white"/>
+        </w:rPr>
+        <w:t>class</w:t>
+      </w:r>
+      <w:r>
+        <w:rPr>
+          <w:rFonts w:ascii="Cascadia Mono" w:hAnsi="Cascadia Mono" w:cs="Cascadia Mono"/>
+          <w:color w:val="000000"/>
+          <w:kern w:val="0"/>
+          <w:sz w:val="19"/>
+          <w:szCs w:val="19"/>
+          <w:highlight w:val="white"/>
+        </w:rPr>
+        <w:t xml:space="preserve"> </w:t>
+      </w:r>
+      <w:r>
+        <w:rPr>
+          <w:rFonts w:ascii="Cascadia Mono" w:hAnsi="Cascadia Mono" w:cs="Cascadia Mono"/>
+          <w:color w:val="2B91AF"/>
+          <w:kern w:val="0"/>
+          <w:sz w:val="19"/>
+          <w:szCs w:val="19"/>
+          <w:highlight w:val="white"/>
+        </w:rPr>
+        <w:t>Mutation</w:t>
+      </w:r>
+    </w:p>
+    <w:p>
+      <w:pPr>
+        <w:autoSpaceDE w:val="0"/>
+        <w:autoSpaceDN w:val="0"/>
+        <w:adjustRightInd w:val="0"/>
+        <w:spacing w:after="0" w:line="240" w:lineRule="auto"/>
+        <w:rPr>
+          <w:rFonts w:ascii="Cascadia Mono" w:hAnsi="Cascadia Mono" w:cs="Cascadia Mono"/>
+          <w:color w:val="000000"/>
+          <w:kern w:val="0"/>
+          <w:sz w:val="19"/>
+          <w:szCs w:val="19"/>
+          <w:highlight w:val="white"/>
+        </w:rPr>
+      </w:pPr>
+      <w:r>
+        <w:rPr>
+          <w:rFonts w:ascii="Cascadia Mono" w:hAnsi="Cascadia Mono" w:cs="Cascadia Mono"/>
+          <w:color w:val="000000"/>
+          <w:kern w:val="0"/>
+          <w:sz w:val="19"/>
+          <w:szCs w:val="19"/>
+          <w:highlight w:val="white"/>
+        </w:rPr>
+        <w:t>{</w:t>
+      </w:r>
+    </w:p>
+    <w:p>
+      <w:pPr>
+        <w:autoSpaceDE w:val="0"/>
+        <w:autoSpaceDN w:val="0"/>
+        <w:adjustRightInd w:val="0"/>
+        <w:spacing w:after="0" w:line="240" w:lineRule="auto"/>
+        <w:rPr>
+          <w:rFonts w:ascii="Cascadia Mono" w:hAnsi="Cascadia Mono" w:cs="Cascadia Mono"/>
+          <w:color w:val="000000"/>
+          <w:kern w:val="0"/>
+          <w:sz w:val="19"/>
+          <w:szCs w:val="19"/>
+          <w:highlight w:val="white"/>
+        </w:rPr>
+      </w:pPr>
+      <w:r>
+        <w:rPr>
+          <w:rFonts w:ascii="Cascadia Mono" w:hAnsi="Cascadia Mono" w:cs="Cascadia Mono"/>
+          <w:color w:val="0000FF"/>
+          <w:kern w:val="0"/>
+          <w:sz w:val="19"/>
+          <w:szCs w:val="19"/>
+          <w:highlight w:val="white"/>
+        </w:rPr>
+        <w:t>public</w:t>
+      </w:r>
+      <w:r>
+        <w:rPr>
+          <w:rFonts w:ascii="Cascadia Mono" w:hAnsi="Cascadia Mono" w:cs="Cascadia Mono"/>
+          <w:color w:val="000000"/>
+          <w:kern w:val="0"/>
+          <w:sz w:val="19"/>
+          <w:szCs w:val="19"/>
+          <w:highlight w:val="white"/>
+        </w:rPr>
+        <w:t xml:space="preserve"> </w:t>
+      </w:r>
+      <w:r>
+        <w:rPr>
+          <w:rFonts w:ascii="Cascadia Mono" w:hAnsi="Cascadia Mono" w:cs="Cascadia Mono"/>
+          <w:color w:val="0000FF"/>
+          <w:kern w:val="0"/>
+          <w:sz w:val="19"/>
+          <w:szCs w:val="19"/>
+          <w:highlight w:val="white"/>
+        </w:rPr>
+        <w:t>async</w:t>
+      </w:r>
+      <w:r>
+        <w:rPr>
+          <w:rFonts w:ascii="Cascadia Mono" w:hAnsi="Cascadia Mono" w:cs="Cascadia Mono"/>
+          <w:color w:val="000000"/>
+          <w:kern w:val="0"/>
+          <w:sz w:val="19"/>
+          <w:szCs w:val="19"/>
+          <w:highlight w:val="white"/>
+        </w:rPr>
+        <w:t xml:space="preserve"> </w:t>
+      </w:r>
+      <w:r>
+        <w:rPr>
+          <w:rFonts w:ascii="Cascadia Mono" w:hAnsi="Cascadia Mono" w:cs="Cascadia Mono"/>
+          <w:color w:val="2B91AF"/>
+          <w:kern w:val="0"/>
+          <w:sz w:val="19"/>
+          <w:szCs w:val="19"/>
+          <w:highlight w:val="white"/>
+        </w:rPr>
+        <w:t>Task</w:t>
+      </w:r>
+      <w:r>
+        <w:rPr>
+          <w:rFonts w:ascii="Cascadia Mono" w:hAnsi="Cascadia Mono" w:cs="Cascadia Mono"/>
+          <w:color w:val="000000"/>
+          <w:kern w:val="0"/>
+          <w:sz w:val="19"/>
+          <w:szCs w:val="19"/>
+          <w:highlight w:val="white"/>
+        </w:rPr>
+        <w:t>&lt;</w:t>
+      </w:r>
+      <w:r>
+        <w:rPr>
+          <w:rFonts w:ascii="Cascadia Mono" w:hAnsi="Cascadia Mono" w:cs="Cascadia Mono"/>
+          <w:color w:val="2B91AF"/>
+          <w:kern w:val="0"/>
+          <w:sz w:val="19"/>
+          <w:szCs w:val="19"/>
+          <w:highlight w:val="white"/>
+        </w:rPr>
+        <w:t>AddTeacherPayload</w:t>
+      </w:r>
+      <w:r>
+        <w:rPr>
+          <w:rFonts w:ascii="Cascadia Mono" w:hAnsi="Cascadia Mono" w:cs="Cascadia Mono"/>
+          <w:color w:val="000000"/>
+          <w:kern w:val="0"/>
+          <w:sz w:val="19"/>
+          <w:szCs w:val="19"/>
+          <w:highlight w:val="white"/>
+        </w:rPr>
+        <w:t xml:space="preserve">&gt; </w:t>
+      </w:r>
+      <w:proofErr w:type="gramStart"/>
+      <w:r>
+        <w:rPr>
+          <w:rFonts w:ascii="Cascadia Mono" w:hAnsi="Cascadia Mono" w:cs="Cascadia Mono"/>
+          <w:color w:val="74531F"/>
+          <w:kern w:val="0"/>
+          <w:sz w:val="19"/>
+          <w:szCs w:val="19"/>
+          <w:highlight w:val="white"/>
+        </w:rPr>
+        <w:t>AddTeacherAsync</w:t>
+      </w:r>
+      <w:r>
+        <w:rPr>
+          <w:rFonts w:ascii="Cascadia Mono" w:hAnsi="Cascadia Mono" w:cs="Cascadia Mono"/>
+          <w:color w:val="000000"/>
+          <w:kern w:val="0"/>
+          <w:sz w:val="19"/>
+          <w:szCs w:val="19"/>
+          <w:highlight w:val="white"/>
+        </w:rPr>
+        <w:t>(</w:t>
+      </w:r>
+      <w:proofErr w:type="gramEnd"/>
+      <w:r>
+        <w:rPr>
+          <w:rFonts w:ascii="Cascadia Mono" w:hAnsi="Cascadia Mono" w:cs="Cascadia Mono"/>
+          <w:color w:val="2B91AF"/>
+          <w:kern w:val="0"/>
+          <w:sz w:val="19"/>
+          <w:szCs w:val="19"/>
+          <w:highlight w:val="white"/>
+        </w:rPr>
+        <w:t>AddTeacherInput</w:t>
+      </w:r>
+      <w:r>
+        <w:rPr>
+          <w:rFonts w:ascii="Cascadia Mono" w:hAnsi="Cascadia Mono" w:cs="Cascadia Mono"/>
+          <w:color w:val="000000"/>
+          <w:kern w:val="0"/>
+          <w:sz w:val="19"/>
+          <w:szCs w:val="19"/>
+          <w:highlight w:val="white"/>
+        </w:rPr>
+        <w:t xml:space="preserve"> </w:t>
+      </w:r>
+      <w:r>
+        <w:rPr>
+          <w:rFonts w:ascii="Cascadia Mono" w:hAnsi="Cascadia Mono" w:cs="Cascadia Mono"/>
+          <w:color w:val="1F377F"/>
+          <w:kern w:val="0"/>
+          <w:sz w:val="19"/>
+          <w:szCs w:val="19"/>
+          <w:highlight w:val="white"/>
+        </w:rPr>
+        <w:t>input</w:t>
+      </w:r>
+      <w:r>
+        <w:rPr>
+          <w:rFonts w:ascii="Cascadia Mono" w:hAnsi="Cascadia Mono" w:cs="Cascadia Mono"/>
+          <w:color w:val="000000"/>
+          <w:kern w:val="0"/>
+          <w:sz w:val="19"/>
+          <w:szCs w:val="19"/>
+          <w:highlight w:val="white"/>
+        </w:rPr>
+        <w:t>, [</w:t>
+      </w:r>
+      <w:r>
+        <w:rPr>
+          <w:rFonts w:ascii="Cascadia Mono" w:hAnsi="Cascadia Mono" w:cs="Cascadia Mono"/>
+          <w:color w:val="2B91AF"/>
+          <w:kern w:val="0"/>
+          <w:sz w:val="19"/>
+          <w:szCs w:val="19"/>
+          <w:highlight w:val="white"/>
+        </w:rPr>
+        <w:t>Service</w:t>
+      </w:r>
+      <w:r>
+        <w:rPr>
+          <w:rFonts w:ascii="Cascadia Mono" w:hAnsi="Cascadia Mono" w:cs="Cascadia Mono"/>
+          <w:color w:val="000000"/>
+          <w:kern w:val="0"/>
+          <w:sz w:val="19"/>
+          <w:szCs w:val="19"/>
+          <w:highlight w:val="white"/>
+        </w:rPr>
+        <w:t xml:space="preserve">] </w:t>
+      </w:r>
+      <w:r>
+        <w:rPr>
+          <w:rFonts w:ascii="Cascadia Mono" w:hAnsi="Cascadia Mono" w:cs="Cascadia Mono"/>
+          <w:color w:val="2B91AF"/>
+          <w:kern w:val="0"/>
+          <w:sz w:val="19"/>
+          <w:szCs w:val="19"/>
+          <w:highlight w:val="white"/>
+        </w:rPr>
+        <w:t>AppDbContext</w:t>
+      </w:r>
+      <w:r>
+        <w:rPr>
+          <w:rFonts w:ascii="Cascadia Mono" w:hAnsi="Cascadia Mono" w:cs="Cascadia Mono"/>
+          <w:color w:val="000000"/>
+          <w:kern w:val="0"/>
+          <w:sz w:val="19"/>
+          <w:szCs w:val="19"/>
+          <w:highlight w:val="white"/>
+        </w:rPr>
+        <w:t xml:space="preserve"> </w:t>
+      </w:r>
+      <w:r>
+        <w:rPr>
+          <w:rFonts w:ascii="Cascadia Mono" w:hAnsi="Cascadia Mono" w:cs="Cascadia Mono"/>
+          <w:color w:val="1F377F"/>
+          <w:kern w:val="0"/>
+          <w:sz w:val="19"/>
+          <w:szCs w:val="19"/>
+          <w:highlight w:val="white"/>
+        </w:rPr>
+        <w:t>context</w:t>
+      </w:r>
+      <w:r>
+        <w:rPr>
+          <w:rFonts w:ascii="Cascadia Mono" w:hAnsi="Cascadia Mono" w:cs="Cascadia Mono"/>
+          <w:color w:val="000000"/>
+          <w:kern w:val="0"/>
+          <w:sz w:val="19"/>
+          <w:szCs w:val="19"/>
+          <w:highlight w:val="white"/>
+        </w:rPr>
+        <w:t>)</w:t>
+      </w:r>
+    </w:p>
+    <w:p>
+      <w:pPr>
+        <w:autoSpaceDE w:val="0"/>
+        <w:autoSpaceDN w:val="0"/>
+        <w:adjustRightInd w:val="0"/>
+        <w:spacing w:after="0" w:line="240" w:lineRule="auto"/>
+        <w:rPr>
+          <w:rFonts w:ascii="Cascadia Mono" w:hAnsi="Cascadia Mono" w:cs="Cascadia Mono"/>
+          <w:color w:val="000000"/>
+          <w:kern w:val="0"/>
+          <w:sz w:val="19"/>
+          <w:szCs w:val="19"/>
+          <w:highlight w:val="white"/>
+        </w:rPr>
+      </w:pPr>
+      <w:r>
+        <w:rPr>
+          <w:rFonts w:ascii="Cascadia Mono" w:hAnsi="Cascadia Mono" w:cs="Cascadia Mono"/>
+          <w:color w:val="000000"/>
+          <w:kern w:val="0"/>
+          <w:sz w:val="19"/>
+          <w:szCs w:val="19"/>
+          <w:highlight w:val="white"/>
+        </w:rPr>
+        <w:t xml:space="preserve">    {</w:t>
+      </w:r>
+    </w:p>
+    <w:p>
+      <w:pPr>
+        <w:autoSpaceDE w:val="0"/>
+        <w:autoSpaceDN w:val="0"/>
+        <w:adjustRightInd w:val="0"/>
+        <w:spacing w:after="0" w:line="240" w:lineRule="auto"/>
+        <w:rPr>
+          <w:rFonts w:ascii="Cascadia Mono" w:hAnsi="Cascadia Mono" w:cs="Cascadia Mono"/>
+          <w:color w:val="000000"/>
+          <w:kern w:val="0"/>
+          <w:sz w:val="19"/>
+          <w:szCs w:val="19"/>
+          <w:highlight w:val="white"/>
+        </w:rPr>
+      </w:pPr>
+      <w:r>
+        <w:rPr>
+          <w:rFonts w:ascii="Cascadia Mono" w:hAnsi="Cascadia Mono" w:cs="Cascadia Mono"/>
+          <w:color w:val="000000"/>
+          <w:kern w:val="0"/>
+          <w:sz w:val="19"/>
+          <w:szCs w:val="19"/>
+          <w:highlight w:val="white"/>
+        </w:rPr>
+        <w:t xml:space="preserve">        </w:t>
+      </w:r>
+      <w:r>
+        <w:rPr>
+          <w:rFonts w:ascii="Cascadia Mono" w:hAnsi="Cascadia Mono" w:cs="Cascadia Mono"/>
+          <w:color w:val="0000FF"/>
+          <w:kern w:val="0"/>
+          <w:sz w:val="19"/>
+          <w:szCs w:val="19"/>
+          <w:highlight w:val="white"/>
+        </w:rPr>
+        <w:t>var</w:t>
+      </w:r>
+      <w:r>
+        <w:rPr>
+          <w:rFonts w:ascii="Cascadia Mono" w:hAnsi="Cascadia Mono" w:cs="Cascadia Mono"/>
+          <w:color w:val="000000"/>
+          <w:kern w:val="0"/>
+          <w:sz w:val="19"/>
+          <w:szCs w:val="19"/>
+          <w:highlight w:val="white"/>
+        </w:rPr>
+        <w:t xml:space="preserve"> </w:t>
+      </w:r>
+      <w:r>
+        <w:rPr>
+          <w:rFonts w:ascii="Cascadia Mono" w:hAnsi="Cascadia Mono" w:cs="Cascadia Mono"/>
+          <w:color w:val="1F377F"/>
+          <w:kern w:val="0"/>
+          <w:sz w:val="19"/>
+          <w:szCs w:val="19"/>
+          <w:highlight w:val="white"/>
+        </w:rPr>
+        <w:t>teacher</w:t>
+      </w:r>
+      <w:r>
+        <w:rPr>
+          <w:rFonts w:ascii="Cascadia Mono" w:hAnsi="Cascadia Mono" w:cs="Cascadia Mono"/>
+          <w:color w:val="000000"/>
+          <w:kern w:val="0"/>
+          <w:sz w:val="19"/>
+          <w:szCs w:val="19"/>
+          <w:highlight w:val="white"/>
+        </w:rPr>
+        <w:t xml:space="preserve"> = </w:t>
+      </w:r>
+      <w:r>
+        <w:rPr>
+          <w:rFonts w:ascii="Cascadia Mono" w:hAnsi="Cascadia Mono" w:cs="Cascadia Mono"/>
+          <w:color w:val="0000FF"/>
+          <w:kern w:val="0"/>
+          <w:sz w:val="19"/>
+          <w:szCs w:val="19"/>
+          <w:highlight w:val="white"/>
+        </w:rPr>
+        <w:t>new</w:t>
+      </w:r>
+      <w:r>
+        <w:rPr>
+          <w:rFonts w:ascii="Cascadia Mono" w:hAnsi="Cascadia Mono" w:cs="Cascadia Mono"/>
+          <w:color w:val="000000"/>
+          <w:kern w:val="0"/>
+          <w:sz w:val="19"/>
+          <w:szCs w:val="19"/>
+          <w:highlight w:val="white"/>
+        </w:rPr>
+        <w:t xml:space="preserve"> </w:t>
+      </w:r>
+      <w:r>
+        <w:rPr>
+          <w:rFonts w:ascii="Cascadia Mono" w:hAnsi="Cascadia Mono" w:cs="Cascadia Mono"/>
+          <w:color w:val="2B91AF"/>
+          <w:kern w:val="0"/>
+          <w:sz w:val="19"/>
+          <w:szCs w:val="19"/>
+          <w:highlight w:val="white"/>
+        </w:rPr>
+        <w:t>Teacher</w:t>
+      </w:r>
+    </w:p>
+    <w:p>
+      <w:pPr>
+        <w:autoSpaceDE w:val="0"/>
+        <w:autoSpaceDN w:val="0"/>
+        <w:adjustRightInd w:val="0"/>
+        <w:spacing w:after="0" w:line="240" w:lineRule="auto"/>
+        <w:rPr>
+          <w:rFonts w:ascii="Cascadia Mono" w:hAnsi="Cascadia Mono" w:cs="Cascadia Mono"/>
+          <w:color w:val="000000"/>
+          <w:kern w:val="0"/>
+          <w:sz w:val="19"/>
+          <w:szCs w:val="19"/>
+          <w:highlight w:val="white"/>
+        </w:rPr>
+      </w:pPr>
+      <w:r>
+        <w:rPr>
+          <w:rFonts w:ascii="Cascadia Mono" w:hAnsi="Cascadia Mono" w:cs="Cascadia Mono"/>
+          <w:color w:val="000000"/>
+          <w:kern w:val="0"/>
+          <w:sz w:val="19"/>
+          <w:szCs w:val="19"/>
+          <w:highlight w:val="white"/>
+        </w:rPr>
+        <w:t xml:space="preserve">        {</w:t>
+      </w:r>
+    </w:p>
+    <w:p>
+      <w:pPr>
+        <w:autoSpaceDE w:val="0"/>
+        <w:autoSpaceDN w:val="0"/>
+        <w:adjustRightInd w:val="0"/>
+        <w:spacing w:after="0" w:line="240" w:lineRule="auto"/>
+        <w:rPr>
+          <w:rFonts w:ascii="Cascadia Mono" w:hAnsi="Cascadia Mono" w:cs="Cascadia Mono"/>
+          <w:color w:val="000000"/>
+          <w:kern w:val="0"/>
+          <w:sz w:val="19"/>
+          <w:szCs w:val="19"/>
+          <w:highlight w:val="white"/>
+        </w:rPr>
+      </w:pPr>
+      <w:r>
+        <w:rPr>
+          <w:rFonts w:ascii="Cascadia Mono" w:hAnsi="Cascadia Mono" w:cs="Cascadia Mono"/>
+          <w:color w:val="000000"/>
+          <w:kern w:val="0"/>
+          <w:sz w:val="19"/>
+          <w:szCs w:val="19"/>
+          <w:highlight w:val="white"/>
+        </w:rPr>
+        <w:t xml:space="preserve">            Id = </w:t>
+      </w:r>
+      <w:r>
+        <w:rPr>
+          <w:rFonts w:ascii="Cascadia Mono" w:hAnsi="Cascadia Mono" w:cs="Cascadia Mono"/>
+          <w:color w:val="2B91AF"/>
+          <w:kern w:val="0"/>
+          <w:sz w:val="19"/>
+          <w:szCs w:val="19"/>
+          <w:highlight w:val="white"/>
+        </w:rPr>
+        <w:t>Guid</w:t>
+      </w:r>
+      <w:r>
+        <w:rPr>
+          <w:rFonts w:ascii="Cascadia Mono" w:hAnsi="Cascadia Mono" w:cs="Cascadia Mono"/>
+          <w:color w:val="000000"/>
+          <w:kern w:val="0"/>
+          <w:sz w:val="19"/>
+          <w:szCs w:val="19"/>
+          <w:highlight w:val="white"/>
+        </w:rPr>
+        <w:t>.</w:t>
+      </w:r>
+      <w:r>
+        <w:rPr>
+          <w:rFonts w:ascii="Cascadia Mono" w:hAnsi="Cascadia Mono" w:cs="Cascadia Mono"/>
+          <w:color w:val="74531F"/>
+          <w:kern w:val="0"/>
+          <w:sz w:val="19"/>
+          <w:szCs w:val="19"/>
+          <w:highlight w:val="white"/>
+        </w:rPr>
+        <w:t>NewGuid</w:t>
+      </w:r>
+      <w:r>
+        <w:rPr>
+          <w:rFonts w:ascii="Cascadia Mono" w:hAnsi="Cascadia Mono" w:cs="Cascadia Mono"/>
+          <w:color w:val="000000"/>
+          <w:kern w:val="0"/>
+          <w:sz w:val="19"/>
+          <w:szCs w:val="19"/>
+          <w:highlight w:val="white"/>
+        </w:rPr>
+        <w:t>(),</w:t>
+      </w:r>
+    </w:p>
+    <w:p>
+      <w:pPr>
+        <w:autoSpaceDE w:val="0"/>
+        <w:autoSpaceDN w:val="0"/>
+        <w:adjustRightInd w:val="0"/>
+        <w:spacing w:after="0" w:line="240" w:lineRule="auto"/>
+        <w:rPr>
+          <w:rFonts w:ascii="Cascadia Mono" w:hAnsi="Cascadia Mono" w:cs="Cascadia Mono"/>
+          <w:color w:val="000000"/>
+          <w:kern w:val="0"/>
+          <w:sz w:val="19"/>
+          <w:szCs w:val="19"/>
+          <w:highlight w:val="white"/>
+        </w:rPr>
+      </w:pPr>
+      <w:r>
+        <w:rPr>
+          <w:rFonts w:ascii="Cascadia Mono" w:hAnsi="Cascadia Mono" w:cs="Cascadia Mono"/>
+          <w:color w:val="000000"/>
+          <w:kern w:val="0"/>
+          <w:sz w:val="19"/>
+          <w:szCs w:val="19"/>
+          <w:highlight w:val="white"/>
+        </w:rPr>
+        <w:t xml:space="preserve">            FirstName = </w:t>
+      </w:r>
+      <w:proofErr w:type="gramStart"/>
+      <w:r>
+        <w:rPr>
+          <w:rFonts w:ascii="Cascadia Mono" w:hAnsi="Cascadia Mono" w:cs="Cascadia Mono"/>
+          <w:color w:val="1F377F"/>
+          <w:kern w:val="0"/>
+          <w:sz w:val="19"/>
+          <w:szCs w:val="19"/>
+          <w:highlight w:val="white"/>
+        </w:rPr>
+        <w:t>input</w:t>
+      </w:r>
+      <w:r>
+        <w:rPr>
+          <w:rFonts w:ascii="Cascadia Mono" w:hAnsi="Cascadia Mono" w:cs="Cascadia Mono"/>
+          <w:color w:val="000000"/>
+          <w:kern w:val="0"/>
+          <w:sz w:val="19"/>
+          <w:szCs w:val="19"/>
+          <w:highlight w:val="white"/>
+        </w:rPr>
+        <w:t>.FirstName</w:t>
+      </w:r>
+      <w:proofErr w:type="gramEnd"/>
+      <w:r>
+        <w:rPr>
+          <w:rFonts w:ascii="Cascadia Mono" w:hAnsi="Cascadia Mono" w:cs="Cascadia Mono"/>
+          <w:color w:val="000000"/>
+          <w:kern w:val="0"/>
+          <w:sz w:val="19"/>
+          <w:szCs w:val="19"/>
+          <w:highlight w:val="white"/>
+        </w:rPr>
+        <w:t>,</w:t>
+      </w:r>
+    </w:p>
+    <w:p>
+      <w:pPr>
+        <w:autoSpaceDE w:val="0"/>
+        <w:autoSpaceDN w:val="0"/>
+        <w:adjustRightInd w:val="0"/>
+        <w:spacing w:after="0" w:line="240" w:lineRule="auto"/>
+        <w:rPr>
+          <w:rFonts w:ascii="Cascadia Mono" w:hAnsi="Cascadia Mono" w:cs="Cascadia Mono"/>
+          <w:color w:val="000000"/>
+          <w:kern w:val="0"/>
+          <w:sz w:val="19"/>
+          <w:szCs w:val="19"/>
+          <w:highlight w:val="white"/>
+        </w:rPr>
+      </w:pPr>
+      <w:r>
+        <w:rPr>
+          <w:rFonts w:ascii="Cascadia Mono" w:hAnsi="Cascadia Mono" w:cs="Cascadia Mono"/>
+          <w:color w:val="000000"/>
+          <w:kern w:val="0"/>
+          <w:sz w:val="19"/>
+          <w:szCs w:val="19"/>
+          <w:highlight w:val="white"/>
+        </w:rPr>
+        <w:t xml:space="preserve">            LastName = </w:t>
+      </w:r>
+      <w:proofErr w:type="gramStart"/>
+      <w:r>
+        <w:rPr>
+          <w:rFonts w:ascii="Cascadia Mono" w:hAnsi="Cascadia Mono" w:cs="Cascadia Mono"/>
+          <w:color w:val="1F377F"/>
+          <w:kern w:val="0"/>
+          <w:sz w:val="19"/>
+          <w:szCs w:val="19"/>
+          <w:highlight w:val="white"/>
+        </w:rPr>
+        <w:t>input</w:t>
+      </w:r>
+      <w:r>
+        <w:rPr>
+          <w:rFonts w:ascii="Cascadia Mono" w:hAnsi="Cascadia Mono" w:cs="Cascadia Mono"/>
+          <w:color w:val="000000"/>
+          <w:kern w:val="0"/>
+          <w:sz w:val="19"/>
+          <w:szCs w:val="19"/>
+          <w:highlight w:val="white"/>
+        </w:rPr>
+        <w:t>.LastName</w:t>
+      </w:r>
+      <w:proofErr w:type="gramEnd"/>
+      <w:r>
+        <w:rPr>
+          <w:rFonts w:ascii="Cascadia Mono" w:hAnsi="Cascadia Mono" w:cs="Cascadia Mono"/>
+          <w:color w:val="000000"/>
+          <w:kern w:val="0"/>
+          <w:sz w:val="19"/>
+          <w:szCs w:val="19"/>
+          <w:highlight w:val="white"/>
+        </w:rPr>
+        <w:t>,</w:t>
+      </w:r>
+    </w:p>
+    <w:p>
+      <w:pPr>
+        <w:autoSpaceDE w:val="0"/>
+        <w:autoSpaceDN w:val="0"/>
+        <w:adjustRightInd w:val="0"/>
+        <w:spacing w:after="0" w:line="240" w:lineRule="auto"/>
+        <w:rPr>
+          <w:rFonts w:ascii="Cascadia Mono" w:hAnsi="Cascadia Mono" w:cs="Cascadia Mono"/>
+          <w:color w:val="000000"/>
+          <w:kern w:val="0"/>
+          <w:sz w:val="19"/>
+          <w:szCs w:val="19"/>
+          <w:highlight w:val="white"/>
+        </w:rPr>
+      </w:pPr>
+      <w:r>
+        <w:rPr>
+          <w:rFonts w:ascii="Cascadia Mono" w:hAnsi="Cascadia Mono" w:cs="Cascadia Mono"/>
+          <w:color w:val="000000"/>
+          <w:kern w:val="0"/>
+          <w:sz w:val="19"/>
+          <w:szCs w:val="19"/>
+          <w:highlight w:val="white"/>
+        </w:rPr>
+        <w:t xml:space="preserve">            Email = </w:t>
+      </w:r>
+      <w:proofErr w:type="gramStart"/>
+      <w:r>
+        <w:rPr>
+          <w:rFonts w:ascii="Cascadia Mono" w:hAnsi="Cascadia Mono" w:cs="Cascadia Mono"/>
+          <w:color w:val="1F377F"/>
+          <w:kern w:val="0"/>
+          <w:sz w:val="19"/>
+          <w:szCs w:val="19"/>
+          <w:highlight w:val="white"/>
+        </w:rPr>
+        <w:t>input</w:t>
+      </w:r>
+      <w:r>
+        <w:rPr>
+          <w:rFonts w:ascii="Cascadia Mono" w:hAnsi="Cascadia Mono" w:cs="Cascadia Mono"/>
+          <w:color w:val="000000"/>
+          <w:kern w:val="0"/>
+          <w:sz w:val="19"/>
+          <w:szCs w:val="19"/>
+          <w:highlight w:val="white"/>
+        </w:rPr>
+        <w:t>.Email</w:t>
+      </w:r>
+      <w:proofErr w:type="gramEnd"/>
+      <w:r>
+        <w:rPr>
+          <w:rFonts w:ascii="Cascadia Mono" w:hAnsi="Cascadia Mono" w:cs="Cascadia Mono"/>
+          <w:color w:val="000000"/>
+          <w:kern w:val="0"/>
+          <w:sz w:val="19"/>
+          <w:szCs w:val="19"/>
+          <w:highlight w:val="white"/>
+        </w:rPr>
+        <w:t>,</w:t>
+      </w:r>
+    </w:p>
+    <w:p>
+      <w:pPr>
+        <w:autoSpaceDE w:val="0"/>
+        <w:autoSpaceDN w:val="0"/>
+        <w:adjustRightInd w:val="0"/>
+        <w:spacing w:after="0" w:line="240" w:lineRule="auto"/>
+        <w:rPr>
+          <w:rFonts w:ascii="Cascadia Mono" w:hAnsi="Cascadia Mono" w:cs="Cascadia Mono"/>
+          <w:color w:val="000000"/>
+          <w:kern w:val="0"/>
+          <w:sz w:val="19"/>
+          <w:szCs w:val="19"/>
+          <w:highlight w:val="white"/>
+        </w:rPr>
+      </w:pPr>
+      <w:r>
+        <w:rPr>
+          <w:rFonts w:ascii="Cascadia Mono" w:hAnsi="Cascadia Mono" w:cs="Cascadia Mono"/>
+          <w:color w:val="000000"/>
+          <w:kern w:val="0"/>
+          <w:sz w:val="19"/>
+          <w:szCs w:val="19"/>
+          <w:highlight w:val="white"/>
+        </w:rPr>
+        <w:t xml:space="preserve">            Phone = </w:t>
+      </w:r>
+      <w:proofErr w:type="gramStart"/>
+      <w:r>
+        <w:rPr>
+          <w:rFonts w:ascii="Cascadia Mono" w:hAnsi="Cascadia Mono" w:cs="Cascadia Mono"/>
+          <w:color w:val="1F377F"/>
+          <w:kern w:val="0"/>
+          <w:sz w:val="19"/>
+          <w:szCs w:val="19"/>
+          <w:highlight w:val="white"/>
+        </w:rPr>
+        <w:t>input</w:t>
+      </w:r>
+      <w:r>
+        <w:rPr>
+          <w:rFonts w:ascii="Cascadia Mono" w:hAnsi="Cascadia Mono" w:cs="Cascadia Mono"/>
+          <w:color w:val="000000"/>
+          <w:kern w:val="0"/>
+          <w:sz w:val="19"/>
+          <w:szCs w:val="19"/>
+          <w:highlight w:val="white"/>
+        </w:rPr>
+        <w:t>.Phone</w:t>
+      </w:r>
+      <w:proofErr w:type="gramEnd"/>
+      <w:r>
+        <w:rPr>
+          <w:rFonts w:ascii="Cascadia Mono" w:hAnsi="Cascadia Mono" w:cs="Cascadia Mono"/>
+          <w:color w:val="000000"/>
+          <w:kern w:val="0"/>
+          <w:sz w:val="19"/>
+          <w:szCs w:val="19"/>
+          <w:highlight w:val="white"/>
+        </w:rPr>
+        <w:t>,</w:t>
+      </w:r>
+    </w:p>
+    <w:p>
+      <w:pPr>
+        <w:autoSpaceDE w:val="0"/>
+        <w:autoSpaceDN w:val="0"/>
+        <w:adjustRightInd w:val="0"/>
+        <w:spacing w:after="0" w:line="240" w:lineRule="auto"/>
+        <w:rPr>
+          <w:rFonts w:ascii="Cascadia Mono" w:hAnsi="Cascadia Mono" w:cs="Cascadia Mono"/>
+          <w:color w:val="000000"/>
+          <w:kern w:val="0"/>
+          <w:sz w:val="19"/>
+          <w:szCs w:val="19"/>
+          <w:highlight w:val="white"/>
+        </w:rPr>
+      </w:pPr>
+      <w:r>
+        <w:rPr>
+          <w:rFonts w:ascii="Cascadia Mono" w:hAnsi="Cascadia Mono" w:cs="Cascadia Mono"/>
+          <w:color w:val="000000"/>
+          <w:kern w:val="0"/>
+          <w:sz w:val="19"/>
+          <w:szCs w:val="19"/>
+          <w:highlight w:val="white"/>
+        </w:rPr>
+        <w:t xml:space="preserve">            Bio = </w:t>
+      </w:r>
+      <w:proofErr w:type="gramStart"/>
+      <w:r>
+        <w:rPr>
+          <w:rFonts w:ascii="Cascadia Mono" w:hAnsi="Cascadia Mono" w:cs="Cascadia Mono"/>
+          <w:color w:val="1F377F"/>
+          <w:kern w:val="0"/>
+          <w:sz w:val="19"/>
+          <w:szCs w:val="19"/>
+          <w:highlight w:val="white"/>
+        </w:rPr>
+        <w:t>input</w:t>
+      </w:r>
+      <w:r>
+        <w:rPr>
+          <w:rFonts w:ascii="Cascadia Mono" w:hAnsi="Cascadia Mono" w:cs="Cascadia Mono"/>
+          <w:color w:val="000000"/>
+          <w:kern w:val="0"/>
+          <w:sz w:val="19"/>
+          <w:szCs w:val="19"/>
+          <w:highlight w:val="white"/>
+        </w:rPr>
+        <w:t>.Bio</w:t>
+      </w:r>
+      <w:proofErr w:type="gramEnd"/>
+      <w:r>
+        <w:rPr>
+          <w:rFonts w:ascii="Cascadia Mono" w:hAnsi="Cascadia Mono" w:cs="Cascadia Mono"/>
+          <w:color w:val="000000"/>
+          <w:kern w:val="0"/>
+          <w:sz w:val="19"/>
+          <w:szCs w:val="19"/>
+          <w:highlight w:val="white"/>
+        </w:rPr>
+        <w:t>,</w:t>
+      </w:r>
+    </w:p>
+    <w:p>
+      <w:pPr>
+        <w:autoSpaceDE w:val="0"/>
+        <w:autoSpaceDN w:val="0"/>
+        <w:adjustRightInd w:val="0"/>
+        <w:spacing w:after="0" w:line="240" w:lineRule="auto"/>
+        <w:rPr>
+          <w:rFonts w:ascii="Cascadia Mono" w:hAnsi="Cascadia Mono" w:cs="Cascadia Mono"/>
+          <w:color w:val="000000"/>
+          <w:kern w:val="0"/>
+          <w:sz w:val="19"/>
+          <w:szCs w:val="19"/>
+          <w:highlight w:val="white"/>
+        </w:rPr>
+      </w:pPr>
+      <w:r>
+        <w:rPr>
+          <w:rFonts w:ascii="Cascadia Mono" w:hAnsi="Cascadia Mono" w:cs="Cascadia Mono"/>
+          <w:color w:val="000000"/>
+          <w:kern w:val="0"/>
+          <w:sz w:val="19"/>
+          <w:szCs w:val="19"/>
+          <w:highlight w:val="white"/>
+        </w:rPr>
+        <w:t xml:space="preserve">            DepartmentId = </w:t>
+      </w:r>
+      <w:proofErr w:type="gramStart"/>
+      <w:r>
+        <w:rPr>
+          <w:rFonts w:ascii="Cascadia Mono" w:hAnsi="Cascadia Mono" w:cs="Cascadia Mono"/>
+          <w:color w:val="1F377F"/>
+          <w:kern w:val="0"/>
+          <w:sz w:val="19"/>
+          <w:szCs w:val="19"/>
+          <w:highlight w:val="white"/>
+        </w:rPr>
+        <w:t>input</w:t>
+      </w:r>
+      <w:r>
+        <w:rPr>
+          <w:rFonts w:ascii="Cascadia Mono" w:hAnsi="Cascadia Mono" w:cs="Cascadia Mono"/>
+          <w:color w:val="000000"/>
+          <w:kern w:val="0"/>
+          <w:sz w:val="19"/>
+          <w:szCs w:val="19"/>
+          <w:highlight w:val="white"/>
+        </w:rPr>
+        <w:t>.departmentId</w:t>
+      </w:r>
+      <w:proofErr w:type="gramEnd"/>
+      <w:r>
+        <w:rPr>
+          <w:rFonts w:ascii="Cascadia Mono" w:hAnsi="Cascadia Mono" w:cs="Cascadia Mono"/>
+          <w:color w:val="000000"/>
+          <w:kern w:val="0"/>
+          <w:sz w:val="19"/>
+          <w:szCs w:val="19"/>
+          <w:highlight w:val="white"/>
+        </w:rPr>
+        <w:t>,</w:t>
+      </w:r>
+    </w:p>
+    <w:p>
+      <w:pPr>
+        <w:autoSpaceDE w:val="0"/>
+        <w:autoSpaceDN w:val="0"/>
+        <w:adjustRightInd w:val="0"/>
+        <w:spacing w:after="0" w:line="240" w:lineRule="auto"/>
+        <w:rPr>
+          <w:rFonts w:ascii="Cascadia Mono" w:hAnsi="Cascadia Mono" w:cs="Cascadia Mono"/>
+          <w:color w:val="000000"/>
+          <w:kern w:val="0"/>
+          <w:sz w:val="19"/>
+          <w:szCs w:val="19"/>
+          <w:highlight w:val="white"/>
+        </w:rPr>
+      </w:pPr>
+      <w:r>
+        <w:rPr>
+          <w:rFonts w:ascii="Cascadia Mono" w:hAnsi="Cascadia Mono" w:cs="Cascadia Mono"/>
+          <w:color w:val="000000"/>
+          <w:kern w:val="0"/>
+          <w:sz w:val="19"/>
+          <w:szCs w:val="19"/>
+          <w:highlight w:val="white"/>
+        </w:rPr>
+        <w:t xml:space="preserve">        };</w:t>
+      </w:r>
+    </w:p>
+    <w:p>
+      <w:pPr>
+        <w:autoSpaceDE w:val="0"/>
+        <w:autoSpaceDN w:val="0"/>
+        <w:adjustRightInd w:val="0"/>
+        <w:spacing w:after="0" w:line="240" w:lineRule="auto"/>
+        <w:rPr>
+          <w:rFonts w:ascii="Cascadia Mono" w:hAnsi="Cascadia Mono" w:cs="Cascadia Mono"/>
+          <w:color w:val="000000"/>
+          <w:kern w:val="0"/>
+          <w:sz w:val="19"/>
+          <w:szCs w:val="19"/>
+          <w:highlight w:val="white"/>
+        </w:rPr>
+      </w:pPr>
+    </w:p>
+    <w:p>
+      <w:pPr>
+        <w:autoSpaceDE w:val="0"/>
+        <w:autoSpaceDN w:val="0"/>
+        <w:adjustRightInd w:val="0"/>
+        <w:spacing w:after="0" w:line="240" w:lineRule="auto"/>
+        <w:rPr>
+          <w:rFonts w:ascii="Cascadia Mono" w:hAnsi="Cascadia Mono" w:cs="Cascadia Mono"/>
+          <w:color w:val="000000"/>
+          <w:kern w:val="0"/>
+          <w:sz w:val="19"/>
+          <w:szCs w:val="19"/>
+          <w:highlight w:val="white"/>
+        </w:rPr>
+      </w:pPr>
+      <w:r>
+        <w:rPr>
+          <w:rFonts w:ascii="Cascadia Mono" w:hAnsi="Cascadia Mono" w:cs="Cascadia Mono"/>
+          <w:color w:val="000000"/>
+          <w:kern w:val="0"/>
+          <w:sz w:val="19"/>
+          <w:szCs w:val="19"/>
+          <w:highlight w:val="white"/>
+        </w:rPr>
+        <w:t xml:space="preserve">        </w:t>
+      </w:r>
+      <w:proofErr w:type="gramStart"/>
+      <w:r>
+        <w:rPr>
+          <w:rFonts w:ascii="Cascadia Mono" w:hAnsi="Cascadia Mono" w:cs="Cascadia Mono"/>
+          <w:color w:val="1F377F"/>
+          <w:kern w:val="0"/>
+          <w:sz w:val="19"/>
+          <w:szCs w:val="19"/>
+          <w:highlight w:val="white"/>
+        </w:rPr>
+        <w:t>context</w:t>
+      </w:r>
+      <w:r>
+        <w:rPr>
+          <w:rFonts w:ascii="Cascadia Mono" w:hAnsi="Cascadia Mono" w:cs="Cascadia Mono"/>
+          <w:color w:val="000000"/>
+          <w:kern w:val="0"/>
+          <w:sz w:val="19"/>
+          <w:szCs w:val="19"/>
+          <w:highlight w:val="white"/>
+        </w:rPr>
+        <w:t>.Teachers.</w:t>
+      </w:r>
+      <w:r>
+        <w:rPr>
+          <w:rFonts w:ascii="Cascadia Mono" w:hAnsi="Cascadia Mono" w:cs="Cascadia Mono"/>
+          <w:color w:val="74531F"/>
+          <w:kern w:val="0"/>
+          <w:sz w:val="19"/>
+          <w:szCs w:val="19"/>
+          <w:highlight w:val="white"/>
+        </w:rPr>
+        <w:t>Add</w:t>
+      </w:r>
+      <w:proofErr w:type="gramEnd"/>
+      <w:r>
+        <w:rPr>
+          <w:rFonts w:ascii="Cascadia Mono" w:hAnsi="Cascadia Mono" w:cs="Cascadia Mono"/>
+          <w:color w:val="000000"/>
+          <w:kern w:val="0"/>
+          <w:sz w:val="19"/>
+          <w:szCs w:val="19"/>
+          <w:highlight w:val="white"/>
+        </w:rPr>
+        <w:t>(</w:t>
+      </w:r>
+      <w:r>
+        <w:rPr>
+          <w:rFonts w:ascii="Cascadia Mono" w:hAnsi="Cascadia Mono" w:cs="Cascadia Mono"/>
+          <w:color w:val="1F377F"/>
+          <w:kern w:val="0"/>
+          <w:sz w:val="19"/>
+          <w:szCs w:val="19"/>
+          <w:highlight w:val="white"/>
+        </w:rPr>
+        <w:t>teacher</w:t>
+      </w:r>
+      <w:r>
+        <w:rPr>
+          <w:rFonts w:ascii="Cascadia Mono" w:hAnsi="Cascadia Mono" w:cs="Cascadia Mono"/>
+          <w:color w:val="000000"/>
+          <w:kern w:val="0"/>
+          <w:sz w:val="19"/>
+          <w:szCs w:val="19"/>
+          <w:highlight w:val="white"/>
+        </w:rPr>
+        <w:t>);</w:t>
+      </w:r>
+    </w:p>
+    <w:p>
+      <w:pPr>
+        <w:autoSpaceDE w:val="0"/>
+        <w:autoSpaceDN w:val="0"/>
+        <w:adjustRightInd w:val="0"/>
+        <w:spacing w:after="0" w:line="240" w:lineRule="auto"/>
+        <w:rPr>
+          <w:rFonts w:ascii="Cascadia Mono" w:hAnsi="Cascadia Mono" w:cs="Cascadia Mono"/>
+          <w:color w:val="000000"/>
+          <w:kern w:val="0"/>
+          <w:sz w:val="19"/>
+          <w:szCs w:val="19"/>
+          <w:highlight w:val="white"/>
+        </w:rPr>
+      </w:pPr>
+      <w:r>
+        <w:rPr>
+          <w:rFonts w:ascii="Cascadia Mono" w:hAnsi="Cascadia Mono" w:cs="Cascadia Mono"/>
+          <w:color w:val="000000"/>
+          <w:kern w:val="0"/>
+          <w:sz w:val="19"/>
+          <w:szCs w:val="19"/>
+          <w:highlight w:val="white"/>
+        </w:rPr>
+        <w:t xml:space="preserve">        </w:t>
+      </w:r>
+      <w:r>
+        <w:rPr>
+          <w:rFonts w:ascii="Cascadia Mono" w:hAnsi="Cascadia Mono" w:cs="Cascadia Mono"/>
+          <w:color w:val="8F08C4"/>
+          <w:kern w:val="0"/>
+          <w:sz w:val="19"/>
+          <w:szCs w:val="19"/>
+          <w:highlight w:val="white"/>
+        </w:rPr>
+        <w:t>await</w:t>
+      </w:r>
+      <w:r>
+        <w:rPr>
+          <w:rFonts w:ascii="Cascadia Mono" w:hAnsi="Cascadia Mono" w:cs="Cascadia Mono"/>
+          <w:color w:val="000000"/>
+          <w:kern w:val="0"/>
+          <w:sz w:val="19"/>
+          <w:szCs w:val="19"/>
+          <w:highlight w:val="white"/>
+        </w:rPr>
+        <w:t xml:space="preserve"> </w:t>
+      </w:r>
+      <w:proofErr w:type="gramStart"/>
+      <w:r>
+        <w:rPr>
+          <w:rFonts w:ascii="Cascadia Mono" w:hAnsi="Cascadia Mono" w:cs="Cascadia Mono"/>
+          <w:color w:val="1F377F"/>
+          <w:kern w:val="0"/>
+          <w:sz w:val="19"/>
+          <w:szCs w:val="19"/>
+          <w:highlight w:val="white"/>
+        </w:rPr>
+        <w:t>context</w:t>
+      </w:r>
+      <w:r>
+        <w:rPr>
+          <w:rFonts w:ascii="Cascadia Mono" w:hAnsi="Cascadia Mono" w:cs="Cascadia Mono"/>
+          <w:color w:val="000000"/>
+          <w:kern w:val="0"/>
+          <w:sz w:val="19"/>
+          <w:szCs w:val="19"/>
+          <w:highlight w:val="white"/>
+        </w:rPr>
+        <w:t>.</w:t>
+      </w:r>
+      <w:r>
+        <w:rPr>
+          <w:rFonts w:ascii="Cascadia Mono" w:hAnsi="Cascadia Mono" w:cs="Cascadia Mono"/>
+          <w:color w:val="74531F"/>
+          <w:kern w:val="0"/>
+          <w:sz w:val="19"/>
+          <w:szCs w:val="19"/>
+          <w:highlight w:val="white"/>
+        </w:rPr>
+        <w:t>SaveChangesAsync</w:t>
+      </w:r>
+      <w:proofErr w:type="gramEnd"/>
+      <w:r>
+        <w:rPr>
+          <w:rFonts w:ascii="Cascadia Mono" w:hAnsi="Cascadia Mono" w:cs="Cascadia Mono"/>
+          <w:color w:val="000000"/>
+          <w:kern w:val="0"/>
+          <w:sz w:val="19"/>
+          <w:szCs w:val="19"/>
+          <w:highlight w:val="white"/>
+        </w:rPr>
+        <w:t>();</w:t>
+      </w:r>
+    </w:p>
+    <w:p>
+      <w:pPr>
+        <w:autoSpaceDE w:val="0"/>
+        <w:autoSpaceDN w:val="0"/>
+        <w:adjustRightInd w:val="0"/>
+        <w:spacing w:after="0" w:line="240" w:lineRule="auto"/>
+        <w:rPr>
+          <w:rFonts w:ascii="Cascadia Mono" w:hAnsi="Cascadia Mono" w:cs="Cascadia Mono"/>
+          <w:color w:val="000000"/>
+          <w:kern w:val="0"/>
+          <w:sz w:val="19"/>
+          <w:szCs w:val="19"/>
+          <w:highlight w:val="white"/>
+        </w:rPr>
+      </w:pPr>
+      <w:r>
+        <w:rPr>
+          <w:rFonts w:ascii="Cascadia Mono" w:hAnsi="Cascadia Mono" w:cs="Cascadia Mono"/>
+          <w:color w:val="000000"/>
+          <w:kern w:val="0"/>
+          <w:sz w:val="19"/>
+          <w:szCs w:val="19"/>
+          <w:highlight w:val="white"/>
+        </w:rPr>
+        <w:t xml:space="preserve">        </w:t>
+      </w:r>
+      <w:r>
+        <w:rPr>
+          <w:rFonts w:ascii="Cascadia Mono" w:hAnsi="Cascadia Mono" w:cs="Cascadia Mono"/>
+          <w:color w:val="8F08C4"/>
+          <w:kern w:val="0"/>
+          <w:sz w:val="19"/>
+          <w:szCs w:val="19"/>
+          <w:highlight w:val="white"/>
+        </w:rPr>
+        <w:t>return</w:t>
+      </w:r>
+      <w:r>
+        <w:rPr>
+          <w:rFonts w:ascii="Cascadia Mono" w:hAnsi="Cascadia Mono" w:cs="Cascadia Mono"/>
+          <w:color w:val="000000"/>
+          <w:kern w:val="0"/>
+          <w:sz w:val="19"/>
+          <w:szCs w:val="19"/>
+          <w:highlight w:val="white"/>
+        </w:rPr>
+        <w:t xml:space="preserve"> </w:t>
+      </w:r>
+      <w:r>
+        <w:rPr>
+          <w:rFonts w:ascii="Cascadia Mono" w:hAnsi="Cascadia Mono" w:cs="Cascadia Mono"/>
+          <w:color w:val="0000FF"/>
+          <w:kern w:val="0"/>
+          <w:sz w:val="19"/>
+          <w:szCs w:val="19"/>
+          <w:highlight w:val="white"/>
+        </w:rPr>
+        <w:t>new</w:t>
+      </w:r>
+      <w:r>
+        <w:rPr>
+          <w:rFonts w:ascii="Cascadia Mono" w:hAnsi="Cascadia Mono" w:cs="Cascadia Mono"/>
+          <w:color w:val="000000"/>
+          <w:kern w:val="0"/>
+          <w:sz w:val="19"/>
+          <w:szCs w:val="19"/>
+          <w:highlight w:val="white"/>
+        </w:rPr>
+        <w:t xml:space="preserve"> </w:t>
+      </w:r>
+      <w:r>
+        <w:rPr>
+          <w:rFonts w:ascii="Cascadia Mono" w:hAnsi="Cascadia Mono" w:cs="Cascadia Mono"/>
+          <w:color w:val="2B91AF"/>
+          <w:kern w:val="0"/>
+          <w:sz w:val="19"/>
+          <w:szCs w:val="19"/>
+          <w:highlight w:val="white"/>
+        </w:rPr>
+        <w:t>AddTeacherPayload</w:t>
+      </w:r>
+      <w:r>
+        <w:rPr>
+          <w:rFonts w:ascii="Cascadia Mono" w:hAnsi="Cascadia Mono" w:cs="Cascadia Mono"/>
+          <w:color w:val="000000"/>
+          <w:kern w:val="0"/>
+          <w:sz w:val="19"/>
+          <w:szCs w:val="19"/>
+          <w:highlight w:val="white"/>
+        </w:rPr>
+        <w:t>(</w:t>
+      </w:r>
+      <w:r>
+        <w:rPr>
+          <w:rFonts w:ascii="Cascadia Mono" w:hAnsi="Cascadia Mono" w:cs="Cascadia Mono"/>
+          <w:color w:val="1F377F"/>
+          <w:kern w:val="0"/>
+          <w:sz w:val="19"/>
+          <w:szCs w:val="19"/>
+          <w:highlight w:val="white"/>
+        </w:rPr>
+        <w:t>teacher</w:t>
+      </w:r>
+      <w:r>
+        <w:rPr>
+          <w:rFonts w:ascii="Cascadia Mono" w:hAnsi="Cascadia Mono" w:cs="Cascadia Mono"/>
+          <w:color w:val="000000"/>
+          <w:kern w:val="0"/>
+          <w:sz w:val="19"/>
+          <w:szCs w:val="19"/>
+          <w:highlight w:val="white"/>
+        </w:rPr>
+        <w:t>);</w:t>
+      </w:r>
+    </w:p>
+    <w:p>
+      <w:pPr>
+        <w:autoSpaceDE w:val="0"/>
+        <w:autoSpaceDN w:val="0"/>
+        <w:adjustRightInd w:val="0"/>
+        <w:spacing w:after="0" w:line="240" w:lineRule="auto"/>
+        <w:rPr>
+          <w:rFonts w:ascii="Cascadia Mono" w:hAnsi="Cascadia Mono" w:cs="Cascadia Mono"/>
+          <w:color w:val="000000"/>
+          <w:kern w:val="0"/>
+          <w:sz w:val="19"/>
+          <w:szCs w:val="19"/>
+          <w:highlight w:val="white"/>
+        </w:rPr>
+      </w:pPr>
+      <w:r>
+        <w:rPr>
+          <w:rFonts w:ascii="Cascadia Mono" w:hAnsi="Cascadia Mono" w:cs="Cascadia Mono"/>
+          <w:color w:val="000000"/>
+          <w:kern w:val="0"/>
+          <w:sz w:val="19"/>
+          <w:szCs w:val="19"/>
+          <w:highlight w:val="white"/>
+        </w:rPr>
+        <w:t xml:space="preserve">    }</w:t>
+      </w:r>
+    </w:p>
+    <w:p>
+      <w:pPr>
+        <w:rPr>
+          <w:rFonts w:ascii="Cascadia Mono" w:hAnsi="Cascadia Mono" w:cs="Cascadia Mono"/>
+          <w:color w:val="000000"/>
+          <w:kern w:val="0"/>
+          <w:sz w:val="19"/>
+          <w:szCs w:val="19"/>
+        </w:rPr>
+      </w:pPr>
+      <w:r>
+        <w:rPr>
+          <w:rFonts w:ascii="Cascadia Mono" w:hAnsi="Cascadia Mono" w:cs="Cascadia Mono"/>
+          <w:color w:val="000000"/>
+          <w:kern w:val="0"/>
+          <w:sz w:val="19"/>
+          <w:szCs w:val="19"/>
+          <w:highlight w:val="white"/>
+        </w:rPr>
+        <w:t>}</w:t>
+      </w:r>
+    </w:p>
+    <w:p>
+      <w:pPr>
+        <w:ind w:left="720" w:firstLine="720"/>
+        <w:rPr>
+          <w:rFonts w:ascii="Sakkal Majalla" w:hAnsi="Sakkal Majalla" w:cs="Sakkal Majalla"/>
+          <w:sz w:val="28"/>
+          <w:szCs w:val="28"/>
+        </w:rPr>
+      </w:pPr>
+      <w:r>
+        <w:rPr>
+          <w:rFonts w:ascii="Sakkal Majalla" w:hAnsi="Sakkal Majalla" w:cs="Sakkal Majalla"/>
+          <w:sz w:val="28"/>
+          <w:szCs w:val="28"/>
+        </w:rPr>
+        <w:t>***********************************************************</w:t>
+      </w:r>
+    </w:p>
+    <w:p>
+      <w:pPr>
+        <w:rPr>
+          <w:rFonts w:ascii="Sakkal Majalla" w:hAnsi="Sakkal Majalla" w:cs="Sakkal Majalla"/>
+          <w:sz w:val="28"/>
+          <w:szCs w:val="28"/>
+        </w:rPr>
+      </w:pPr>
+      <w:r>
+        <w:rPr>
+          <w:rFonts w:ascii="Sakkal Majalla" w:hAnsi="Sakkal Majalla" w:cs="Sakkal Majalla"/>
+          <w:sz w:val="28"/>
+          <w:szCs w:val="28"/>
+        </w:rPr>
+        <w:t xml:space="preserve">A resolver is a function that is used </w:t>
+      </w:r>
+      <w:r>
+        <w:rPr>
+          <w:rFonts w:ascii="Sakkal Majalla" w:hAnsi="Sakkal Majalla" w:cs="Sakkal Majalla"/>
+          <w:color w:val="C00000"/>
+          <w:sz w:val="28"/>
+          <w:szCs w:val="28"/>
+        </w:rPr>
+        <w:t xml:space="preserve">to retrieve data </w:t>
+      </w:r>
+      <w:r>
+        <w:rPr>
+          <w:rFonts w:ascii="Sakkal Majalla" w:hAnsi="Sakkal Majalla" w:cs="Sakkal Majalla"/>
+          <w:sz w:val="28"/>
+          <w:szCs w:val="28"/>
+        </w:rPr>
+        <w:t xml:space="preserve">from somewhere for a specific field. The resolver is executed when the field is requested in the </w:t>
+      </w:r>
+      <w:r>
+        <w:rPr>
+          <w:rFonts w:ascii="Sakkal Majalla" w:hAnsi="Sakkal Majalla" w:cs="Sakkal Majalla"/>
+          <w:color w:val="C00000"/>
+          <w:sz w:val="28"/>
+          <w:szCs w:val="28"/>
+        </w:rPr>
+        <w:t>query</w:t>
+      </w:r>
+      <w:r>
+        <w:rPr>
+          <w:rFonts w:ascii="Sakkal Majalla" w:hAnsi="Sakkal Majalla" w:cs="Sakkal Majalla"/>
+          <w:sz w:val="28"/>
+          <w:szCs w:val="28"/>
+        </w:rPr>
+        <w:t xml:space="preserve">. The </w:t>
+      </w:r>
+      <w:r>
+        <w:rPr>
+          <w:rFonts w:ascii="Sakkal Majalla" w:hAnsi="Sakkal Majalla" w:cs="Sakkal Majalla"/>
+          <w:color w:val="C00000"/>
+          <w:sz w:val="28"/>
+          <w:szCs w:val="28"/>
+        </w:rPr>
+        <w:t xml:space="preserve">resolver can fetch data from </w:t>
+      </w:r>
+      <w:r>
+        <w:rPr>
+          <w:rFonts w:ascii="Sakkal Majalla" w:hAnsi="Sakkal Majalla" w:cs="Sakkal Majalla"/>
+          <w:sz w:val="28"/>
+          <w:szCs w:val="28"/>
+        </w:rPr>
+        <w:t xml:space="preserve">a </w:t>
+      </w:r>
+      <w:r>
+        <w:rPr>
+          <w:rFonts w:ascii="Sakkal Majalla" w:hAnsi="Sakkal Majalla" w:cs="Sakkal Majalla"/>
+          <w:color w:val="C00000"/>
+          <w:sz w:val="28"/>
+          <w:szCs w:val="28"/>
+        </w:rPr>
+        <w:t>database</w:t>
+      </w:r>
+      <w:r>
+        <w:rPr>
+          <w:rFonts w:ascii="Sakkal Majalla" w:hAnsi="Sakkal Majalla" w:cs="Sakkal Majalla"/>
+          <w:sz w:val="28"/>
+          <w:szCs w:val="28"/>
+        </w:rPr>
+        <w:t xml:space="preserve">, a </w:t>
+      </w:r>
+      <w:r>
+        <w:rPr>
+          <w:rFonts w:ascii="Sakkal Majalla" w:hAnsi="Sakkal Majalla" w:cs="Sakkal Majalla"/>
+          <w:color w:val="C00000"/>
+          <w:sz w:val="28"/>
+          <w:szCs w:val="28"/>
+        </w:rPr>
+        <w:t>web API</w:t>
+      </w:r>
+      <w:r>
+        <w:rPr>
+          <w:rFonts w:ascii="Sakkal Majalla" w:hAnsi="Sakkal Majalla" w:cs="Sakkal Majalla"/>
+          <w:sz w:val="28"/>
+          <w:szCs w:val="28"/>
+        </w:rPr>
+        <w:t xml:space="preserve">, or </w:t>
+      </w:r>
+      <w:r>
+        <w:rPr>
+          <w:rFonts w:ascii="Sakkal Majalla" w:hAnsi="Sakkal Majalla" w:cs="Sakkal Majalla"/>
+          <w:color w:val="C00000"/>
+          <w:sz w:val="28"/>
+          <w:szCs w:val="28"/>
+        </w:rPr>
+        <w:t>any other data source</w:t>
+      </w:r>
+      <w:r>
+        <w:rPr>
+          <w:rFonts w:ascii="Sakkal Majalla" w:hAnsi="Sakkal Majalla" w:cs="Sakkal Majalla"/>
+          <w:sz w:val="28"/>
+          <w:szCs w:val="28"/>
+        </w:rPr>
+        <w:t xml:space="preserve">. It will </w:t>
+      </w:r>
+      <w:r>
+        <w:rPr>
+          <w:rFonts w:ascii="Sakkal Majalla" w:hAnsi="Sakkal Majalla" w:cs="Sakkal Majalla"/>
+          <w:color w:val="C00000"/>
+          <w:sz w:val="28"/>
+          <w:szCs w:val="28"/>
+        </w:rPr>
+        <w:t>drill down the graph to retrieve the data for the field</w:t>
+      </w:r>
+      <w:r>
+        <w:rPr>
+          <w:rFonts w:ascii="Sakkal Majalla" w:hAnsi="Sakkal Majalla" w:cs="Sakkal Majalla"/>
+          <w:sz w:val="28"/>
+          <w:szCs w:val="28"/>
+        </w:rPr>
+        <w:t xml:space="preserve">. For example, when the department field is requested in the </w:t>
+      </w:r>
+      <w:proofErr w:type="gramStart"/>
+      <w:r>
+        <w:rPr>
+          <w:rFonts w:ascii="Sakkal Majalla" w:hAnsi="Sakkal Majalla" w:cs="Sakkal Majalla"/>
+          <w:sz w:val="28"/>
+          <w:szCs w:val="28"/>
+        </w:rPr>
+        <w:t>teachers</w:t>
+      </w:r>
+      <w:proofErr w:type="gramEnd"/>
+      <w:r>
+        <w:rPr>
+          <w:rFonts w:ascii="Sakkal Majalla" w:hAnsi="Sakkal Majalla" w:cs="Sakkal Majalla"/>
+          <w:sz w:val="28"/>
+          <w:szCs w:val="28"/>
+        </w:rPr>
+        <w:t xml:space="preserve"> query, the resolver will retrieve the Department object from the database. But when the query does not specify the department field, the resolver will not be executed. </w:t>
+      </w:r>
+      <w:r>
+        <w:rPr>
+          <w:rFonts w:ascii="Sakkal Majalla" w:hAnsi="Sakkal Majalla" w:cs="Sakkal Majalla"/>
+          <w:color w:val="C00000"/>
+          <w:sz w:val="28"/>
+          <w:szCs w:val="28"/>
+        </w:rPr>
+        <w:t>This can avoid unnecessary database queries</w:t>
+      </w:r>
+      <w:r>
+        <w:rPr>
+          <w:rFonts w:ascii="Sakkal Majalla" w:hAnsi="Sakkal Majalla" w:cs="Sakkal Majalla"/>
+          <w:sz w:val="28"/>
+          <w:szCs w:val="28"/>
+        </w:rPr>
+        <w:t>.</w:t>
+      </w:r>
+    </w:p>
+    <w:p>
+      <w:pPr>
+        <w:ind w:left="720" w:firstLine="720"/>
+        <w:rPr>
+          <w:rFonts w:ascii="Sakkal Majalla" w:hAnsi="Sakkal Majalla" w:cs="Sakkal Majalla"/>
+          <w:sz w:val="28"/>
+          <w:szCs w:val="28"/>
+        </w:rPr>
+      </w:pPr>
+      <w:r>
+        <w:rPr>
+          <w:rFonts w:ascii="Sakkal Majalla" w:hAnsi="Sakkal Majalla" w:cs="Sakkal Majalla"/>
+          <w:sz w:val="28"/>
+          <w:szCs w:val="28"/>
+        </w:rPr>
+        <w:t>***********************************************************</w:t>
+      </w:r>
+    </w:p>
+    <w:p>
+      <w:pPr>
+        <w:rPr>
+          <w:rFonts w:ascii="Sakkal Majalla" w:hAnsi="Sakkal Majalla" w:cs="Sakkal Majalla"/>
+          <w:b/>
+          <w:bCs/>
+          <w:color w:val="C00000"/>
+          <w:sz w:val="28"/>
+          <w:szCs w:val="28"/>
+        </w:rPr>
+      </w:pPr>
+    </w:p>
+    <w:p>
+      <w:pPr>
+        <w:rPr>
+          <w:rFonts w:ascii="Sakkal Majalla" w:hAnsi="Sakkal Majalla" w:cs="Sakkal Majalla"/>
+          <w:b/>
+          <w:bCs/>
+          <w:color w:val="C00000"/>
+          <w:sz w:val="28"/>
+          <w:szCs w:val="28"/>
+        </w:rPr>
+      </w:pPr>
+    </w:p>
+    <w:p>
+      <w:pPr>
+        <w:rPr>
+          <w:rFonts w:ascii="Sakkal Majalla" w:hAnsi="Sakkal Majalla" w:cs="Sakkal Majalla"/>
+          <w:b/>
+          <w:bCs/>
+          <w:color w:val="C00000"/>
+          <w:sz w:val="28"/>
+          <w:szCs w:val="28"/>
+        </w:rPr>
+      </w:pPr>
+    </w:p>
+    <w:p>
+      <w:pPr>
+        <w:rPr>
+          <w:rFonts w:ascii="Sakkal Majalla" w:hAnsi="Sakkal Majalla" w:cs="Sakkal Majalla"/>
+          <w:b/>
+          <w:bCs/>
+          <w:color w:val="C00000"/>
+          <w:sz w:val="28"/>
+          <w:szCs w:val="28"/>
+        </w:rPr>
+      </w:pPr>
+    </w:p>
+    <w:p>
+      <w:pPr>
+        <w:rPr>
+          <w:rFonts w:ascii="Sakkal Majalla" w:hAnsi="Sakkal Majalla" w:cs="Sakkal Majalla"/>
+          <w:b/>
+          <w:bCs/>
+          <w:color w:val="C00000"/>
+          <w:sz w:val="28"/>
+          <w:szCs w:val="28"/>
+        </w:rPr>
+      </w:pPr>
+    </w:p>
+    <w:p>
+      <w:pPr>
+        <w:rPr>
+          <w:rFonts w:ascii="Sakkal Majalla" w:hAnsi="Sakkal Majalla" w:cs="Sakkal Majalla"/>
+          <w:sz w:val="28"/>
+          <w:szCs w:val="28"/>
+        </w:rPr>
+      </w:pPr>
+      <w:r>
+        <w:rPr>
+          <w:rFonts w:ascii="Sakkal Majalla" w:hAnsi="Sakkal Majalla" w:cs="Sakkal Majalla"/>
+          <w:b/>
+          <w:bCs/>
+          <w:color w:val="C00000"/>
+          <w:sz w:val="28"/>
+          <w:szCs w:val="28"/>
+        </w:rPr>
+        <w:lastRenderedPageBreak/>
+        <w:t>HotChocolate</w:t>
+      </w:r>
+      <w:r>
+        <w:rPr>
+          <w:rFonts w:ascii="Sakkal Majalla" w:hAnsi="Sakkal Majalla" w:cs="Sakkal Majalla"/>
+          <w:color w:val="C00000"/>
+          <w:sz w:val="28"/>
+          <w:szCs w:val="28"/>
+        </w:rPr>
+        <w:t xml:space="preserve"> </w:t>
+      </w:r>
+      <w:r>
+        <w:rPr>
+          <w:rFonts w:ascii="Sakkal Majalla" w:hAnsi="Sakkal Majalla" w:cs="Sakkal Majalla"/>
+          <w:sz w:val="28"/>
+          <w:szCs w:val="28"/>
+        </w:rPr>
+        <w:t xml:space="preserve">supports three ways to define schemas: </w:t>
+      </w:r>
+    </w:p>
+    <w:p>
+      <w:pPr>
+        <w:rPr>
+          <w:rFonts w:ascii="Sakkal Majalla" w:hAnsi="Sakkal Majalla" w:cs="Sakkal Majalla"/>
+          <w:sz w:val="28"/>
+          <w:szCs w:val="28"/>
+        </w:rPr>
+      </w:pPr>
+      <w:r>
+        <w:rPr>
+          <w:rFonts w:ascii="Sakkal Majalla" w:hAnsi="Sakkal Majalla" w:cs="Sakkal Majalla"/>
+          <w:sz w:val="28"/>
+          <w:szCs w:val="28"/>
+        </w:rPr>
+        <w:t xml:space="preserve">• </w:t>
+      </w:r>
+      <w:r>
+        <w:rPr>
+          <w:rFonts w:ascii="Sakkal Majalla" w:hAnsi="Sakkal Majalla" w:cs="Sakkal Majalla"/>
+          <w:b/>
+          <w:bCs/>
+          <w:color w:val="C00000"/>
+          <w:sz w:val="28"/>
+          <w:szCs w:val="28"/>
+        </w:rPr>
+        <w:t>Annotation-based</w:t>
+      </w:r>
+      <w:r>
+        <w:rPr>
+          <w:rFonts w:ascii="Sakkal Majalla" w:hAnsi="Sakkal Majalla" w:cs="Sakkal Majalla"/>
+          <w:sz w:val="28"/>
+          <w:szCs w:val="28"/>
+        </w:rPr>
+        <w:t xml:space="preserve">: The first way is to use the annotation-based approach, which is what we have been using so far. </w:t>
+      </w:r>
+      <w:r>
+        <w:rPr>
+          <w:rFonts w:ascii="Sakkal Majalla" w:hAnsi="Sakkal Majalla" w:cs="Sakkal Majalla"/>
+          <w:b/>
+          <w:bCs/>
+          <w:color w:val="C00000"/>
+          <w:sz w:val="28"/>
+          <w:szCs w:val="28"/>
+        </w:rPr>
+        <w:t>HotChocolate</w:t>
+      </w:r>
+      <w:r>
+        <w:rPr>
+          <w:rFonts w:ascii="Sakkal Majalla" w:hAnsi="Sakkal Majalla" w:cs="Sakkal Majalla"/>
+          <w:color w:val="C00000"/>
+          <w:sz w:val="28"/>
+          <w:szCs w:val="28"/>
+        </w:rPr>
+        <w:t xml:space="preserve"> </w:t>
+      </w:r>
+      <w:r>
+        <w:rPr>
+          <w:rFonts w:ascii="Sakkal Majalla" w:hAnsi="Sakkal Majalla" w:cs="Sakkal Majalla"/>
+          <w:sz w:val="28"/>
+          <w:szCs w:val="28"/>
+        </w:rPr>
+        <w:t xml:space="preserve">automatically converts public properties and methods to a resolver that retrieves data from the data source following conventions. If a method has a </w:t>
+      </w:r>
+      <w:r>
+        <w:rPr>
+          <w:rFonts w:ascii="Sakkal Majalla" w:hAnsi="Sakkal Majalla" w:cs="Sakkal Majalla"/>
+          <w:b/>
+          <w:bCs/>
+          <w:color w:val="C00000"/>
+          <w:sz w:val="28"/>
+          <w:szCs w:val="28"/>
+        </w:rPr>
+        <w:t>Get</w:t>
+      </w:r>
+      <w:r>
+        <w:rPr>
+          <w:rFonts w:ascii="Sakkal Majalla" w:hAnsi="Sakkal Majalla" w:cs="Sakkal Majalla"/>
+          <w:color w:val="C00000"/>
+          <w:sz w:val="28"/>
+          <w:szCs w:val="28"/>
+        </w:rPr>
+        <w:t xml:space="preserve"> </w:t>
+      </w:r>
+      <w:r>
+        <w:rPr>
+          <w:rFonts w:ascii="Sakkal Majalla" w:hAnsi="Sakkal Majalla" w:cs="Sakkal Majalla"/>
+          <w:b/>
+          <w:bCs/>
+          <w:color w:val="C00000"/>
+          <w:sz w:val="28"/>
+          <w:szCs w:val="28"/>
+        </w:rPr>
+        <w:t>prefix</w:t>
+      </w:r>
+      <w:r>
+        <w:rPr>
+          <w:rFonts w:ascii="Sakkal Majalla" w:hAnsi="Sakkal Majalla" w:cs="Sakkal Majalla"/>
+          <w:color w:val="C00000"/>
+          <w:sz w:val="28"/>
+          <w:szCs w:val="28"/>
+        </w:rPr>
+        <w:t xml:space="preserve"> </w:t>
+      </w:r>
+      <w:r>
+        <w:rPr>
+          <w:rFonts w:ascii="Sakkal Majalla" w:hAnsi="Sakkal Majalla" w:cs="Sakkal Majalla"/>
+          <w:sz w:val="28"/>
+          <w:szCs w:val="28"/>
+        </w:rPr>
+        <w:t xml:space="preserve">or </w:t>
+      </w:r>
+      <w:r>
+        <w:rPr>
+          <w:rFonts w:ascii="Sakkal Majalla" w:hAnsi="Sakkal Majalla" w:cs="Sakkal Majalla"/>
+          <w:b/>
+          <w:bCs/>
+          <w:color w:val="C00000"/>
+          <w:sz w:val="28"/>
+          <w:szCs w:val="28"/>
+        </w:rPr>
+        <w:t>an</w:t>
+      </w:r>
+      <w:r>
+        <w:rPr>
+          <w:rFonts w:ascii="Sakkal Majalla" w:hAnsi="Sakkal Majalla" w:cs="Sakkal Majalla"/>
+          <w:color w:val="C00000"/>
+          <w:sz w:val="28"/>
+          <w:szCs w:val="28"/>
+        </w:rPr>
+        <w:t xml:space="preserve"> </w:t>
+      </w:r>
+      <w:r>
+        <w:rPr>
+          <w:rFonts w:ascii="Sakkal Majalla" w:hAnsi="Sakkal Majalla" w:cs="Sakkal Majalla"/>
+          <w:b/>
+          <w:bCs/>
+          <w:color w:val="C00000"/>
+          <w:sz w:val="28"/>
+          <w:szCs w:val="28"/>
+        </w:rPr>
+        <w:t>Async</w:t>
+      </w:r>
+      <w:r>
+        <w:rPr>
+          <w:rFonts w:ascii="Sakkal Majalla" w:hAnsi="Sakkal Majalla" w:cs="Sakkal Majalla"/>
+          <w:color w:val="C00000"/>
+          <w:sz w:val="28"/>
+          <w:szCs w:val="28"/>
+        </w:rPr>
+        <w:t xml:space="preserve"> </w:t>
+      </w:r>
+      <w:r>
+        <w:rPr>
+          <w:rFonts w:ascii="Sakkal Majalla" w:hAnsi="Sakkal Majalla" w:cs="Sakkal Majalla"/>
+          <w:b/>
+          <w:bCs/>
+          <w:color w:val="C00000"/>
+          <w:sz w:val="28"/>
+          <w:szCs w:val="28"/>
+        </w:rPr>
+        <w:t>suffix</w:t>
+      </w:r>
+      <w:r>
+        <w:rPr>
+          <w:rFonts w:ascii="Sakkal Majalla" w:hAnsi="Sakkal Majalla" w:cs="Sakkal Majalla"/>
+          <w:sz w:val="28"/>
+          <w:szCs w:val="28"/>
+        </w:rPr>
+        <w:t xml:space="preserve">, these prefixes or suffixes will be removed from the name. </w:t>
+      </w:r>
+    </w:p>
+    <w:p>
+      <w:pPr>
+        <w:rPr>
+          <w:rFonts w:ascii="Sakkal Majalla" w:hAnsi="Sakkal Majalla" w:cs="Sakkal Majalla"/>
+          <w:sz w:val="28"/>
+          <w:szCs w:val="28"/>
+        </w:rPr>
+      </w:pPr>
+      <w:r>
+        <w:rPr>
+          <w:rFonts w:ascii="Sakkal Majalla" w:hAnsi="Sakkal Majalla" w:cs="Sakkal Majalla"/>
+          <w:sz w:val="28"/>
+          <w:szCs w:val="28"/>
+        </w:rPr>
+        <w:t xml:space="preserve">• </w:t>
+      </w:r>
+      <w:r>
+        <w:rPr>
+          <w:rFonts w:ascii="Sakkal Majalla" w:hAnsi="Sakkal Majalla" w:cs="Sakkal Majalla"/>
+          <w:b/>
+          <w:bCs/>
+          <w:color w:val="C00000"/>
+          <w:sz w:val="28"/>
+          <w:szCs w:val="28"/>
+        </w:rPr>
+        <w:t>Code-first</w:t>
+      </w:r>
+      <w:r>
+        <w:rPr>
+          <w:rFonts w:ascii="Sakkal Majalla" w:hAnsi="Sakkal Majalla" w:cs="Sakkal Majalla"/>
+          <w:sz w:val="28"/>
+          <w:szCs w:val="28"/>
+        </w:rPr>
+        <w:t xml:space="preserve">: This approach allows you to define the schema </w:t>
+      </w:r>
+      <w:r>
+        <w:rPr>
+          <w:rFonts w:ascii="Sakkal Majalla" w:hAnsi="Sakkal Majalla" w:cs="Sakkal Majalla"/>
+          <w:b/>
+          <w:bCs/>
+          <w:color w:val="C00000"/>
+          <w:sz w:val="28"/>
+          <w:szCs w:val="28"/>
+        </w:rPr>
+        <w:t>using explicit types and resolvers</w:t>
+      </w:r>
+      <w:r>
+        <w:rPr>
+          <w:rFonts w:ascii="Sakkal Majalla" w:hAnsi="Sakkal Majalla" w:cs="Sakkal Majalla"/>
+          <w:sz w:val="28"/>
+          <w:szCs w:val="28"/>
+        </w:rPr>
+        <w:t>. It uses the Fluent API to define the details of the schema. This approach is more flexible when you need to customize the schema.</w:t>
+      </w:r>
+    </w:p>
+    <w:p>
+      <w:pPr>
+        <w:rPr>
+          <w:rFonts w:ascii="Sakkal Majalla" w:hAnsi="Sakkal Majalla" w:cs="Sakkal Majalla"/>
+          <w:sz w:val="28"/>
+          <w:szCs w:val="28"/>
+        </w:rPr>
+      </w:pPr>
+      <w:r>
+        <w:rPr>
+          <w:rFonts w:ascii="Sakkal Majalla" w:hAnsi="Sakkal Majalla" w:cs="Sakkal Majalla"/>
+          <w:sz w:val="28"/>
+          <w:szCs w:val="28"/>
+        </w:rPr>
+        <w:t xml:space="preserve">• </w:t>
+      </w:r>
+      <w:r>
+        <w:rPr>
+          <w:rFonts w:ascii="Sakkal Majalla" w:hAnsi="Sakkal Majalla" w:cs="Sakkal Majalla"/>
+          <w:b/>
+          <w:bCs/>
+          <w:color w:val="C00000"/>
+          <w:sz w:val="28"/>
+          <w:szCs w:val="28"/>
+        </w:rPr>
+        <w:t>Schema-first</w:t>
+      </w:r>
+      <w:r>
+        <w:rPr>
+          <w:rFonts w:ascii="Sakkal Majalla" w:hAnsi="Sakkal Majalla" w:cs="Sakkal Majalla"/>
+          <w:sz w:val="28"/>
+          <w:szCs w:val="28"/>
+        </w:rPr>
+        <w:t xml:space="preserve">: This approach </w:t>
+      </w:r>
+      <w:r>
+        <w:rPr>
+          <w:rFonts w:ascii="Sakkal Majalla" w:hAnsi="Sakkal Majalla" w:cs="Sakkal Majalla"/>
+          <w:b/>
+          <w:bCs/>
+          <w:color w:val="C00000"/>
+          <w:sz w:val="28"/>
+          <w:szCs w:val="28"/>
+        </w:rPr>
+        <w:t>allows you to define the schema</w:t>
+      </w:r>
+      <w:r>
+        <w:rPr>
+          <w:rFonts w:ascii="Sakkal Majalla" w:hAnsi="Sakkal Majalla" w:cs="Sakkal Majalla"/>
+          <w:color w:val="C00000"/>
+          <w:sz w:val="28"/>
+          <w:szCs w:val="28"/>
+        </w:rPr>
+        <w:t xml:space="preserve"> </w:t>
+      </w:r>
+      <w:r>
+        <w:rPr>
+          <w:rFonts w:ascii="Sakkal Majalla" w:hAnsi="Sakkal Majalla" w:cs="Sakkal Majalla"/>
+          <w:sz w:val="28"/>
+          <w:szCs w:val="28"/>
+        </w:rPr>
+        <w:t>using the GraphQL schema definition language.</w:t>
       </w:r>
     </w:p>
     <w:p>
